--- a/documentacion/documentacion.docx
+++ b/documentacion/documentacion.docx
@@ -121,7 +121,70 @@
           <w:lang w:val="es-MX"/>
         </w:rPr>
       </w:pPr>
-    </w:p>
+      <w:proofErr w:type="spellStart"/>
+      <w:r>
+        <w:t>php</w:t>
+      </w:r>
+      <w:proofErr w:type="spellEnd"/>
+      <w:r>
+        <w:t xml:space="preserve"> </w:t>
+      </w:r>
+      <w:proofErr w:type="spellStart"/>
+      <w:r>
+        <w:t>artisan</w:t>
+      </w:r>
+      <w:proofErr w:type="spellEnd"/>
+      <w:r>
+        <w:t xml:space="preserve"> </w:t>
+      </w:r>
+      <w:proofErr w:type="spellStart"/>
+      <w:r>
+        <w:t>migrate</w:t>
+      </w:r>
+      <w:proofErr w:type="spellEnd"/>
+      <w:r>
+        <w:t xml:space="preserve"> --</w:t>
+      </w:r>
+      <w:proofErr w:type="spellStart"/>
+      <w:r>
+        <w:t>path</w:t>
+      </w:r>
+      <w:proofErr w:type="spellEnd"/>
+      <w:r>
+        <w:t>=</w:t>
+      </w:r>
+      <w:proofErr w:type="spellStart"/>
+      <w:r>
+        <w:t>database</w:t>
+      </w:r>
+      <w:proofErr w:type="spellEnd"/>
+      <w:r>
+        <w:t>/</w:t>
+      </w:r>
+      <w:proofErr w:type="spellStart"/>
+      <w:r>
+        <w:t>migrations</w:t>
+      </w:r>
+      <w:proofErr w:type="spellEnd"/>
+      <w:r>
+        <w:t>/</w:t>
+      </w:r>
+      <w:proofErr w:type="spellStart"/>
+      <w:r>
+        <w:t>ProtejoMiMente</w:t>
+      </w:r>
+      <w:proofErr w:type="spellEnd"/>
+      <w:r>
+        <w:t>/</w:t>
+      </w:r>
+      <w:r>
+        <w:rPr>
+          <w:lang w:val="es-MX"/>
+        </w:rPr>
+        <w:t>2026_03_15_080658_create_torneos_table.php</w:t>
+      </w:r>
+    </w:p>
+    <w:p/>
     <w:p>
       <w:proofErr w:type="spellStart"/>
       <w:r>
@@ -725,6 +788,7 @@
     <w:p>
       <w:proofErr w:type="spellStart"/>
       <w:r>
+        <w:lastRenderedPageBreak/>
         <w:t>php</w:t>
       </w:r>
       <w:proofErr w:type="spellEnd"/>
@@ -779,7 +843,6 @@
           <w:b/>
           <w:bCs/>
         </w:rPr>
-        <w:lastRenderedPageBreak/>
         <w:t>Solicitud</w:t>
       </w:r>
     </w:p>
@@ -1290,616 +1353,615 @@
     <w:p>
       <w:proofErr w:type="spellStart"/>
       <w:r>
+        <w:t>php</w:t>
+      </w:r>
+      <w:proofErr w:type="spellEnd"/>
+      <w:r>
+        <w:t xml:space="preserve"> </w:t>
+      </w:r>
+      <w:proofErr w:type="spellStart"/>
+      <w:r>
+        <w:t>artisan</w:t>
+      </w:r>
+      <w:proofErr w:type="spellEnd"/>
+      <w:r>
+        <w:t xml:space="preserve"> </w:t>
+      </w:r>
+      <w:proofErr w:type="spellStart"/>
+      <w:proofErr w:type="gramStart"/>
+      <w:r>
+        <w:t>make:model</w:t>
+      </w:r>
+      <w:proofErr w:type="spellEnd"/>
+      <w:proofErr w:type="gramEnd"/>
+      <w:r>
+        <w:t xml:space="preserve"> </w:t>
+      </w:r>
+      <w:proofErr w:type="spellStart"/>
+      <w:r>
+        <w:t>DesarrolloSocial</w:t>
+      </w:r>
+      <w:proofErr w:type="spellEnd"/>
+      <w:r>
+        <w:t>/</w:t>
+      </w:r>
+      <w:proofErr w:type="spellStart"/>
+      <w:r>
+        <w:t>EstadoConstancia</w:t>
+      </w:r>
+      <w:proofErr w:type="spellEnd"/>
+      <w:r>
+        <w:t xml:space="preserve"> -m</w:t>
+      </w:r>
+    </w:p>
+    <w:p/>
+    <w:p/>
+    <w:p>
+      <w:proofErr w:type="spellStart"/>
+      <w:r>
+        <w:t>php</w:t>
+      </w:r>
+      <w:proofErr w:type="spellEnd"/>
+      <w:r>
+        <w:t xml:space="preserve"> </w:t>
+      </w:r>
+      <w:proofErr w:type="spellStart"/>
+      <w:r>
+        <w:t>artisan</w:t>
+      </w:r>
+      <w:proofErr w:type="spellEnd"/>
+      <w:r>
+        <w:t xml:space="preserve"> </w:t>
+      </w:r>
+      <w:proofErr w:type="spellStart"/>
+      <w:r>
+        <w:t>migrate</w:t>
+      </w:r>
+      <w:proofErr w:type="spellEnd"/>
+      <w:r>
+        <w:t xml:space="preserve"> --</w:t>
+      </w:r>
+      <w:proofErr w:type="spellStart"/>
+      <w:r>
+        <w:t>path</w:t>
+      </w:r>
+      <w:proofErr w:type="spellEnd"/>
+      <w:r>
+        <w:t>=</w:t>
+      </w:r>
+      <w:proofErr w:type="spellStart"/>
+      <w:r>
+        <w:t>database</w:t>
+      </w:r>
+      <w:proofErr w:type="spellEnd"/>
+      <w:r>
+        <w:t>/</w:t>
+      </w:r>
+      <w:proofErr w:type="spellStart"/>
+      <w:r>
+        <w:t>migrations</w:t>
+      </w:r>
+      <w:proofErr w:type="spellEnd"/>
+      <w:r>
+        <w:t>/</w:t>
+      </w:r>
+      <w:proofErr w:type="spellStart"/>
+      <w:r>
+        <w:t>DesarrolloSocial</w:t>
+      </w:r>
+      <w:proofErr w:type="spellEnd"/>
+    </w:p>
+    <w:p/>
+    <w:p/>
+    <w:p>
+      <w:r>
+        <w:t xml:space="preserve"> </w:t>
+      </w:r>
+      <w:proofErr w:type="spellStart"/>
+      <w:r>
+        <w:t>php</w:t>
+      </w:r>
+      <w:proofErr w:type="spellEnd"/>
+      <w:r>
+        <w:t xml:space="preserve"> </w:t>
+      </w:r>
+      <w:proofErr w:type="spellStart"/>
+      <w:r>
+        <w:t>artisan</w:t>
+      </w:r>
+      <w:proofErr w:type="spellEnd"/>
+      <w:r>
+        <w:t xml:space="preserve"> </w:t>
+      </w:r>
+      <w:proofErr w:type="spellStart"/>
+      <w:r>
+        <w:t>migrate</w:t>
+      </w:r>
+      <w:proofErr w:type="spellEnd"/>
+      <w:r>
+        <w:t xml:space="preserve"> </w:t>
+      </w:r>
+      <w:proofErr w:type="gramStart"/>
+      <w:r>
+        <w:t>+  conexión</w:t>
+      </w:r>
+      <w:proofErr w:type="gramEnd"/>
+      <w:r>
+        <w:t xml:space="preserve"> (desarrollo-</w:t>
+      </w:r>
+      <w:proofErr w:type="gramStart"/>
+      <w:r>
+        <w:t>social)  --</w:t>
+      </w:r>
+      <w:proofErr w:type="spellStart"/>
+      <w:proofErr w:type="gramEnd"/>
+      <w:r>
+        <w:t>path</w:t>
+      </w:r>
+      <w:proofErr w:type="spellEnd"/>
+      <w:r>
+        <w:t xml:space="preserve"> </w:t>
+      </w:r>
+      <w:proofErr w:type="spellStart"/>
+      <w:r>
+        <w:t>DesarrolloSocial</w:t>
+      </w:r>
+      <w:proofErr w:type="spellEnd"/>
+    </w:p>
+    <w:p/>
+    <w:p/>
+    <w:p>
+      <w:proofErr w:type="spellStart"/>
+      <w:r>
+        <w:t>php</w:t>
+      </w:r>
+      <w:proofErr w:type="spellEnd"/>
+      <w:r>
+        <w:t xml:space="preserve"> </w:t>
+      </w:r>
+      <w:proofErr w:type="spellStart"/>
+      <w:r>
+        <w:t>artisan</w:t>
+      </w:r>
+      <w:proofErr w:type="spellEnd"/>
+      <w:r>
+        <w:t xml:space="preserve"> </w:t>
+      </w:r>
+      <w:proofErr w:type="spellStart"/>
+      <w:proofErr w:type="gramStart"/>
+      <w:r>
+        <w:t>make:livewire</w:t>
+      </w:r>
+      <w:proofErr w:type="spellEnd"/>
+      <w:proofErr w:type="gramEnd"/>
+      <w:r>
+        <w:t xml:space="preserve"> </w:t>
+      </w:r>
+      <w:proofErr w:type="spellStart"/>
+      <w:r>
+        <w:t>DesarrolloSocial</w:t>
+      </w:r>
+      <w:proofErr w:type="spellEnd"/>
+      <w:r>
+        <w:t>/</w:t>
+      </w:r>
+      <w:proofErr w:type="spellStart"/>
+      <w:r>
+        <w:t>ConstanciaResidencia</w:t>
+      </w:r>
+      <w:proofErr w:type="spellEnd"/>
+      <w:r>
+        <w:t>/Formulario</w:t>
+      </w:r>
+    </w:p>
+    <w:p/>
+    <w:p>
+      <w:pPr>
+        <w:rPr>
+          <w:lang w:val="en-US"/>
+        </w:rPr>
+      </w:pPr>
+      <w:proofErr w:type="spellStart"/>
+      <w:r>
+        <w:rPr>
+          <w:lang w:val="en-US"/>
+        </w:rPr>
+        <w:t>php</w:t>
+      </w:r>
+      <w:proofErr w:type="spellEnd"/>
+      <w:r>
+        <w:rPr>
+          <w:lang w:val="en-US"/>
+        </w:rPr>
+        <w:t xml:space="preserve"> artisan </w:t>
+      </w:r>
+      <w:proofErr w:type="spellStart"/>
+      <w:proofErr w:type="gramStart"/>
+      <w:r>
+        <w:rPr>
+          <w:lang w:val="en-US"/>
+        </w:rPr>
+        <w:t>migrate:fresh</w:t>
+      </w:r>
+      <w:proofErr w:type="spellEnd"/>
+      <w:proofErr w:type="gramEnd"/>
+      <w:r>
+        <w:rPr>
+          <w:lang w:val="en-US"/>
+        </w:rPr>
+        <w:t xml:space="preserve"> --path=database/migrations --path=database/migrations/</w:t>
+      </w:r>
+      <w:proofErr w:type="spellStart"/>
+      <w:r>
+        <w:rPr>
+          <w:lang w:val="en-US"/>
+        </w:rPr>
+        <w:t>DesarrolloSocial</w:t>
+      </w:r>
+      <w:proofErr w:type="spellEnd"/>
+    </w:p>
+    <w:p>
+      <w:pPr>
+        <w:rPr>
+          <w:lang w:val="en-US"/>
+        </w:rPr>
+      </w:pPr>
+      <w:r>
+        <w:rPr>
+          <w:lang w:val="en-US"/>
+        </w:rPr>
+        <w:br/>
+      </w:r>
+    </w:p>
+    <w:p>
+      <w:pPr>
+        <w:rPr>
+          <w:lang w:val="en-US"/>
+        </w:rPr>
+      </w:pPr>
+    </w:p>
+    <w:p>
+      <w:pPr>
+        <w:rPr>
+          <w:lang w:val="en-US"/>
+        </w:rPr>
+      </w:pPr>
+    </w:p>
+    <w:p>
+      <w:pPr>
+        <w:rPr>
+          <w:lang w:val="en-US"/>
+        </w:rPr>
+      </w:pPr>
+    </w:p>
+    <w:p>
+      <w:pPr>
+        <w:rPr>
+          <w:lang w:val="en-US"/>
+        </w:rPr>
+      </w:pPr>
+    </w:p>
+    <w:p>
+      <w:pPr>
+        <w:rPr>
+          <w:lang w:val="en-US"/>
+        </w:rPr>
+      </w:pPr>
+    </w:p>
+    <w:p>
+      <w:pPr>
+        <w:rPr>
+          <w:lang w:val="en-US"/>
+        </w:rPr>
+      </w:pPr>
+    </w:p>
+    <w:p>
+      <w:pPr>
+        <w:rPr>
+          <w:highlight w:val="green"/>
+        </w:rPr>
+      </w:pPr>
+      <w:proofErr w:type="spellStart"/>
+      <w:r>
+        <w:rPr>
+          <w:highlight w:val="green"/>
+        </w:rPr>
+        <w:t>php</w:t>
+      </w:r>
+      <w:proofErr w:type="spellEnd"/>
+      <w:r>
+        <w:rPr>
+          <w:highlight w:val="green"/>
+        </w:rPr>
+        <w:t xml:space="preserve"> </w:t>
+      </w:r>
+      <w:proofErr w:type="spellStart"/>
+      <w:r>
+        <w:rPr>
+          <w:highlight w:val="green"/>
+        </w:rPr>
+        <w:t>artisan</w:t>
+      </w:r>
+      <w:proofErr w:type="spellEnd"/>
+      <w:r>
+        <w:rPr>
+          <w:highlight w:val="green"/>
+        </w:rPr>
+        <w:t xml:space="preserve"> </w:t>
+      </w:r>
+      <w:proofErr w:type="spellStart"/>
+      <w:proofErr w:type="gramStart"/>
+      <w:r>
+        <w:rPr>
+          <w:highlight w:val="green"/>
+        </w:rPr>
+        <w:t>migrate:fresh</w:t>
+      </w:r>
+      <w:proofErr w:type="spellEnd"/>
+      <w:proofErr w:type="gramEnd"/>
+      <w:r>
+        <w:rPr>
+          <w:highlight w:val="green"/>
+        </w:rPr>
+        <w:t xml:space="preserve"> --</w:t>
+      </w:r>
+      <w:proofErr w:type="spellStart"/>
+      <w:r>
+        <w:rPr>
+          <w:highlight w:val="green"/>
+        </w:rPr>
+        <w:t>database</w:t>
+      </w:r>
+      <w:proofErr w:type="spellEnd"/>
+      <w:r>
+        <w:rPr>
+          <w:highlight w:val="green"/>
+        </w:rPr>
+        <w:t>=desarrollo-social</w:t>
+      </w:r>
+    </w:p>
+    <w:p>
+      <w:pPr>
+        <w:rPr>
+          <w:highlight w:val="green"/>
+        </w:rPr>
+      </w:pPr>
+      <w:proofErr w:type="spellStart"/>
+      <w:r>
+        <w:rPr>
+          <w:highlight w:val="green"/>
+        </w:rPr>
+        <w:t>php</w:t>
+      </w:r>
+      <w:proofErr w:type="spellEnd"/>
+      <w:r>
+        <w:rPr>
+          <w:highlight w:val="green"/>
+        </w:rPr>
+        <w:t xml:space="preserve"> </w:t>
+      </w:r>
+      <w:proofErr w:type="spellStart"/>
+      <w:r>
+        <w:rPr>
+          <w:highlight w:val="green"/>
+        </w:rPr>
+        <w:t>artisan</w:t>
+      </w:r>
+      <w:proofErr w:type="spellEnd"/>
+      <w:r>
+        <w:rPr>
+          <w:highlight w:val="green"/>
+        </w:rPr>
+        <w:t xml:space="preserve"> </w:t>
+      </w:r>
+      <w:proofErr w:type="spellStart"/>
+      <w:r>
+        <w:rPr>
+          <w:highlight w:val="green"/>
+        </w:rPr>
+        <w:t>migrate</w:t>
+      </w:r>
+      <w:proofErr w:type="spellEnd"/>
+      <w:r>
+        <w:rPr>
+          <w:highlight w:val="green"/>
+        </w:rPr>
+        <w:t xml:space="preserve"> --</w:t>
+      </w:r>
+      <w:proofErr w:type="spellStart"/>
+      <w:r>
+        <w:rPr>
+          <w:highlight w:val="green"/>
+        </w:rPr>
+        <w:t>database</w:t>
+      </w:r>
+      <w:proofErr w:type="spellEnd"/>
+      <w:r>
+        <w:rPr>
+          <w:highlight w:val="green"/>
+        </w:rPr>
+        <w:t>=desarrollo-social --</w:t>
+      </w:r>
+      <w:proofErr w:type="spellStart"/>
+      <w:r>
+        <w:rPr>
+          <w:highlight w:val="green"/>
+        </w:rPr>
+        <w:t>path</w:t>
+      </w:r>
+      <w:proofErr w:type="spellEnd"/>
+      <w:r>
+        <w:rPr>
+          <w:highlight w:val="green"/>
+        </w:rPr>
+        <w:t>=</w:t>
+      </w:r>
+      <w:proofErr w:type="spellStart"/>
+      <w:r>
+        <w:rPr>
+          <w:highlight w:val="green"/>
+        </w:rPr>
+        <w:t>database</w:t>
+      </w:r>
+      <w:proofErr w:type="spellEnd"/>
+      <w:r>
+        <w:rPr>
+          <w:highlight w:val="green"/>
+        </w:rPr>
+        <w:t>/</w:t>
+      </w:r>
+      <w:proofErr w:type="spellStart"/>
+      <w:r>
+        <w:rPr>
+          <w:highlight w:val="green"/>
+        </w:rPr>
+        <w:t>migrations</w:t>
+      </w:r>
+      <w:proofErr w:type="spellEnd"/>
+      <w:r>
+        <w:rPr>
+          <w:highlight w:val="green"/>
+        </w:rPr>
+        <w:t>/</w:t>
+      </w:r>
+      <w:proofErr w:type="spellStart"/>
+      <w:r>
+        <w:rPr>
+          <w:highlight w:val="green"/>
+        </w:rPr>
+        <w:t>DesarrolloSocial</w:t>
+      </w:r>
+      <w:proofErr w:type="spellEnd"/>
+    </w:p>
+    <w:p>
+      <w:proofErr w:type="spellStart"/>
+      <w:r>
+        <w:rPr>
+          <w:highlight w:val="green"/>
+        </w:rPr>
+        <w:t>php</w:t>
+      </w:r>
+      <w:proofErr w:type="spellEnd"/>
+      <w:r>
+        <w:rPr>
+          <w:highlight w:val="green"/>
+        </w:rPr>
+        <w:t xml:space="preserve"> </w:t>
+      </w:r>
+      <w:proofErr w:type="spellStart"/>
+      <w:r>
+        <w:rPr>
+          <w:highlight w:val="green"/>
+        </w:rPr>
+        <w:t>artisan</w:t>
+      </w:r>
+      <w:proofErr w:type="spellEnd"/>
+      <w:r>
+        <w:rPr>
+          <w:highlight w:val="green"/>
+        </w:rPr>
+        <w:t xml:space="preserve"> </w:t>
+      </w:r>
+      <w:proofErr w:type="spellStart"/>
+      <w:r>
+        <w:rPr>
+          <w:highlight w:val="green"/>
+        </w:rPr>
+        <w:t>db:seed</w:t>
+      </w:r>
+      <w:proofErr w:type="spellEnd"/>
+      <w:r>
+        <w:rPr>
+          <w:highlight w:val="green"/>
+        </w:rPr>
+        <w:t xml:space="preserve"> --</w:t>
+      </w:r>
+      <w:proofErr w:type="spellStart"/>
+      <w:r>
+        <w:rPr>
+          <w:highlight w:val="green"/>
+        </w:rPr>
+        <w:t>database</w:t>
+      </w:r>
+      <w:proofErr w:type="spellEnd"/>
+      <w:r>
+        <w:rPr>
+          <w:highlight w:val="green"/>
+        </w:rPr>
+        <w:t>=</w:t>
+      </w:r>
+      <w:r>
+        <w:t>sistema</w:t>
+      </w:r>
+    </w:p>
+    <w:p>
+      <w:proofErr w:type="spellStart"/>
+      <w:r>
+        <w:rPr>
+          <w:highlight w:val="green"/>
+        </w:rPr>
         <w:lastRenderedPageBreak/>
         <w:t>php</w:t>
       </w:r>
       <w:proofErr w:type="spellEnd"/>
       <w:r>
-        <w:t xml:space="preserve"> </w:t>
-      </w:r>
-      <w:proofErr w:type="spellStart"/>
-      <w:r>
+        <w:rPr>
+          <w:highlight w:val="green"/>
+        </w:rPr>
+        <w:t xml:space="preserve"> </w:t>
+      </w:r>
+      <w:proofErr w:type="spellStart"/>
+      <w:r>
+        <w:rPr>
+          <w:highlight w:val="green"/>
+        </w:rPr>
         <w:t>artisan</w:t>
       </w:r>
       <w:proofErr w:type="spellEnd"/>
       <w:r>
+        <w:rPr>
+          <w:highlight w:val="green"/>
+        </w:rPr>
         <w:t xml:space="preserve"> </w:t>
       </w:r>
       <w:proofErr w:type="spellStart"/>
       <w:proofErr w:type="gramStart"/>
       <w:r>
-        <w:t>make:model</w:t>
+        <w:rPr>
+          <w:highlight w:val="green"/>
+        </w:rPr>
+        <w:t>db:seed</w:t>
       </w:r>
       <w:proofErr w:type="spellEnd"/>
       <w:proofErr w:type="gramEnd"/>
       <w:r>
-        <w:t xml:space="preserve"> </w:t>
-      </w:r>
-      <w:proofErr w:type="spellStart"/>
-      <w:r>
-        <w:t>DesarrolloSocial</w:t>
-      </w:r>
-      <w:proofErr w:type="spellEnd"/>
-      <w:r>
-        <w:t>/</w:t>
-      </w:r>
-      <w:proofErr w:type="spellStart"/>
-      <w:r>
-        <w:t>EstadoConstancia</w:t>
-      </w:r>
-      <w:proofErr w:type="spellEnd"/>
-      <w:r>
-        <w:t xml:space="preserve"> -m</w:t>
+        <w:rPr>
+          <w:highlight w:val="green"/>
+        </w:rPr>
+        <w:t xml:space="preserve"> --</w:t>
+      </w:r>
+      <w:proofErr w:type="spellStart"/>
+      <w:r>
+        <w:rPr>
+          <w:highlight w:val="green"/>
+        </w:rPr>
+        <w:t>database</w:t>
+      </w:r>
+      <w:proofErr w:type="spellEnd"/>
+      <w:r>
+        <w:rPr>
+          <w:highlight w:val="green"/>
+        </w:rPr>
+        <w:t>=</w:t>
+      </w:r>
+      <w:r>
+        <w:t>unidad-convivencia-social</w:t>
       </w:r>
     </w:p>
     <w:p/>
-    <w:p/>
-    <w:p>
-      <w:proofErr w:type="spellStart"/>
-      <w:r>
-        <w:t>php</w:t>
-      </w:r>
-      <w:proofErr w:type="spellEnd"/>
-      <w:r>
-        <w:t xml:space="preserve"> </w:t>
-      </w:r>
-      <w:proofErr w:type="spellStart"/>
-      <w:r>
-        <w:t>artisan</w:t>
-      </w:r>
-      <w:proofErr w:type="spellEnd"/>
-      <w:r>
-        <w:t xml:space="preserve"> </w:t>
-      </w:r>
-      <w:proofErr w:type="spellStart"/>
-      <w:r>
-        <w:t>migrate</w:t>
-      </w:r>
-      <w:proofErr w:type="spellEnd"/>
-      <w:r>
-        <w:t xml:space="preserve"> --</w:t>
-      </w:r>
-      <w:proofErr w:type="spellStart"/>
-      <w:r>
-        <w:t>path</w:t>
-      </w:r>
-      <w:proofErr w:type="spellEnd"/>
-      <w:r>
-        <w:t>=</w:t>
-      </w:r>
-      <w:proofErr w:type="spellStart"/>
-      <w:r>
-        <w:t>database</w:t>
-      </w:r>
-      <w:proofErr w:type="spellEnd"/>
-      <w:r>
-        <w:t>/</w:t>
-      </w:r>
-      <w:proofErr w:type="spellStart"/>
-      <w:r>
-        <w:t>migrations</w:t>
-      </w:r>
-      <w:proofErr w:type="spellEnd"/>
-      <w:r>
-        <w:t>/</w:t>
-      </w:r>
-      <w:proofErr w:type="spellStart"/>
-      <w:r>
-        <w:t>DesarrolloSocial</w:t>
-      </w:r>
-      <w:proofErr w:type="spellEnd"/>
-    </w:p>
-    <w:p/>
-    <w:p/>
-    <w:p>
-      <w:r>
-        <w:t xml:space="preserve"> </w:t>
-      </w:r>
-      <w:proofErr w:type="spellStart"/>
-      <w:r>
-        <w:t>php</w:t>
-      </w:r>
-      <w:proofErr w:type="spellEnd"/>
-      <w:r>
-        <w:t xml:space="preserve"> </w:t>
-      </w:r>
-      <w:proofErr w:type="spellStart"/>
-      <w:r>
-        <w:t>artisan</w:t>
-      </w:r>
-      <w:proofErr w:type="spellEnd"/>
-      <w:r>
-        <w:t xml:space="preserve"> </w:t>
-      </w:r>
-      <w:proofErr w:type="spellStart"/>
-      <w:r>
-        <w:t>migrate</w:t>
-      </w:r>
-      <w:proofErr w:type="spellEnd"/>
-      <w:r>
-        <w:t xml:space="preserve"> </w:t>
-      </w:r>
-      <w:proofErr w:type="gramStart"/>
-      <w:r>
-        <w:t>+  conexión</w:t>
-      </w:r>
-      <w:proofErr w:type="gramEnd"/>
-      <w:r>
-        <w:t xml:space="preserve"> (desarrollo-</w:t>
-      </w:r>
-      <w:proofErr w:type="gramStart"/>
-      <w:r>
-        <w:t>social)  --</w:t>
-      </w:r>
-      <w:proofErr w:type="spellStart"/>
-      <w:proofErr w:type="gramEnd"/>
-      <w:r>
-        <w:t>path</w:t>
-      </w:r>
-      <w:proofErr w:type="spellEnd"/>
-      <w:r>
-        <w:t xml:space="preserve"> </w:t>
-      </w:r>
-      <w:proofErr w:type="spellStart"/>
-      <w:r>
-        <w:t>DesarrolloSocial</w:t>
-      </w:r>
-      <w:proofErr w:type="spellEnd"/>
-    </w:p>
-    <w:p/>
-    <w:p/>
-    <w:p>
-      <w:proofErr w:type="spellStart"/>
-      <w:r>
-        <w:t>php</w:t>
-      </w:r>
-      <w:proofErr w:type="spellEnd"/>
-      <w:r>
-        <w:t xml:space="preserve"> </w:t>
-      </w:r>
-      <w:proofErr w:type="spellStart"/>
-      <w:r>
-        <w:t>artisan</w:t>
-      </w:r>
-      <w:proofErr w:type="spellEnd"/>
-      <w:r>
-        <w:t xml:space="preserve"> </w:t>
-      </w:r>
-      <w:proofErr w:type="spellStart"/>
-      <w:proofErr w:type="gramStart"/>
-      <w:r>
-        <w:t>make:livewire</w:t>
-      </w:r>
-      <w:proofErr w:type="spellEnd"/>
-      <w:proofErr w:type="gramEnd"/>
-      <w:r>
-        <w:t xml:space="preserve"> </w:t>
-      </w:r>
-      <w:proofErr w:type="spellStart"/>
-      <w:r>
-        <w:t>DesarrolloSocial</w:t>
-      </w:r>
-      <w:proofErr w:type="spellEnd"/>
-      <w:r>
-        <w:t>/</w:t>
-      </w:r>
-      <w:proofErr w:type="spellStart"/>
-      <w:r>
-        <w:t>ConstanciaResidencia</w:t>
-      </w:r>
-      <w:proofErr w:type="spellEnd"/>
-      <w:r>
-        <w:t>/Formulario</w:t>
-      </w:r>
-    </w:p>
-    <w:p/>
-    <w:p>
-      <w:pPr>
-        <w:rPr>
-          <w:lang w:val="en-US"/>
-        </w:rPr>
-      </w:pPr>
-      <w:proofErr w:type="spellStart"/>
-      <w:r>
-        <w:rPr>
-          <w:lang w:val="en-US"/>
-        </w:rPr>
-        <w:t>php</w:t>
-      </w:r>
-      <w:proofErr w:type="spellEnd"/>
-      <w:r>
-        <w:rPr>
-          <w:lang w:val="en-US"/>
-        </w:rPr>
-        <w:t xml:space="preserve"> artisan </w:t>
-      </w:r>
-      <w:proofErr w:type="spellStart"/>
-      <w:proofErr w:type="gramStart"/>
-      <w:r>
-        <w:rPr>
-          <w:lang w:val="en-US"/>
-        </w:rPr>
-        <w:t>migrate:fresh</w:t>
-      </w:r>
-      <w:proofErr w:type="spellEnd"/>
-      <w:proofErr w:type="gramEnd"/>
-      <w:r>
-        <w:rPr>
-          <w:lang w:val="en-US"/>
-        </w:rPr>
-        <w:t xml:space="preserve"> --path=database/migrations --path=database/migrations/</w:t>
-      </w:r>
-      <w:proofErr w:type="spellStart"/>
-      <w:r>
-        <w:rPr>
-          <w:lang w:val="en-US"/>
-        </w:rPr>
-        <w:t>DesarrolloSocial</w:t>
-      </w:r>
-      <w:proofErr w:type="spellEnd"/>
-    </w:p>
-    <w:p>
-      <w:pPr>
-        <w:rPr>
-          <w:lang w:val="en-US"/>
-        </w:rPr>
-      </w:pPr>
-      <w:r>
-        <w:rPr>
-          <w:lang w:val="en-US"/>
-        </w:rPr>
-        <w:br/>
-      </w:r>
-    </w:p>
-    <w:p>
-      <w:pPr>
-        <w:rPr>
-          <w:lang w:val="en-US"/>
-        </w:rPr>
-      </w:pPr>
-    </w:p>
-    <w:p>
-      <w:pPr>
-        <w:rPr>
-          <w:lang w:val="en-US"/>
-        </w:rPr>
-      </w:pPr>
-    </w:p>
-    <w:p>
-      <w:pPr>
-        <w:rPr>
-          <w:lang w:val="en-US"/>
-        </w:rPr>
-      </w:pPr>
-    </w:p>
-    <w:p>
-      <w:pPr>
-        <w:rPr>
-          <w:lang w:val="en-US"/>
-        </w:rPr>
-      </w:pPr>
-    </w:p>
-    <w:p>
-      <w:pPr>
-        <w:rPr>
-          <w:lang w:val="en-US"/>
-        </w:rPr>
-      </w:pPr>
-    </w:p>
-    <w:p>
-      <w:pPr>
-        <w:rPr>
-          <w:lang w:val="en-US"/>
-        </w:rPr>
-      </w:pPr>
-    </w:p>
-    <w:p>
-      <w:pPr>
-        <w:rPr>
-          <w:highlight w:val="green"/>
-        </w:rPr>
-      </w:pPr>
-      <w:proofErr w:type="spellStart"/>
-      <w:r>
-        <w:rPr>
-          <w:highlight w:val="green"/>
-        </w:rPr>
-        <w:t>php</w:t>
-      </w:r>
-      <w:proofErr w:type="spellEnd"/>
-      <w:r>
-        <w:rPr>
-          <w:highlight w:val="green"/>
-        </w:rPr>
-        <w:t xml:space="preserve"> </w:t>
-      </w:r>
-      <w:proofErr w:type="spellStart"/>
-      <w:r>
-        <w:rPr>
-          <w:highlight w:val="green"/>
-        </w:rPr>
-        <w:t>artisan</w:t>
-      </w:r>
-      <w:proofErr w:type="spellEnd"/>
-      <w:r>
-        <w:rPr>
-          <w:highlight w:val="green"/>
-        </w:rPr>
-        <w:t xml:space="preserve"> </w:t>
-      </w:r>
-      <w:proofErr w:type="spellStart"/>
-      <w:proofErr w:type="gramStart"/>
-      <w:r>
-        <w:rPr>
-          <w:highlight w:val="green"/>
-        </w:rPr>
-        <w:t>migrate:fresh</w:t>
-      </w:r>
-      <w:proofErr w:type="spellEnd"/>
-      <w:proofErr w:type="gramEnd"/>
-      <w:r>
-        <w:rPr>
-          <w:highlight w:val="green"/>
-        </w:rPr>
-        <w:t xml:space="preserve"> --</w:t>
-      </w:r>
-      <w:proofErr w:type="spellStart"/>
-      <w:r>
-        <w:rPr>
-          <w:highlight w:val="green"/>
-        </w:rPr>
-        <w:t>database</w:t>
-      </w:r>
-      <w:proofErr w:type="spellEnd"/>
-      <w:r>
-        <w:rPr>
-          <w:highlight w:val="green"/>
-        </w:rPr>
-        <w:t>=desarrollo-social</w:t>
-      </w:r>
-    </w:p>
-    <w:p>
-      <w:pPr>
-        <w:rPr>
-          <w:highlight w:val="green"/>
-        </w:rPr>
-      </w:pPr>
-      <w:proofErr w:type="spellStart"/>
-      <w:r>
-        <w:rPr>
-          <w:highlight w:val="green"/>
-        </w:rPr>
-        <w:t>php</w:t>
-      </w:r>
-      <w:proofErr w:type="spellEnd"/>
-      <w:r>
-        <w:rPr>
-          <w:highlight w:val="green"/>
-        </w:rPr>
-        <w:t xml:space="preserve"> </w:t>
-      </w:r>
-      <w:proofErr w:type="spellStart"/>
-      <w:r>
-        <w:rPr>
-          <w:highlight w:val="green"/>
-        </w:rPr>
-        <w:t>artisan</w:t>
-      </w:r>
-      <w:proofErr w:type="spellEnd"/>
-      <w:r>
-        <w:rPr>
-          <w:highlight w:val="green"/>
-        </w:rPr>
-        <w:t xml:space="preserve"> </w:t>
-      </w:r>
-      <w:proofErr w:type="spellStart"/>
-      <w:r>
-        <w:rPr>
-          <w:highlight w:val="green"/>
-        </w:rPr>
-        <w:t>migrate</w:t>
-      </w:r>
-      <w:proofErr w:type="spellEnd"/>
-      <w:r>
-        <w:rPr>
-          <w:highlight w:val="green"/>
-        </w:rPr>
-        <w:t xml:space="preserve"> --</w:t>
-      </w:r>
-      <w:proofErr w:type="spellStart"/>
-      <w:r>
-        <w:rPr>
-          <w:highlight w:val="green"/>
-        </w:rPr>
-        <w:t>database</w:t>
-      </w:r>
-      <w:proofErr w:type="spellEnd"/>
-      <w:r>
-        <w:rPr>
-          <w:highlight w:val="green"/>
-        </w:rPr>
-        <w:t>=desarrollo-social --</w:t>
-      </w:r>
-      <w:proofErr w:type="spellStart"/>
-      <w:r>
-        <w:rPr>
-          <w:highlight w:val="green"/>
-        </w:rPr>
-        <w:t>path</w:t>
-      </w:r>
-      <w:proofErr w:type="spellEnd"/>
-      <w:r>
-        <w:rPr>
-          <w:highlight w:val="green"/>
-        </w:rPr>
-        <w:t>=</w:t>
-      </w:r>
-      <w:proofErr w:type="spellStart"/>
-      <w:r>
-        <w:rPr>
-          <w:highlight w:val="green"/>
-        </w:rPr>
-        <w:t>database</w:t>
-      </w:r>
-      <w:proofErr w:type="spellEnd"/>
-      <w:r>
-        <w:rPr>
-          <w:highlight w:val="green"/>
-        </w:rPr>
-        <w:t>/</w:t>
-      </w:r>
-      <w:proofErr w:type="spellStart"/>
-      <w:r>
-        <w:rPr>
-          <w:highlight w:val="green"/>
-        </w:rPr>
-        <w:t>migrations</w:t>
-      </w:r>
-      <w:proofErr w:type="spellEnd"/>
-      <w:r>
-        <w:rPr>
-          <w:highlight w:val="green"/>
-        </w:rPr>
-        <w:t>/</w:t>
-      </w:r>
-      <w:proofErr w:type="spellStart"/>
-      <w:r>
-        <w:rPr>
-          <w:highlight w:val="green"/>
-        </w:rPr>
-        <w:t>DesarrolloSocial</w:t>
-      </w:r>
-      <w:proofErr w:type="spellEnd"/>
-    </w:p>
-    <w:p>
-      <w:proofErr w:type="spellStart"/>
-      <w:r>
-        <w:rPr>
-          <w:highlight w:val="green"/>
-        </w:rPr>
-        <w:t>php</w:t>
-      </w:r>
-      <w:proofErr w:type="spellEnd"/>
-      <w:r>
-        <w:rPr>
-          <w:highlight w:val="green"/>
-        </w:rPr>
-        <w:t xml:space="preserve"> </w:t>
-      </w:r>
-      <w:proofErr w:type="spellStart"/>
-      <w:r>
-        <w:rPr>
-          <w:highlight w:val="green"/>
-        </w:rPr>
-        <w:t>artisan</w:t>
-      </w:r>
-      <w:proofErr w:type="spellEnd"/>
-      <w:r>
-        <w:rPr>
-          <w:highlight w:val="green"/>
-        </w:rPr>
-        <w:t xml:space="preserve"> </w:t>
-      </w:r>
-      <w:proofErr w:type="spellStart"/>
-      <w:r>
-        <w:rPr>
-          <w:highlight w:val="green"/>
-        </w:rPr>
-        <w:t>db:seed</w:t>
-      </w:r>
-      <w:proofErr w:type="spellEnd"/>
-      <w:r>
-        <w:rPr>
-          <w:highlight w:val="green"/>
-        </w:rPr>
-        <w:t xml:space="preserve"> --</w:t>
-      </w:r>
-      <w:proofErr w:type="spellStart"/>
-      <w:r>
-        <w:rPr>
-          <w:highlight w:val="green"/>
-        </w:rPr>
-        <w:t>database</w:t>
-      </w:r>
-      <w:proofErr w:type="spellEnd"/>
-      <w:r>
-        <w:rPr>
-          <w:highlight w:val="green"/>
-        </w:rPr>
-        <w:t>=</w:t>
-      </w:r>
-      <w:r>
-        <w:t>sistema</w:t>
-      </w:r>
-    </w:p>
-    <w:p>
-      <w:proofErr w:type="spellStart"/>
-      <w:r>
-        <w:rPr>
-          <w:highlight w:val="green"/>
-        </w:rPr>
-        <w:t>php</w:t>
-      </w:r>
-      <w:proofErr w:type="spellEnd"/>
-      <w:r>
-        <w:rPr>
-          <w:highlight w:val="green"/>
-        </w:rPr>
-        <w:t xml:space="preserve"> </w:t>
-      </w:r>
-      <w:proofErr w:type="spellStart"/>
-      <w:r>
-        <w:rPr>
-          <w:highlight w:val="green"/>
-        </w:rPr>
-        <w:t>artisan</w:t>
-      </w:r>
-      <w:proofErr w:type="spellEnd"/>
-      <w:r>
-        <w:rPr>
-          <w:highlight w:val="green"/>
-        </w:rPr>
-        <w:t xml:space="preserve"> </w:t>
-      </w:r>
-      <w:proofErr w:type="spellStart"/>
-      <w:proofErr w:type="gramStart"/>
-      <w:r>
-        <w:rPr>
-          <w:highlight w:val="green"/>
-        </w:rPr>
-        <w:t>db:seed</w:t>
-      </w:r>
-      <w:proofErr w:type="spellEnd"/>
-      <w:proofErr w:type="gramEnd"/>
-      <w:r>
-        <w:rPr>
-          <w:highlight w:val="green"/>
-        </w:rPr>
-        <w:t xml:space="preserve"> --</w:t>
-      </w:r>
-      <w:proofErr w:type="spellStart"/>
-      <w:r>
-        <w:rPr>
-          <w:highlight w:val="green"/>
-        </w:rPr>
-        <w:t>database</w:t>
-      </w:r>
-      <w:proofErr w:type="spellEnd"/>
-      <w:r>
-        <w:rPr>
-          <w:highlight w:val="green"/>
-        </w:rPr>
-        <w:t>=</w:t>
-      </w:r>
-      <w:r>
-        <w:t>unidad-convivencia-social</w:t>
-      </w:r>
-    </w:p>
-    <w:p/>
-    <w:p>
-      <w:proofErr w:type="spellStart"/>
-      <w:r>
-        <w:lastRenderedPageBreak/>
+    <w:p>
+      <w:proofErr w:type="spellStart"/>
+      <w:r>
         <w:t>php</w:t>
       </w:r>
       <w:proofErr w:type="spellEnd"/>
@@ -2070,36 +2132,22 @@
       </w:r>
     </w:p>
     <w:p>
-      <w:pPr>
-        <w:rPr>
-          <w:lang w:val="en-US"/>
-        </w:rPr>
-      </w:pPr>
-      <w:proofErr w:type="spellStart"/>
-      <w:r>
-        <w:rPr>
-          <w:lang w:val="en-US"/>
-        </w:rPr>
+      <w:proofErr w:type="spellStart"/>
+      <w:r>
         <w:t>npm</w:t>
       </w:r>
       <w:proofErr w:type="spellEnd"/>
       <w:r>
-        <w:rPr>
-          <w:lang w:val="en-US"/>
-        </w:rPr>
-        <w:t xml:space="preserve"> run build</w:t>
-      </w:r>
-    </w:p>
-    <w:p>
-      <w:pPr>
-        <w:rPr>
-          <w:lang w:val="en-US"/>
-        </w:rPr>
-      </w:pPr>
-      <w:r>
-        <w:rPr>
-          <w:lang w:val="en-US"/>
-        </w:rPr>
+        <w:t xml:space="preserve"> run </w:t>
+      </w:r>
+      <w:proofErr w:type="spellStart"/>
+      <w:r>
+        <w:t>build</w:t>
+      </w:r>
+      <w:proofErr w:type="spellEnd"/>
+    </w:p>
+    <w:p>
+      <w:r>
         <w:br w:type="page"/>
       </w:r>
     </w:p>
@@ -2925,11 +2973,17 @@
     <w:p>
       <w:pPr>
         <w:rPr>
-          <w:lang w:val="es-MX"/>
-        </w:rPr>
-      </w:pPr>
-      <w:r>
-        <w:t xml:space="preserve">  </w:t>
+          <w:lang w:val="en-US"/>
+        </w:rPr>
+      </w:pPr>
+      <w:r>
+        <w:t></w:t>
+      </w:r>
+      <w:r>
+        <w:rPr>
+          <w:lang w:val="en-US"/>
+        </w:rPr>
+        <w:t xml:space="preserve">  </w:t>
       </w:r>
     </w:p>
     <w:p>
@@ -4295,7 +4349,6 @@
   <w:style w:type="character" w:default="1" w:styleId="Fuentedeprrafopredeter">
     <w:name w:val="Default Paragraph Font"/>
     <w:uiPriority w:val="1"/>
-    <w:semiHidden/>
     <w:unhideWhenUsed/>
   </w:style>
   <w:style w:type="table" w:default="1" w:styleId="Tablanormal">

--- a/documentacion/documentacion.docx
+++ b/documentacion/documentacion.docx
@@ -103,6 +103,72 @@
       </w:r>
       <w:proofErr w:type="spellStart"/>
       <w:r>
+        <w:t>migrati</w:t>
+      </w:r>
+      <w:r>
+        <w:t>d</w:t>
+      </w:r>
+      <w:r>
+        <w:t>ons</w:t>
+      </w:r>
+      <w:proofErr w:type="spellEnd"/>
+      <w:r>
+        <w:t>/</w:t>
+      </w:r>
+      <w:proofErr w:type="spellStart"/>
+      <w:r>
+        <w:t>ProtejoMiMente</w:t>
+      </w:r>
+      <w:proofErr w:type="spellEnd"/>
+    </w:p>
+    <w:p>
+      <w:pPr>
+        <w:rPr>
+          <w:lang w:val="es-MX"/>
+        </w:rPr>
+      </w:pPr>
+      <w:proofErr w:type="spellStart"/>
+      <w:r>
+        <w:t>php</w:t>
+      </w:r>
+      <w:proofErr w:type="spellEnd"/>
+      <w:r>
+        <w:t xml:space="preserve"> </w:t>
+      </w:r>
+      <w:proofErr w:type="spellStart"/>
+      <w:r>
+        <w:t>artisan</w:t>
+      </w:r>
+      <w:proofErr w:type="spellEnd"/>
+      <w:r>
+        <w:t xml:space="preserve"> </w:t>
+      </w:r>
+      <w:proofErr w:type="spellStart"/>
+      <w:r>
+        <w:t>migrate</w:t>
+      </w:r>
+      <w:proofErr w:type="spellEnd"/>
+      <w:r>
+        <w:t xml:space="preserve"> --</w:t>
+      </w:r>
+      <w:proofErr w:type="spellStart"/>
+      <w:r>
+        <w:t>path</w:t>
+      </w:r>
+      <w:proofErr w:type="spellEnd"/>
+      <w:r>
+        <w:t>=</w:t>
+      </w:r>
+      <w:proofErr w:type="spellStart"/>
+      <w:r>
+        <w:t>database</w:t>
+      </w:r>
+      <w:proofErr w:type="spellEnd"/>
+      <w:r>
+        <w:t>/</w:t>
+      </w:r>
+      <w:proofErr w:type="spellStart"/>
+      <w:r>
         <w:t>migrations</w:t>
       </w:r>
       <w:proofErr w:type="spellEnd"/>
@@ -114,13 +180,18 @@
         <w:t>ProtejoMiMente</w:t>
       </w:r>
       <w:proofErr w:type="spellEnd"/>
-    </w:p>
-    <w:p>
-      <w:pPr>
+      <w:r>
+        <w:t>/</w:t>
+      </w:r>
+      <w:r>
         <w:rPr>
           <w:lang w:val="es-MX"/>
         </w:rPr>
-      </w:pPr>
+        <w:t>2026_03_15_080658_create_torneos_table.php</w:t>
+      </w:r>
+    </w:p>
+    <w:p/>
+    <w:p>
       <w:proofErr w:type="spellStart"/>
       <w:r>
         <w:t>php</w:t>
@@ -138,24 +209,18 @@
         <w:t xml:space="preserve"> </w:t>
       </w:r>
       <w:proofErr w:type="spellStart"/>
-      <w:r>
-        <w:t>migrate</w:t>
-      </w:r>
-      <w:proofErr w:type="spellEnd"/>
-      <w:r>
-        <w:t xml:space="preserve"> --</w:t>
-      </w:r>
-      <w:proofErr w:type="spellStart"/>
-      <w:r>
-        <w:t>path</w:t>
-      </w:r>
-      <w:proofErr w:type="spellEnd"/>
-      <w:r>
-        <w:t>=</w:t>
-      </w:r>
-      <w:proofErr w:type="spellStart"/>
-      <w:r>
-        <w:t>database</w:t>
+      <w:proofErr w:type="gramStart"/>
+      <w:r>
+        <w:t>make:model</w:t>
+      </w:r>
+      <w:proofErr w:type="spellEnd"/>
+      <w:proofErr w:type="gramEnd"/>
+      <w:r>
+        <w:t xml:space="preserve"> </w:t>
+      </w:r>
+      <w:proofErr w:type="spellStart"/>
+      <w:r>
+        <w:t>ProtejoMiMente</w:t>
       </w:r>
       <w:proofErr w:type="spellEnd"/>
       <w:r>
@@ -163,66 +228,14 @@
       </w:r>
       <w:proofErr w:type="spellStart"/>
       <w:r>
-        <w:t>migrations</w:t>
-      </w:r>
-      <w:proofErr w:type="spellEnd"/>
-      <w:r>
-        <w:t>/</w:t>
-      </w:r>
-      <w:proofErr w:type="spellStart"/>
-      <w:r>
-        <w:t>ProtejoMiMente</w:t>
-      </w:r>
-      <w:proofErr w:type="spellEnd"/>
-      <w:r>
-        <w:t>/</w:t>
-      </w:r>
-      <w:r>
-        <w:rPr>
-          <w:lang w:val="es-MX"/>
-        </w:rPr>
-        <w:t>2026_03_15_080658_create_torneos_table.php</w:t>
-      </w:r>
-    </w:p>
-    <w:p/>
-    <w:p>
-      <w:proofErr w:type="spellStart"/>
-      <w:r>
-        <w:t>php</w:t>
-      </w:r>
-      <w:proofErr w:type="spellEnd"/>
-      <w:r>
-        <w:t xml:space="preserve"> </w:t>
-      </w:r>
-      <w:proofErr w:type="spellStart"/>
-      <w:r>
-        <w:t>artisan</w:t>
-      </w:r>
-      <w:proofErr w:type="spellEnd"/>
-      <w:r>
-        <w:t xml:space="preserve"> </w:t>
-      </w:r>
-      <w:proofErr w:type="spellStart"/>
-      <w:proofErr w:type="gramStart"/>
-      <w:r>
-        <w:t>make:model</w:t>
-      </w:r>
-      <w:proofErr w:type="spellEnd"/>
-      <w:proofErr w:type="gramEnd"/>
-      <w:r>
-        <w:t xml:space="preserve"> </w:t>
-      </w:r>
-      <w:r>
-        <w:t>Sistema</w:t>
-      </w:r>
-      <w:r>
-        <w:t>/</w:t>
-      </w:r>
-      <w:r>
-        <w:t>Jugadores</w:t>
-      </w:r>
-      <w:r>
-        <w:t xml:space="preserve"> -m</w:t>
+        <w:t>TorneoEventoClasificacion</w:t>
+      </w:r>
+      <w:proofErr w:type="spellEnd"/>
+      <w:r>
+        <w:t xml:space="preserve"> </w:t>
+      </w:r>
+      <w:r>
+        <w:t>-m</w:t>
       </w:r>
     </w:p>
     <w:p>
@@ -2143,6 +2156,14 @@
       <w:proofErr w:type="spellStart"/>
       <w:r>
         <w:t>build</w:t>
+      </w:r>
+      <w:proofErr w:type="spellEnd"/>
+    </w:p>
+    <w:p/>
+    <w:p>
+      <w:proofErr w:type="spellStart"/>
+      <w:r>
+        <w:t>torneos_jugadores</w:t>
       </w:r>
       <w:proofErr w:type="spellEnd"/>
     </w:p>
@@ -3461,220 +3482,3222 @@
         <w:tabs>
           <w:tab w:val="left" w:pos="2628"/>
         </w:tabs>
-        <w:rPr>
-          <w:lang w:val="en-US"/>
-        </w:rPr>
-      </w:pPr>
-    </w:p>
-    <w:p>
-      <w:pPr>
-        <w:tabs>
-          <w:tab w:val="left" w:pos="2628"/>
-        </w:tabs>
-        <w:rPr>
-          <w:lang w:val="en-US"/>
-        </w:rPr>
-      </w:pPr>
-    </w:p>
-    <w:p>
-      <w:pPr>
-        <w:tabs>
-          <w:tab w:val="left" w:pos="2628"/>
-        </w:tabs>
-        <w:rPr>
-          <w:lang w:val="en-US"/>
-        </w:rPr>
-      </w:pPr>
-    </w:p>
-    <w:p>
-      <w:pPr>
-        <w:tabs>
-          <w:tab w:val="left" w:pos="2628"/>
-        </w:tabs>
-        <w:rPr>
-          <w:lang w:val="en-US"/>
-        </w:rPr>
-      </w:pPr>
-    </w:p>
-    <w:p>
-      <w:pPr>
-        <w:tabs>
-          <w:tab w:val="left" w:pos="2628"/>
-        </w:tabs>
-        <w:rPr>
-          <w:lang w:val="en-US"/>
-        </w:rPr>
-      </w:pPr>
-    </w:p>
-    <w:p>
-      <w:pPr>
-        <w:tabs>
-          <w:tab w:val="left" w:pos="2628"/>
-        </w:tabs>
-        <w:rPr>
-          <w:lang w:val="en-US"/>
-        </w:rPr>
-      </w:pPr>
-    </w:p>
-    <w:p>
-      <w:pPr>
-        <w:tabs>
-          <w:tab w:val="left" w:pos="2628"/>
-        </w:tabs>
-        <w:rPr>
-          <w:lang w:val="en-US"/>
-        </w:rPr>
-      </w:pPr>
-    </w:p>
-    <w:p>
-      <w:pPr>
-        <w:tabs>
-          <w:tab w:val="left" w:pos="2628"/>
-        </w:tabs>
-        <w:rPr>
-          <w:lang w:val="en-US"/>
-        </w:rPr>
-      </w:pPr>
-    </w:p>
-    <w:p>
-      <w:pPr>
-        <w:tabs>
-          <w:tab w:val="left" w:pos="2628"/>
-        </w:tabs>
-        <w:rPr>
-          <w:lang w:val="en-US"/>
-        </w:rPr>
-      </w:pPr>
-    </w:p>
-    <w:p>
-      <w:pPr>
-        <w:tabs>
-          <w:tab w:val="left" w:pos="2628"/>
-        </w:tabs>
-        <w:rPr>
-          <w:lang w:val="en-US"/>
-        </w:rPr>
-      </w:pPr>
-    </w:p>
-    <w:p>
-      <w:pPr>
-        <w:tabs>
-          <w:tab w:val="left" w:pos="2628"/>
-        </w:tabs>
-        <w:rPr>
-          <w:lang w:val="en-US"/>
-        </w:rPr>
-      </w:pPr>
-    </w:p>
-    <w:p>
-      <w:pPr>
-        <w:tabs>
-          <w:tab w:val="left" w:pos="2628"/>
-        </w:tabs>
-        <w:rPr>
-          <w:lang w:val="en-US"/>
-        </w:rPr>
-      </w:pPr>
-    </w:p>
-    <w:p>
-      <w:pPr>
-        <w:tabs>
-          <w:tab w:val="left" w:pos="2628"/>
-        </w:tabs>
-        <w:rPr>
-          <w:lang w:val="en-US"/>
-        </w:rPr>
-      </w:pPr>
-    </w:p>
-    <w:p>
-      <w:pPr>
-        <w:tabs>
-          <w:tab w:val="left" w:pos="2628"/>
-        </w:tabs>
-        <w:rPr>
-          <w:lang w:val="en-US"/>
-        </w:rPr>
-      </w:pPr>
-    </w:p>
-    <w:p>
-      <w:pPr>
-        <w:tabs>
-          <w:tab w:val="left" w:pos="2628"/>
-        </w:tabs>
-        <w:rPr>
-          <w:lang w:val="en-US"/>
-        </w:rPr>
-      </w:pPr>
-    </w:p>
-    <w:p>
-      <w:pPr>
-        <w:tabs>
-          <w:tab w:val="left" w:pos="2628"/>
-        </w:tabs>
-        <w:rPr>
-          <w:lang w:val="en-US"/>
-        </w:rPr>
-      </w:pPr>
-    </w:p>
-    <w:p>
-      <w:pPr>
-        <w:tabs>
-          <w:tab w:val="left" w:pos="2628"/>
-        </w:tabs>
-        <w:rPr>
-          <w:lang w:val="en-US"/>
-        </w:rPr>
-      </w:pPr>
-    </w:p>
-    <w:p>
-      <w:pPr>
-        <w:tabs>
-          <w:tab w:val="left" w:pos="2628"/>
-        </w:tabs>
-        <w:rPr>
-          <w:lang w:val="en-US"/>
-        </w:rPr>
-      </w:pPr>
-    </w:p>
-    <w:p>
-      <w:pPr>
-        <w:tabs>
-          <w:tab w:val="left" w:pos="2628"/>
-        </w:tabs>
-        <w:rPr>
-          <w:lang w:val="en-US"/>
-        </w:rPr>
-      </w:pPr>
-    </w:p>
-    <w:p>
-      <w:pPr>
-        <w:tabs>
-          <w:tab w:val="left" w:pos="2628"/>
-        </w:tabs>
-        <w:rPr>
-          <w:lang w:val="en-US"/>
-        </w:rPr>
-      </w:pPr>
-    </w:p>
-    <w:p>
-      <w:pPr>
-        <w:tabs>
-          <w:tab w:val="left" w:pos="2628"/>
-        </w:tabs>
-        <w:rPr>
-          <w:lang w:val="en-US"/>
-        </w:rPr>
-      </w:pPr>
-    </w:p>
-    <w:p>
-      <w:pPr>
-        <w:tabs>
-          <w:tab w:val="left" w:pos="2628"/>
-        </w:tabs>
-        <w:rPr>
-          <w:lang w:val="en-US"/>
-        </w:rPr>
-      </w:pPr>
+      </w:pPr>
+      <w:r>
+        <w:t>RegistroRondas</w:t>
+      </w:r>
+    </w:p>
+    <w:p>
+      <w:pPr>
+        <w:tabs>
+          <w:tab w:val="left" w:pos="2628"/>
+        </w:tabs>
+      </w:pPr>
+    </w:p>
+    <w:p>
+      <w:pPr>
+        <w:tabs>
+          <w:tab w:val="left" w:pos="2628"/>
+        </w:tabs>
+      </w:pPr>
+    </w:p>
+    <w:p>
+      <w:pPr>
+        <w:tabs>
+          <w:tab w:val="left" w:pos="2628"/>
+        </w:tabs>
+      </w:pPr>
+      <w:proofErr w:type="spellStart"/>
+      <w:r>
+        <w:t>php</w:t>
+      </w:r>
+      <w:proofErr w:type="spellEnd"/>
+      <w:r>
+        <w:t xml:space="preserve"> </w:t>
+      </w:r>
+      <w:proofErr w:type="spellStart"/>
+      <w:r>
+        <w:t>artisan</w:t>
+      </w:r>
+      <w:proofErr w:type="spellEnd"/>
+      <w:r>
+        <w:t xml:space="preserve"> </w:t>
+      </w:r>
+      <w:proofErr w:type="spellStart"/>
+      <w:proofErr w:type="gramStart"/>
+      <w:r>
+        <w:t>make:livewire</w:t>
+      </w:r>
+      <w:proofErr w:type="spellEnd"/>
+      <w:proofErr w:type="gramEnd"/>
+      <w:r>
+        <w:t xml:space="preserve"> Sistema/</w:t>
+      </w:r>
+      <w:proofErr w:type="spellStart"/>
+      <w:r>
+        <w:t>ProtejoMiMente</w:t>
+      </w:r>
+      <w:proofErr w:type="spellEnd"/>
+      <w:r>
+        <w:t>/RegistroRondas</w:t>
+      </w:r>
+      <w:r>
+        <w:t xml:space="preserve"> </w:t>
+      </w:r>
+      <w:r>
+        <w:t>--</w:t>
+      </w:r>
+      <w:proofErr w:type="spellStart"/>
+      <w:r>
+        <w:t>class</w:t>
+      </w:r>
+      <w:proofErr w:type="spellEnd"/>
+    </w:p>
+    <w:p>
+      <w:pPr>
+        <w:tabs>
+          <w:tab w:val="left" w:pos="2628"/>
+        </w:tabs>
+      </w:pPr>
+      <w:proofErr w:type="spellStart"/>
+      <w:r>
+        <w:t>php</w:t>
+      </w:r>
+      <w:proofErr w:type="spellEnd"/>
+      <w:r>
+        <w:t xml:space="preserve"> </w:t>
+      </w:r>
+      <w:proofErr w:type="spellStart"/>
+      <w:r>
+        <w:t>artisan</w:t>
+      </w:r>
+      <w:proofErr w:type="spellEnd"/>
+      <w:r>
+        <w:t xml:space="preserve"> </w:t>
+      </w:r>
+      <w:proofErr w:type="spellStart"/>
+      <w:proofErr w:type="gramStart"/>
+      <w:r>
+        <w:t>make:livewire</w:t>
+      </w:r>
+      <w:proofErr w:type="spellEnd"/>
+      <w:proofErr w:type="gramEnd"/>
+      <w:r>
+        <w:t xml:space="preserve"> Sistema/</w:t>
+      </w:r>
+      <w:proofErr w:type="spellStart"/>
+      <w:r>
+        <w:t>ProtejoMiMente</w:t>
+      </w:r>
+      <w:proofErr w:type="spellEnd"/>
+      <w:r>
+        <w:t>/</w:t>
+      </w:r>
+      <w:proofErr w:type="spellStart"/>
+      <w:r>
+        <w:t>RegistroPartidas</w:t>
+      </w:r>
+      <w:proofErr w:type="spellEnd"/>
+      <w:r>
+        <w:t xml:space="preserve"> </w:t>
+      </w:r>
+      <w:r>
+        <w:t>--</w:t>
+      </w:r>
+      <w:proofErr w:type="spellStart"/>
+      <w:r>
+        <w:t>class</w:t>
+      </w:r>
+      <w:proofErr w:type="spellEnd"/>
+    </w:p>
+    <w:p>
+      <w:pPr>
+        <w:tabs>
+          <w:tab w:val="left" w:pos="2628"/>
+        </w:tabs>
+      </w:pPr>
+    </w:p>
+    <w:p>
+      <w:pPr>
+        <w:tabs>
+          <w:tab w:val="left" w:pos="2628"/>
+        </w:tabs>
+      </w:pPr>
+      <w:proofErr w:type="spellStart"/>
+      <w:r>
+        <w:t>RegistroPartidas</w:t>
+      </w:r>
+      <w:proofErr w:type="spellEnd"/>
+    </w:p>
+    <w:p>
+      <w:pPr>
+        <w:tabs>
+          <w:tab w:val="left" w:pos="2628"/>
+        </w:tabs>
+      </w:pPr>
+    </w:p>
+    <w:p>
+      <w:pPr>
+        <w:tabs>
+          <w:tab w:val="left" w:pos="2628"/>
+        </w:tabs>
+      </w:pPr>
+    </w:p>
+    <w:p>
+      <w:pPr>
+        <w:tabs>
+          <w:tab w:val="left" w:pos="2628"/>
+        </w:tabs>
+      </w:pPr>
+    </w:p>
+    <w:p>
+      <w:pPr>
+        <w:tabs>
+          <w:tab w:val="left" w:pos="2628"/>
+        </w:tabs>
+      </w:pPr>
+    </w:p>
+    <w:p>
+      <w:pPr>
+        <w:tabs>
+          <w:tab w:val="left" w:pos="2628"/>
+        </w:tabs>
+      </w:pPr>
+    </w:p>
+    <w:p>
+      <w:pPr>
+        <w:tabs>
+          <w:tab w:val="left" w:pos="2628"/>
+        </w:tabs>
+      </w:pPr>
+    </w:p>
+    <w:p>
+      <w:pPr>
+        <w:tabs>
+          <w:tab w:val="left" w:pos="2628"/>
+        </w:tabs>
+      </w:pPr>
+    </w:p>
+    <w:p>
+      <w:pPr>
+        <w:tabs>
+          <w:tab w:val="left" w:pos="2628"/>
+        </w:tabs>
+      </w:pPr>
+    </w:p>
+    <w:p>
+      <w:pPr>
+        <w:tabs>
+          <w:tab w:val="left" w:pos="2628"/>
+        </w:tabs>
+      </w:pPr>
+      <w:r>
+        <w:t>NUEVOS IDS</w:t>
+      </w:r>
+    </w:p>
+    <w:p>
+      <w:pPr>
+        <w:tabs>
+          <w:tab w:val="left" w:pos="2628"/>
+        </w:tabs>
+      </w:pPr>
+      <w:r>
+        <w:t xml:space="preserve">TORNEOS: </w:t>
+      </w:r>
+      <w:r>
+        <w:t>     $table-&gt;</w:t>
+      </w:r>
+      <w:proofErr w:type="spellStart"/>
+      <w:proofErr w:type="gramStart"/>
+      <w:r>
+        <w:t>enum</w:t>
+      </w:r>
+      <w:proofErr w:type="spellEnd"/>
+      <w:r>
+        <w:t>(</w:t>
+      </w:r>
+      <w:proofErr w:type="gramEnd"/>
+      <w:r>
+        <w:t>'estado', ['</w:t>
+      </w:r>
+      <w:proofErr w:type="spellStart"/>
+      <w:r>
+        <w:t>por_realizarse</w:t>
+      </w:r>
+      <w:proofErr w:type="spellEnd"/>
+      <w:r>
+        <w:t>', '</w:t>
+      </w:r>
+      <w:proofErr w:type="spellStart"/>
+      <w:r>
+        <w:t>en_curso</w:t>
+      </w:r>
+      <w:proofErr w:type="spellEnd"/>
+      <w:r>
+        <w:t>', 'finalizado'])</w:t>
+      </w:r>
+    </w:p>
+    <w:p>
+      <w:pPr>
+        <w:tabs>
+          <w:tab w:val="left" w:pos="2628"/>
+        </w:tabs>
+      </w:pPr>
+      <w:r>
+        <w:t>            -&gt;default('</w:t>
+      </w:r>
+      <w:proofErr w:type="spellStart"/>
+      <w:r>
+        <w:t>por_realizarse</w:t>
+      </w:r>
+      <w:proofErr w:type="spellEnd"/>
+      <w:r>
+        <w:t>');</w:t>
+      </w:r>
+    </w:p>
+    <w:p>
+      <w:pPr>
+        <w:tabs>
+          <w:tab w:val="left" w:pos="2628"/>
+        </w:tabs>
+      </w:pPr>
+    </w:p>
+    <w:p>
+      <w:pPr>
+        <w:tabs>
+          <w:tab w:val="left" w:pos="2628"/>
+        </w:tabs>
+      </w:pPr>
+      <w:r>
+        <w:t>TORNEOS J</w:t>
+      </w:r>
+      <w:r>
+        <w:t>UGADORES</w:t>
+      </w:r>
+    </w:p>
+    <w:p>
+      <w:pPr>
+        <w:tabs>
+          <w:tab w:val="left" w:pos="2628"/>
+        </w:tabs>
+      </w:pPr>
+    </w:p>
+    <w:p>
+      <w:pPr>
+        <w:tabs>
+          <w:tab w:val="left" w:pos="2628"/>
+        </w:tabs>
+        <w:rPr>
+          <w:lang w:val="en-US"/>
+        </w:rPr>
+      </w:pPr>
+      <w:r>
+        <w:rPr>
+          <w:lang w:val="en-US"/>
+        </w:rPr>
+        <w:t>            $table-&gt;</w:t>
+      </w:r>
+      <w:proofErr w:type="spellStart"/>
+      <w:r>
+        <w:rPr>
+          <w:lang w:val="en-US"/>
+        </w:rPr>
+        <w:t>foreignId</w:t>
+      </w:r>
+      <w:proofErr w:type="spellEnd"/>
+      <w:r>
+        <w:rPr>
+          <w:lang w:val="en-US"/>
+        </w:rPr>
+        <w:t>('</w:t>
+      </w:r>
+      <w:proofErr w:type="spellStart"/>
+      <w:r>
+        <w:rPr>
+          <w:lang w:val="en-US"/>
+        </w:rPr>
+        <w:t>torneo_evento_id</w:t>
+      </w:r>
+      <w:proofErr w:type="spellEnd"/>
+      <w:r>
+        <w:rPr>
+          <w:lang w:val="en-US"/>
+        </w:rPr>
+        <w:t>')</w:t>
+      </w:r>
+    </w:p>
+    <w:p>
+      <w:pPr>
+        <w:tabs>
+          <w:tab w:val="left" w:pos="2628"/>
+        </w:tabs>
+        <w:rPr>
+          <w:lang w:val="en-US"/>
+        </w:rPr>
+      </w:pPr>
+      <w:r>
+        <w:rPr>
+          <w:lang w:val="en-US"/>
+        </w:rPr>
+        <w:t>            -&gt;</w:t>
+      </w:r>
+      <w:proofErr w:type="gramStart"/>
+      <w:r>
+        <w:rPr>
+          <w:lang w:val="en-US"/>
+        </w:rPr>
+        <w:t>nullable(</w:t>
+      </w:r>
+      <w:proofErr w:type="gramEnd"/>
+      <w:r>
+        <w:rPr>
+          <w:lang w:val="en-US"/>
+        </w:rPr>
+        <w:t>)</w:t>
+      </w:r>
+    </w:p>
+    <w:p>
+      <w:pPr>
+        <w:tabs>
+          <w:tab w:val="left" w:pos="2628"/>
+        </w:tabs>
+        <w:rPr>
+          <w:lang w:val="en-US"/>
+        </w:rPr>
+      </w:pPr>
+      <w:r>
+        <w:rPr>
+          <w:lang w:val="en-US"/>
+        </w:rPr>
+        <w:t>            -&gt;after('</w:t>
+      </w:r>
+      <w:proofErr w:type="spellStart"/>
+      <w:r>
+        <w:rPr>
+          <w:lang w:val="en-US"/>
+        </w:rPr>
+        <w:t>torneo_id</w:t>
+      </w:r>
+      <w:proofErr w:type="spellEnd"/>
+      <w:r>
+        <w:rPr>
+          <w:lang w:val="en-US"/>
+        </w:rPr>
+        <w:t>')</w:t>
+      </w:r>
+    </w:p>
+    <w:p>
+      <w:pPr>
+        <w:tabs>
+          <w:tab w:val="left" w:pos="2628"/>
+        </w:tabs>
+        <w:rPr>
+          <w:lang w:val="en-US"/>
+        </w:rPr>
+      </w:pPr>
+      <w:r>
+        <w:rPr>
+          <w:lang w:val="en-US"/>
+        </w:rPr>
+        <w:t>            -&gt;constrained('</w:t>
+      </w:r>
+      <w:proofErr w:type="spellStart"/>
+      <w:r>
+        <w:rPr>
+          <w:lang w:val="en-US"/>
+        </w:rPr>
+        <w:t>torneo_eventos</w:t>
+      </w:r>
+      <w:proofErr w:type="spellEnd"/>
+      <w:r>
+        <w:rPr>
+          <w:lang w:val="en-US"/>
+        </w:rPr>
+        <w:t>')</w:t>
+      </w:r>
+    </w:p>
+    <w:p>
+      <w:pPr>
+        <w:tabs>
+          <w:tab w:val="left" w:pos="2628"/>
+        </w:tabs>
+      </w:pPr>
+      <w:r>
+        <w:rPr>
+          <w:lang w:val="en-US"/>
+        </w:rPr>
+        <w:t xml:space="preserve">            </w:t>
+      </w:r>
+      <w:r>
+        <w:t>-&gt;</w:t>
+      </w:r>
+      <w:proofErr w:type="spellStart"/>
+      <w:r>
+        <w:t>onDelete</w:t>
+      </w:r>
+      <w:proofErr w:type="spellEnd"/>
+      <w:r>
+        <w:t>('cascade');</w:t>
+      </w:r>
+    </w:p>
+    <w:p>
+      <w:pPr>
+        <w:tabs>
+          <w:tab w:val="left" w:pos="2628"/>
+        </w:tabs>
+      </w:pPr>
+    </w:p>
+    <w:p>
+      <w:pPr>
+        <w:tabs>
+          <w:tab w:val="left" w:pos="2628"/>
+        </w:tabs>
+        <w:rPr>
+          <w:lang w:val="en-US"/>
+        </w:rPr>
+      </w:pPr>
+      <w:r>
+        <w:rPr>
+          <w:lang w:val="en-US"/>
+        </w:rPr>
+        <w:t>RESULTADOS INDIVIDUALES</w:t>
+      </w:r>
+    </w:p>
+    <w:p>
+      <w:pPr>
+        <w:tabs>
+          <w:tab w:val="left" w:pos="2628"/>
+        </w:tabs>
+        <w:rPr>
+          <w:lang w:val="en-US"/>
+        </w:rPr>
+      </w:pPr>
+    </w:p>
+    <w:p>
+      <w:pPr>
+        <w:tabs>
+          <w:tab w:val="left" w:pos="2628"/>
+        </w:tabs>
+        <w:rPr>
+          <w:lang w:val="en-US"/>
+        </w:rPr>
+      </w:pPr>
+      <w:r>
+        <w:rPr>
+          <w:lang w:val="en-US"/>
+        </w:rPr>
+        <w:t> $table-&gt;</w:t>
+      </w:r>
+      <w:proofErr w:type="spellStart"/>
+      <w:r>
+        <w:rPr>
+          <w:lang w:val="en-US"/>
+        </w:rPr>
+        <w:t>foreignId</w:t>
+      </w:r>
+      <w:proofErr w:type="spellEnd"/>
+      <w:r>
+        <w:rPr>
+          <w:lang w:val="en-US"/>
+        </w:rPr>
+        <w:t>('</w:t>
+      </w:r>
+      <w:proofErr w:type="spellStart"/>
+      <w:r>
+        <w:rPr>
+          <w:lang w:val="en-US"/>
+        </w:rPr>
+        <w:t>torneo_evento_id</w:t>
+      </w:r>
+      <w:proofErr w:type="spellEnd"/>
+      <w:r>
+        <w:rPr>
+          <w:lang w:val="en-US"/>
+        </w:rPr>
+        <w:t>')</w:t>
+      </w:r>
+    </w:p>
+    <w:p>
+      <w:pPr>
+        <w:tabs>
+          <w:tab w:val="left" w:pos="2628"/>
+        </w:tabs>
+        <w:rPr>
+          <w:lang w:val="en-US"/>
+        </w:rPr>
+      </w:pPr>
+      <w:r>
+        <w:rPr>
+          <w:lang w:val="en-US"/>
+        </w:rPr>
+        <w:t>            -&gt;</w:t>
+      </w:r>
+      <w:proofErr w:type="gramStart"/>
+      <w:r>
+        <w:rPr>
+          <w:lang w:val="en-US"/>
+        </w:rPr>
+        <w:t>nullable(</w:t>
+      </w:r>
+      <w:proofErr w:type="gramEnd"/>
+      <w:r>
+        <w:rPr>
+          <w:lang w:val="en-US"/>
+        </w:rPr>
+        <w:t>)</w:t>
+      </w:r>
+    </w:p>
+    <w:p>
+      <w:pPr>
+        <w:tabs>
+          <w:tab w:val="left" w:pos="2628"/>
+        </w:tabs>
+        <w:rPr>
+          <w:lang w:val="en-US"/>
+        </w:rPr>
+      </w:pPr>
+      <w:r>
+        <w:rPr>
+          <w:lang w:val="en-US"/>
+        </w:rPr>
+        <w:t>            -&gt;after('</w:t>
+      </w:r>
+      <w:proofErr w:type="spellStart"/>
+      <w:r>
+        <w:rPr>
+          <w:lang w:val="en-US"/>
+        </w:rPr>
+        <w:t>torneo_id</w:t>
+      </w:r>
+      <w:proofErr w:type="spellEnd"/>
+      <w:r>
+        <w:rPr>
+          <w:lang w:val="en-US"/>
+        </w:rPr>
+        <w:t>')</w:t>
+      </w:r>
+    </w:p>
+    <w:p>
+      <w:pPr>
+        <w:tabs>
+          <w:tab w:val="left" w:pos="2628"/>
+        </w:tabs>
+        <w:rPr>
+          <w:lang w:val="en-US"/>
+        </w:rPr>
+      </w:pPr>
+      <w:r>
+        <w:rPr>
+          <w:lang w:val="en-US"/>
+        </w:rPr>
+        <w:t>            -&gt;constrained('</w:t>
+      </w:r>
+      <w:proofErr w:type="spellStart"/>
+      <w:r>
+        <w:rPr>
+          <w:lang w:val="en-US"/>
+        </w:rPr>
+        <w:t>torneo_eventos</w:t>
+      </w:r>
+      <w:proofErr w:type="spellEnd"/>
+      <w:r>
+        <w:rPr>
+          <w:lang w:val="en-US"/>
+        </w:rPr>
+        <w:t>')</w:t>
+      </w:r>
+    </w:p>
+    <w:p>
+      <w:pPr>
+        <w:tabs>
+          <w:tab w:val="left" w:pos="2628"/>
+        </w:tabs>
+      </w:pPr>
+      <w:r>
+        <w:rPr>
+          <w:lang w:val="en-US"/>
+        </w:rPr>
+        <w:t xml:space="preserve">            </w:t>
+      </w:r>
+      <w:r>
+        <w:t>-&gt;</w:t>
+      </w:r>
+      <w:proofErr w:type="spellStart"/>
+      <w:r>
+        <w:t>onDelete</w:t>
+      </w:r>
+      <w:proofErr w:type="spellEnd"/>
+      <w:r>
+        <w:t>('cascade');</w:t>
+      </w:r>
+    </w:p>
+    <w:p>
+      <w:pPr>
+        <w:tabs>
+          <w:tab w:val="left" w:pos="2628"/>
+        </w:tabs>
+      </w:pPr>
+    </w:p>
+    <w:p>
+      <w:pPr>
+        <w:tabs>
+          <w:tab w:val="left" w:pos="2628"/>
+        </w:tabs>
+      </w:pPr>
+    </w:p>
+    <w:p>
+      <w:pPr>
+        <w:tabs>
+          <w:tab w:val="left" w:pos="2628"/>
+        </w:tabs>
+      </w:pPr>
+    </w:p>
+    <w:p>
+      <w:pPr>
+        <w:tabs>
+          <w:tab w:val="left" w:pos="2628"/>
+        </w:tabs>
+      </w:pPr>
+    </w:p>
+    <w:p>
+      <w:pPr>
+        <w:tabs>
+          <w:tab w:val="left" w:pos="2628"/>
+        </w:tabs>
+      </w:pPr>
+    </w:p>
+    <w:p>
+      <w:pPr>
+        <w:tabs>
+          <w:tab w:val="left" w:pos="2628"/>
+        </w:tabs>
+      </w:pPr>
+      <w:proofErr w:type="spellStart"/>
+      <w:r>
+        <w:lastRenderedPageBreak/>
+        <w:t>Torneos_jugadores</w:t>
+      </w:r>
+      <w:proofErr w:type="spellEnd"/>
+    </w:p>
+    <w:p>
+      <w:pPr>
+        <w:tabs>
+          <w:tab w:val="left" w:pos="2628"/>
+        </w:tabs>
+        <w:rPr>
+          <w:lang w:val="en-US"/>
+        </w:rPr>
+      </w:pPr>
+      <w:r>
+        <w:rPr>
+          <w:lang w:val="en-US"/>
+        </w:rPr>
+        <w:t>&lt;?</w:t>
+      </w:r>
+      <w:proofErr w:type="spellStart"/>
+      <w:r>
+        <w:rPr>
+          <w:lang w:val="en-US"/>
+        </w:rPr>
+        <w:t>php</w:t>
+      </w:r>
+      <w:proofErr w:type="spellEnd"/>
+    </w:p>
+    <w:p>
+      <w:pPr>
+        <w:tabs>
+          <w:tab w:val="left" w:pos="2628"/>
+        </w:tabs>
+        <w:rPr>
+          <w:lang w:val="en-US"/>
+        </w:rPr>
+      </w:pPr>
+    </w:p>
+    <w:p>
+      <w:pPr>
+        <w:tabs>
+          <w:tab w:val="left" w:pos="2628"/>
+        </w:tabs>
+        <w:rPr>
+          <w:lang w:val="en-US"/>
+        </w:rPr>
+      </w:pPr>
+      <w:r>
+        <w:rPr>
+          <w:lang w:val="en-US"/>
+        </w:rPr>
+        <w:t>use Illuminate\Database\Migrations\Migration;</w:t>
+      </w:r>
+    </w:p>
+    <w:p>
+      <w:pPr>
+        <w:tabs>
+          <w:tab w:val="left" w:pos="2628"/>
+        </w:tabs>
+        <w:rPr>
+          <w:lang w:val="en-US"/>
+        </w:rPr>
+      </w:pPr>
+      <w:r>
+        <w:rPr>
+          <w:lang w:val="en-US"/>
+        </w:rPr>
+        <w:t>use Illuminate\Database\Schema\Blueprint;</w:t>
+      </w:r>
+    </w:p>
+    <w:p>
+      <w:pPr>
+        <w:tabs>
+          <w:tab w:val="left" w:pos="2628"/>
+        </w:tabs>
+        <w:rPr>
+          <w:lang w:val="en-US"/>
+        </w:rPr>
+      </w:pPr>
+      <w:r>
+        <w:rPr>
+          <w:lang w:val="en-US"/>
+        </w:rPr>
+        <w:t>use Illuminate\Support\Facades\Schema;</w:t>
+      </w:r>
+    </w:p>
+    <w:p>
+      <w:pPr>
+        <w:tabs>
+          <w:tab w:val="left" w:pos="2628"/>
+        </w:tabs>
+        <w:rPr>
+          <w:lang w:val="en-US"/>
+        </w:rPr>
+      </w:pPr>
+    </w:p>
+    <w:p>
+      <w:pPr>
+        <w:tabs>
+          <w:tab w:val="left" w:pos="2628"/>
+        </w:tabs>
+        <w:rPr>
+          <w:lang w:val="en-US"/>
+        </w:rPr>
+      </w:pPr>
+      <w:r>
+        <w:rPr>
+          <w:lang w:val="en-US"/>
+        </w:rPr>
+        <w:t>return new class extends Migration</w:t>
+      </w:r>
+    </w:p>
+    <w:p>
+      <w:pPr>
+        <w:tabs>
+          <w:tab w:val="left" w:pos="2628"/>
+        </w:tabs>
+        <w:rPr>
+          <w:lang w:val="en-US"/>
+        </w:rPr>
+      </w:pPr>
+      <w:r>
+        <w:rPr>
+          <w:lang w:val="en-US"/>
+        </w:rPr>
+        <w:t>{</w:t>
+      </w:r>
+    </w:p>
+    <w:p>
+      <w:pPr>
+        <w:tabs>
+          <w:tab w:val="left" w:pos="2628"/>
+        </w:tabs>
+        <w:rPr>
+          <w:lang w:val="en-US"/>
+        </w:rPr>
+      </w:pPr>
+      <w:r>
+        <w:rPr>
+          <w:lang w:val="en-US"/>
+        </w:rPr>
+        <w:t xml:space="preserve">    </w:t>
+      </w:r>
+      <w:r>
+        <w:rPr>
+          <w:i/>
+          <w:iCs/>
+          <w:lang w:val="en-US"/>
+        </w:rPr>
+        <w:t>/**</w:t>
+      </w:r>
+    </w:p>
+    <w:p>
+      <w:pPr>
+        <w:tabs>
+          <w:tab w:val="left" w:pos="2628"/>
+        </w:tabs>
+        <w:rPr>
+          <w:lang w:val="en-US"/>
+        </w:rPr>
+      </w:pPr>
+      <w:r>
+        <w:rPr>
+          <w:i/>
+          <w:iCs/>
+          <w:lang w:val="en-US"/>
+        </w:rPr>
+        <w:t>     * Run the migrations.</w:t>
+      </w:r>
+    </w:p>
+    <w:p>
+      <w:pPr>
+        <w:tabs>
+          <w:tab w:val="left" w:pos="2628"/>
+        </w:tabs>
+        <w:rPr>
+          <w:lang w:val="en-US"/>
+        </w:rPr>
+      </w:pPr>
+      <w:r>
+        <w:rPr>
+          <w:i/>
+          <w:iCs/>
+          <w:lang w:val="en-US"/>
+        </w:rPr>
+        <w:t>     */</w:t>
+      </w:r>
+    </w:p>
+    <w:p>
+      <w:pPr>
+        <w:tabs>
+          <w:tab w:val="left" w:pos="2628"/>
+        </w:tabs>
+        <w:rPr>
+          <w:lang w:val="en-US"/>
+        </w:rPr>
+      </w:pPr>
+      <w:r>
+        <w:rPr>
+          <w:lang w:val="en-US"/>
+        </w:rPr>
+        <w:t xml:space="preserve">    public function </w:t>
+      </w:r>
+      <w:proofErr w:type="gramStart"/>
+      <w:r>
+        <w:rPr>
+          <w:lang w:val="en-US"/>
+        </w:rPr>
+        <w:t>up(</w:t>
+      </w:r>
+      <w:proofErr w:type="gramEnd"/>
+      <w:r>
+        <w:rPr>
+          <w:lang w:val="en-US"/>
+        </w:rPr>
+        <w:t>): void</w:t>
+      </w:r>
+    </w:p>
+    <w:p>
+      <w:pPr>
+        <w:tabs>
+          <w:tab w:val="left" w:pos="2628"/>
+        </w:tabs>
+        <w:rPr>
+          <w:lang w:val="en-US"/>
+        </w:rPr>
+      </w:pPr>
+      <w:r>
+        <w:rPr>
+          <w:lang w:val="en-US"/>
+        </w:rPr>
+        <w:t>    {</w:t>
+      </w:r>
+    </w:p>
+    <w:p>
+      <w:pPr>
+        <w:tabs>
+          <w:tab w:val="left" w:pos="2628"/>
+        </w:tabs>
+        <w:rPr>
+          <w:lang w:val="en-US"/>
+        </w:rPr>
+      </w:pPr>
+      <w:r>
+        <w:rPr>
+          <w:lang w:val="en-US"/>
+        </w:rPr>
+        <w:t xml:space="preserve">        </w:t>
+      </w:r>
+      <w:proofErr w:type="gramStart"/>
+      <w:r>
+        <w:rPr>
+          <w:lang w:val="en-US"/>
+        </w:rPr>
+        <w:t>Schema::</w:t>
+      </w:r>
+      <w:proofErr w:type="gramEnd"/>
+      <w:r>
+        <w:rPr>
+          <w:lang w:val="en-US"/>
+        </w:rPr>
+        <w:t>connection('</w:t>
+      </w:r>
+      <w:proofErr w:type="spellStart"/>
+      <w:r>
+        <w:rPr>
+          <w:lang w:val="en-US"/>
+        </w:rPr>
+        <w:t>sistema</w:t>
+      </w:r>
+      <w:proofErr w:type="spellEnd"/>
+      <w:r>
+        <w:rPr>
+          <w:lang w:val="en-US"/>
+        </w:rPr>
+        <w:t>')-&gt;</w:t>
+      </w:r>
+      <w:proofErr w:type="gramStart"/>
+      <w:r>
+        <w:rPr>
+          <w:lang w:val="en-US"/>
+        </w:rPr>
+        <w:t>create(</w:t>
+      </w:r>
+      <w:proofErr w:type="gramEnd"/>
+      <w:r>
+        <w:rPr>
+          <w:lang w:val="en-US"/>
+        </w:rPr>
+        <w:t>'</w:t>
+      </w:r>
+      <w:proofErr w:type="spellStart"/>
+      <w:r>
+        <w:rPr>
+          <w:lang w:val="en-US"/>
+        </w:rPr>
+        <w:t>torneos_jugadores</w:t>
+      </w:r>
+      <w:proofErr w:type="spellEnd"/>
+      <w:r>
+        <w:rPr>
+          <w:lang w:val="en-US"/>
+        </w:rPr>
+        <w:t>', function (Blueprint $</w:t>
+      </w:r>
+      <w:proofErr w:type="gramStart"/>
+      <w:r>
+        <w:rPr>
+          <w:lang w:val="en-US"/>
+        </w:rPr>
+        <w:t>table) {</w:t>
+      </w:r>
+      <w:proofErr w:type="gramEnd"/>
+    </w:p>
+    <w:p>
+      <w:pPr>
+        <w:tabs>
+          <w:tab w:val="left" w:pos="2628"/>
+        </w:tabs>
+        <w:rPr>
+          <w:lang w:val="en-US"/>
+        </w:rPr>
+      </w:pPr>
+      <w:r>
+        <w:rPr>
+          <w:lang w:val="en-US"/>
+        </w:rPr>
+        <w:t>            $table-&gt;</w:t>
+      </w:r>
+      <w:proofErr w:type="gramStart"/>
+      <w:r>
+        <w:rPr>
+          <w:lang w:val="en-US"/>
+        </w:rPr>
+        <w:t>id(</w:t>
+      </w:r>
+      <w:proofErr w:type="gramEnd"/>
+      <w:r>
+        <w:rPr>
+          <w:lang w:val="en-US"/>
+        </w:rPr>
+        <w:t>);</w:t>
+      </w:r>
+    </w:p>
+    <w:p>
+      <w:pPr>
+        <w:tabs>
+          <w:tab w:val="left" w:pos="2628"/>
+        </w:tabs>
+        <w:rPr>
+          <w:lang w:val="en-US"/>
+        </w:rPr>
+      </w:pPr>
+    </w:p>
+    <w:p>
+      <w:pPr>
+        <w:tabs>
+          <w:tab w:val="left" w:pos="2628"/>
+        </w:tabs>
+        <w:rPr>
+          <w:lang w:val="en-US"/>
+        </w:rPr>
+      </w:pPr>
+      <w:r>
+        <w:rPr>
+          <w:lang w:val="en-US"/>
+        </w:rPr>
+        <w:t>            $table-&gt;</w:t>
+      </w:r>
+      <w:proofErr w:type="spellStart"/>
+      <w:r>
+        <w:rPr>
+          <w:lang w:val="en-US"/>
+        </w:rPr>
+        <w:t>foreignId</w:t>
+      </w:r>
+      <w:proofErr w:type="spellEnd"/>
+      <w:r>
+        <w:rPr>
+          <w:lang w:val="en-US"/>
+        </w:rPr>
+        <w:t>('</w:t>
+      </w:r>
+      <w:proofErr w:type="spellStart"/>
+      <w:r>
+        <w:rPr>
+          <w:lang w:val="en-US"/>
+        </w:rPr>
+        <w:t>torneo_id</w:t>
+      </w:r>
+      <w:proofErr w:type="spellEnd"/>
+      <w:r>
+        <w:rPr>
+          <w:lang w:val="en-US"/>
+        </w:rPr>
+        <w:t>')</w:t>
+      </w:r>
+    </w:p>
+    <w:p>
+      <w:pPr>
+        <w:tabs>
+          <w:tab w:val="left" w:pos="2628"/>
+        </w:tabs>
+        <w:rPr>
+          <w:lang w:val="en-US"/>
+        </w:rPr>
+      </w:pPr>
+      <w:r>
+        <w:rPr>
+          <w:lang w:val="en-US"/>
+        </w:rPr>
+        <w:t>                -&gt;constrained('</w:t>
+      </w:r>
+      <w:proofErr w:type="spellStart"/>
+      <w:r>
+        <w:rPr>
+          <w:lang w:val="en-US"/>
+        </w:rPr>
+        <w:t>torneos</w:t>
+      </w:r>
+      <w:proofErr w:type="spellEnd"/>
+      <w:r>
+        <w:rPr>
+          <w:lang w:val="en-US"/>
+        </w:rPr>
+        <w:t>')</w:t>
+      </w:r>
+    </w:p>
+    <w:p>
+      <w:pPr>
+        <w:tabs>
+          <w:tab w:val="left" w:pos="2628"/>
+        </w:tabs>
+        <w:rPr>
+          <w:lang w:val="en-US"/>
+        </w:rPr>
+      </w:pPr>
+      <w:r>
+        <w:rPr>
+          <w:lang w:val="en-US"/>
+        </w:rPr>
+        <w:t>                -&gt;</w:t>
+      </w:r>
+      <w:proofErr w:type="spellStart"/>
+      <w:proofErr w:type="gramStart"/>
+      <w:r>
+        <w:rPr>
+          <w:lang w:val="en-US"/>
+        </w:rPr>
+        <w:t>cascadeOnDelete</w:t>
+      </w:r>
+      <w:proofErr w:type="spellEnd"/>
+      <w:r>
+        <w:rPr>
+          <w:lang w:val="en-US"/>
+        </w:rPr>
+        <w:t>(</w:t>
+      </w:r>
+      <w:proofErr w:type="gramEnd"/>
+      <w:r>
+        <w:rPr>
+          <w:lang w:val="en-US"/>
+        </w:rPr>
+        <w:t>);</w:t>
+      </w:r>
+    </w:p>
+    <w:p>
+      <w:pPr>
+        <w:tabs>
+          <w:tab w:val="left" w:pos="2628"/>
+        </w:tabs>
+        <w:rPr>
+          <w:lang w:val="en-US"/>
+        </w:rPr>
+      </w:pPr>
+    </w:p>
+    <w:p>
+      <w:pPr>
+        <w:tabs>
+          <w:tab w:val="left" w:pos="2628"/>
+        </w:tabs>
+        <w:rPr>
+          <w:lang w:val="en-US"/>
+        </w:rPr>
+      </w:pPr>
+      <w:r>
+        <w:rPr>
+          <w:lang w:val="en-US"/>
+        </w:rPr>
+        <w:t>            $table-&gt;</w:t>
+      </w:r>
+      <w:proofErr w:type="spellStart"/>
+      <w:r>
+        <w:rPr>
+          <w:lang w:val="en-US"/>
+        </w:rPr>
+        <w:t>foreignId</w:t>
+      </w:r>
+      <w:proofErr w:type="spellEnd"/>
+      <w:r>
+        <w:rPr>
+          <w:lang w:val="en-US"/>
+        </w:rPr>
+        <w:t>('</w:t>
+      </w:r>
+      <w:proofErr w:type="spellStart"/>
+      <w:r>
+        <w:rPr>
+          <w:lang w:val="en-US"/>
+        </w:rPr>
+        <w:t>jugador_id</w:t>
+      </w:r>
+      <w:proofErr w:type="spellEnd"/>
+      <w:r>
+        <w:rPr>
+          <w:lang w:val="en-US"/>
+        </w:rPr>
+        <w:t>')</w:t>
+      </w:r>
+    </w:p>
+    <w:p>
+      <w:pPr>
+        <w:tabs>
+          <w:tab w:val="left" w:pos="2628"/>
+        </w:tabs>
+      </w:pPr>
+      <w:r>
+        <w:rPr>
+          <w:lang w:val="en-US"/>
+        </w:rPr>
+        <w:t xml:space="preserve">                </w:t>
+      </w:r>
+      <w:r>
+        <w:t>-&gt;</w:t>
+      </w:r>
+      <w:proofErr w:type="spellStart"/>
+      <w:r>
+        <w:t>constrained</w:t>
+      </w:r>
+      <w:proofErr w:type="spellEnd"/>
+      <w:r>
+        <w:t>('jugadores')</w:t>
+      </w:r>
+    </w:p>
+    <w:p>
+      <w:pPr>
+        <w:tabs>
+          <w:tab w:val="left" w:pos="2628"/>
+        </w:tabs>
+      </w:pPr>
+      <w:r>
+        <w:t>                -&gt;</w:t>
+      </w:r>
+      <w:proofErr w:type="spellStart"/>
+      <w:proofErr w:type="gramStart"/>
+      <w:r>
+        <w:t>cascadeOnDelete</w:t>
+      </w:r>
+      <w:proofErr w:type="spellEnd"/>
+      <w:r>
+        <w:t>(</w:t>
+      </w:r>
+      <w:proofErr w:type="gramEnd"/>
+      <w:r>
+        <w:t>);</w:t>
+      </w:r>
+    </w:p>
+    <w:p>
+      <w:pPr>
+        <w:tabs>
+          <w:tab w:val="left" w:pos="2628"/>
+        </w:tabs>
+      </w:pPr>
+    </w:p>
+    <w:p>
+      <w:pPr>
+        <w:tabs>
+          <w:tab w:val="left" w:pos="2628"/>
+        </w:tabs>
+        <w:rPr>
+          <w:lang w:val="en-US"/>
+        </w:rPr>
+      </w:pPr>
+      <w:r>
+        <w:lastRenderedPageBreak/>
+        <w:t xml:space="preserve">            </w:t>
+      </w:r>
+      <w:r>
+        <w:rPr>
+          <w:lang w:val="en-US"/>
+        </w:rPr>
+        <w:t>$table-&gt;</w:t>
+      </w:r>
+      <w:proofErr w:type="spellStart"/>
+      <w:r>
+        <w:rPr>
+          <w:lang w:val="en-US"/>
+        </w:rPr>
+        <w:t>foreignId</w:t>
+      </w:r>
+      <w:proofErr w:type="spellEnd"/>
+      <w:r>
+        <w:rPr>
+          <w:lang w:val="en-US"/>
+        </w:rPr>
+        <w:t>('</w:t>
+      </w:r>
+      <w:proofErr w:type="spellStart"/>
+      <w:r>
+        <w:rPr>
+          <w:lang w:val="en-US"/>
+        </w:rPr>
+        <w:t>equipo_id</w:t>
+      </w:r>
+      <w:proofErr w:type="spellEnd"/>
+      <w:r>
+        <w:rPr>
+          <w:lang w:val="en-US"/>
+        </w:rPr>
+        <w:t>')</w:t>
+      </w:r>
+    </w:p>
+    <w:p>
+      <w:pPr>
+        <w:tabs>
+          <w:tab w:val="left" w:pos="2628"/>
+        </w:tabs>
+        <w:rPr>
+          <w:lang w:val="en-US"/>
+        </w:rPr>
+      </w:pPr>
+      <w:r>
+        <w:rPr>
+          <w:lang w:val="en-US"/>
+        </w:rPr>
+        <w:t>                -&gt;</w:t>
+      </w:r>
+      <w:proofErr w:type="gramStart"/>
+      <w:r>
+        <w:rPr>
+          <w:lang w:val="en-US"/>
+        </w:rPr>
+        <w:t>nullable(</w:t>
+      </w:r>
+      <w:proofErr w:type="gramEnd"/>
+      <w:r>
+        <w:rPr>
+          <w:lang w:val="en-US"/>
+        </w:rPr>
+        <w:t>)</w:t>
+      </w:r>
+    </w:p>
+    <w:p>
+      <w:pPr>
+        <w:tabs>
+          <w:tab w:val="left" w:pos="2628"/>
+        </w:tabs>
+        <w:rPr>
+          <w:lang w:val="en-US"/>
+        </w:rPr>
+      </w:pPr>
+      <w:r>
+        <w:rPr>
+          <w:lang w:val="en-US"/>
+        </w:rPr>
+        <w:t>                -&gt;</w:t>
+      </w:r>
+      <w:proofErr w:type="gramStart"/>
+      <w:r>
+        <w:rPr>
+          <w:lang w:val="en-US"/>
+        </w:rPr>
+        <w:t>constrained(</w:t>
+      </w:r>
+      <w:proofErr w:type="gramEnd"/>
+      <w:r>
+        <w:rPr>
+          <w:lang w:val="en-US"/>
+        </w:rPr>
+        <w:t>)</w:t>
+      </w:r>
+    </w:p>
+    <w:p>
+      <w:pPr>
+        <w:tabs>
+          <w:tab w:val="left" w:pos="2628"/>
+        </w:tabs>
+        <w:rPr>
+          <w:lang w:val="en-US"/>
+        </w:rPr>
+      </w:pPr>
+      <w:r>
+        <w:rPr>
+          <w:lang w:val="en-US"/>
+        </w:rPr>
+        <w:t>                -&gt;</w:t>
+      </w:r>
+      <w:proofErr w:type="spellStart"/>
+      <w:proofErr w:type="gramStart"/>
+      <w:r>
+        <w:rPr>
+          <w:lang w:val="en-US"/>
+        </w:rPr>
+        <w:t>nullOnDelete</w:t>
+      </w:r>
+      <w:proofErr w:type="spellEnd"/>
+      <w:r>
+        <w:rPr>
+          <w:lang w:val="en-US"/>
+        </w:rPr>
+        <w:t>(</w:t>
+      </w:r>
+      <w:proofErr w:type="gramEnd"/>
+      <w:r>
+        <w:rPr>
+          <w:lang w:val="en-US"/>
+        </w:rPr>
+        <w:t>);</w:t>
+      </w:r>
+    </w:p>
+    <w:p>
+      <w:pPr>
+        <w:tabs>
+          <w:tab w:val="left" w:pos="2628"/>
+        </w:tabs>
+        <w:rPr>
+          <w:lang w:val="en-US"/>
+        </w:rPr>
+      </w:pPr>
+    </w:p>
+    <w:p>
+      <w:pPr>
+        <w:tabs>
+          <w:tab w:val="left" w:pos="2628"/>
+        </w:tabs>
+        <w:rPr>
+          <w:lang w:val="en-US"/>
+        </w:rPr>
+      </w:pPr>
+      <w:r>
+        <w:rPr>
+          <w:lang w:val="en-US"/>
+        </w:rPr>
+        <w:t>            $table-&gt;</w:t>
+      </w:r>
+      <w:proofErr w:type="spellStart"/>
+      <w:r>
+        <w:rPr>
+          <w:lang w:val="en-US"/>
+        </w:rPr>
+        <w:t>foreignId</w:t>
+      </w:r>
+      <w:proofErr w:type="spellEnd"/>
+      <w:r>
+        <w:rPr>
+          <w:lang w:val="en-US"/>
+        </w:rPr>
+        <w:t>('</w:t>
+      </w:r>
+      <w:proofErr w:type="spellStart"/>
+      <w:r>
+        <w:rPr>
+          <w:lang w:val="en-US"/>
+        </w:rPr>
+        <w:t>categoria_id</w:t>
+      </w:r>
+      <w:proofErr w:type="spellEnd"/>
+      <w:r>
+        <w:rPr>
+          <w:lang w:val="en-US"/>
+        </w:rPr>
+        <w:t>')</w:t>
+      </w:r>
+    </w:p>
+    <w:p>
+      <w:pPr>
+        <w:tabs>
+          <w:tab w:val="left" w:pos="2628"/>
+        </w:tabs>
+      </w:pPr>
+      <w:r>
+        <w:rPr>
+          <w:lang w:val="en-US"/>
+        </w:rPr>
+        <w:t xml:space="preserve">                </w:t>
+      </w:r>
+      <w:r>
+        <w:t>-&gt;</w:t>
+      </w:r>
+      <w:proofErr w:type="spellStart"/>
+      <w:proofErr w:type="gramStart"/>
+      <w:r>
+        <w:t>nullable</w:t>
+      </w:r>
+      <w:proofErr w:type="spellEnd"/>
+      <w:r>
+        <w:t>(</w:t>
+      </w:r>
+      <w:proofErr w:type="gramEnd"/>
+      <w:r>
+        <w:t>)</w:t>
+      </w:r>
+    </w:p>
+    <w:p>
+      <w:pPr>
+        <w:tabs>
+          <w:tab w:val="left" w:pos="2628"/>
+        </w:tabs>
+      </w:pPr>
+      <w:r>
+        <w:t>                -&gt;</w:t>
+      </w:r>
+      <w:proofErr w:type="spellStart"/>
+      <w:r>
+        <w:t>constrained</w:t>
+      </w:r>
+      <w:proofErr w:type="spellEnd"/>
+      <w:r>
+        <w:t>('</w:t>
+      </w:r>
+      <w:proofErr w:type="spellStart"/>
+      <w:r>
+        <w:t>categorias</w:t>
+      </w:r>
+      <w:proofErr w:type="spellEnd"/>
+      <w:r>
+        <w:t>')</w:t>
+      </w:r>
+    </w:p>
+    <w:p>
+      <w:pPr>
+        <w:tabs>
+          <w:tab w:val="left" w:pos="2628"/>
+        </w:tabs>
+      </w:pPr>
+      <w:r>
+        <w:t>                -&gt;</w:t>
+      </w:r>
+      <w:proofErr w:type="spellStart"/>
+      <w:proofErr w:type="gramStart"/>
+      <w:r>
+        <w:t>nullOnDelete</w:t>
+      </w:r>
+      <w:proofErr w:type="spellEnd"/>
+      <w:r>
+        <w:t>(</w:t>
+      </w:r>
+      <w:proofErr w:type="gramEnd"/>
+      <w:r>
+        <w:t>);</w:t>
+      </w:r>
+    </w:p>
+    <w:p>
+      <w:pPr>
+        <w:tabs>
+          <w:tab w:val="left" w:pos="2628"/>
+        </w:tabs>
+      </w:pPr>
+    </w:p>
+    <w:p>
+      <w:pPr>
+        <w:tabs>
+          <w:tab w:val="left" w:pos="2628"/>
+        </w:tabs>
+      </w:pPr>
+      <w:r>
+        <w:t xml:space="preserve">            </w:t>
+      </w:r>
+      <w:r>
+        <w:rPr>
+          <w:i/>
+          <w:iCs/>
+        </w:rPr>
+        <w:t>// nuevo campo</w:t>
+      </w:r>
+    </w:p>
+    <w:p>
+      <w:pPr>
+        <w:tabs>
+          <w:tab w:val="left" w:pos="2628"/>
+        </w:tabs>
+      </w:pPr>
+    </w:p>
+    <w:p>
+      <w:pPr>
+        <w:tabs>
+          <w:tab w:val="left" w:pos="2628"/>
+        </w:tabs>
+        <w:rPr>
+          <w:lang w:val="en-US"/>
+        </w:rPr>
+      </w:pPr>
+      <w:r>
+        <w:t xml:space="preserve">            </w:t>
+      </w:r>
+      <w:r>
+        <w:rPr>
+          <w:lang w:val="en-US"/>
+        </w:rPr>
+        <w:t>$table-&gt;</w:t>
+      </w:r>
+      <w:proofErr w:type="spellStart"/>
+      <w:r>
+        <w:rPr>
+          <w:lang w:val="en-US"/>
+        </w:rPr>
+        <w:t>foreignId</w:t>
+      </w:r>
+      <w:proofErr w:type="spellEnd"/>
+      <w:r>
+        <w:rPr>
+          <w:lang w:val="en-US"/>
+        </w:rPr>
+        <w:t>('</w:t>
+      </w:r>
+      <w:proofErr w:type="spellStart"/>
+      <w:r>
+        <w:rPr>
+          <w:lang w:val="en-US"/>
+        </w:rPr>
+        <w:t>torneo_evento_id</w:t>
+      </w:r>
+      <w:proofErr w:type="spellEnd"/>
+      <w:r>
+        <w:rPr>
+          <w:lang w:val="en-US"/>
+        </w:rPr>
+        <w:t>')</w:t>
+      </w:r>
+    </w:p>
+    <w:p>
+      <w:pPr>
+        <w:tabs>
+          <w:tab w:val="left" w:pos="2628"/>
+        </w:tabs>
+        <w:rPr>
+          <w:lang w:val="en-US"/>
+        </w:rPr>
+      </w:pPr>
+      <w:r>
+        <w:rPr>
+          <w:lang w:val="en-US"/>
+        </w:rPr>
+        <w:t>            -&gt;</w:t>
+      </w:r>
+      <w:proofErr w:type="gramStart"/>
+      <w:r>
+        <w:rPr>
+          <w:lang w:val="en-US"/>
+        </w:rPr>
+        <w:t>nullable(</w:t>
+      </w:r>
+      <w:proofErr w:type="gramEnd"/>
+      <w:r>
+        <w:rPr>
+          <w:lang w:val="en-US"/>
+        </w:rPr>
+        <w:t>)</w:t>
+      </w:r>
+    </w:p>
+    <w:p>
+      <w:pPr>
+        <w:tabs>
+          <w:tab w:val="left" w:pos="2628"/>
+        </w:tabs>
+        <w:rPr>
+          <w:lang w:val="en-US"/>
+        </w:rPr>
+      </w:pPr>
+      <w:r>
+        <w:rPr>
+          <w:lang w:val="en-US"/>
+        </w:rPr>
+        <w:t>            -&gt;constrained('</w:t>
+      </w:r>
+      <w:proofErr w:type="spellStart"/>
+      <w:r>
+        <w:rPr>
+          <w:lang w:val="en-US"/>
+        </w:rPr>
+        <w:t>torneo_eventos</w:t>
+      </w:r>
+      <w:proofErr w:type="spellEnd"/>
+      <w:r>
+        <w:rPr>
+          <w:lang w:val="en-US"/>
+        </w:rPr>
+        <w:t>')</w:t>
+      </w:r>
+    </w:p>
+    <w:p>
+      <w:pPr>
+        <w:tabs>
+          <w:tab w:val="left" w:pos="2628"/>
+        </w:tabs>
+        <w:rPr>
+          <w:lang w:val="en-US"/>
+        </w:rPr>
+      </w:pPr>
+      <w:r>
+        <w:rPr>
+          <w:lang w:val="en-US"/>
+        </w:rPr>
+        <w:t>            -&gt;</w:t>
+      </w:r>
+      <w:proofErr w:type="spellStart"/>
+      <w:r>
+        <w:rPr>
+          <w:lang w:val="en-US"/>
+        </w:rPr>
+        <w:t>onDelete</w:t>
+      </w:r>
+      <w:proofErr w:type="spellEnd"/>
+      <w:r>
+        <w:rPr>
+          <w:lang w:val="en-US"/>
+        </w:rPr>
+        <w:t>('cascade');</w:t>
+      </w:r>
+    </w:p>
+    <w:p>
+      <w:pPr>
+        <w:tabs>
+          <w:tab w:val="left" w:pos="2628"/>
+        </w:tabs>
+        <w:rPr>
+          <w:lang w:val="en-US"/>
+        </w:rPr>
+      </w:pPr>
+    </w:p>
+    <w:p>
+      <w:pPr>
+        <w:tabs>
+          <w:tab w:val="left" w:pos="2628"/>
+        </w:tabs>
+        <w:rPr>
+          <w:lang w:val="en-US"/>
+        </w:rPr>
+      </w:pPr>
+      <w:r>
+        <w:rPr>
+          <w:lang w:val="en-US"/>
+        </w:rPr>
+        <w:t>            $table-&gt;</w:t>
+      </w:r>
+      <w:proofErr w:type="gramStart"/>
+      <w:r>
+        <w:rPr>
+          <w:lang w:val="en-US"/>
+        </w:rPr>
+        <w:t>timestamps(</w:t>
+      </w:r>
+      <w:proofErr w:type="gramEnd"/>
+      <w:r>
+        <w:rPr>
+          <w:lang w:val="en-US"/>
+        </w:rPr>
+        <w:t>);</w:t>
+      </w:r>
+    </w:p>
+    <w:p>
+      <w:pPr>
+        <w:tabs>
+          <w:tab w:val="left" w:pos="2628"/>
+        </w:tabs>
+        <w:rPr>
+          <w:lang w:val="en-US"/>
+        </w:rPr>
+      </w:pPr>
+      <w:r>
+        <w:rPr>
+          <w:lang w:val="en-US"/>
+        </w:rPr>
+        <w:t>        });</w:t>
+      </w:r>
+    </w:p>
+    <w:p>
+      <w:pPr>
+        <w:tabs>
+          <w:tab w:val="left" w:pos="2628"/>
+        </w:tabs>
+        <w:rPr>
+          <w:lang w:val="en-US"/>
+        </w:rPr>
+      </w:pPr>
+      <w:r>
+        <w:rPr>
+          <w:lang w:val="en-US"/>
+        </w:rPr>
+        <w:t>    }</w:t>
+      </w:r>
+    </w:p>
+    <w:p>
+      <w:pPr>
+        <w:tabs>
+          <w:tab w:val="left" w:pos="2628"/>
+        </w:tabs>
+        <w:rPr>
+          <w:lang w:val="en-US"/>
+        </w:rPr>
+      </w:pPr>
+    </w:p>
+    <w:p>
+      <w:pPr>
+        <w:tabs>
+          <w:tab w:val="left" w:pos="2628"/>
+        </w:tabs>
+        <w:rPr>
+          <w:lang w:val="en-US"/>
+        </w:rPr>
+      </w:pPr>
+      <w:r>
+        <w:rPr>
+          <w:lang w:val="en-US"/>
+        </w:rPr>
+        <w:t xml:space="preserve">    </w:t>
+      </w:r>
+      <w:r>
+        <w:rPr>
+          <w:i/>
+          <w:iCs/>
+          <w:lang w:val="en-US"/>
+        </w:rPr>
+        <w:t>/**</w:t>
+      </w:r>
+    </w:p>
+    <w:p>
+      <w:pPr>
+        <w:tabs>
+          <w:tab w:val="left" w:pos="2628"/>
+        </w:tabs>
+        <w:rPr>
+          <w:lang w:val="en-US"/>
+        </w:rPr>
+      </w:pPr>
+      <w:r>
+        <w:rPr>
+          <w:i/>
+          <w:iCs/>
+          <w:lang w:val="en-US"/>
+        </w:rPr>
+        <w:t>     * Reverse the migrations.</w:t>
+      </w:r>
+    </w:p>
+    <w:p>
+      <w:pPr>
+        <w:tabs>
+          <w:tab w:val="left" w:pos="2628"/>
+        </w:tabs>
+        <w:rPr>
+          <w:lang w:val="en-US"/>
+        </w:rPr>
+      </w:pPr>
+      <w:r>
+        <w:rPr>
+          <w:i/>
+          <w:iCs/>
+          <w:lang w:val="en-US"/>
+        </w:rPr>
+        <w:t>     */</w:t>
+      </w:r>
+    </w:p>
+    <w:p>
+      <w:pPr>
+        <w:tabs>
+          <w:tab w:val="left" w:pos="2628"/>
+        </w:tabs>
+        <w:rPr>
+          <w:lang w:val="en-US"/>
+        </w:rPr>
+      </w:pPr>
+      <w:r>
+        <w:rPr>
+          <w:lang w:val="en-US"/>
+        </w:rPr>
+        <w:t xml:space="preserve">    public function </w:t>
+      </w:r>
+      <w:proofErr w:type="gramStart"/>
+      <w:r>
+        <w:rPr>
+          <w:lang w:val="en-US"/>
+        </w:rPr>
+        <w:t>down(</w:t>
+      </w:r>
+      <w:proofErr w:type="gramEnd"/>
+      <w:r>
+        <w:rPr>
+          <w:lang w:val="en-US"/>
+        </w:rPr>
+        <w:t>): void</w:t>
+      </w:r>
+    </w:p>
+    <w:p>
+      <w:pPr>
+        <w:tabs>
+          <w:tab w:val="left" w:pos="2628"/>
+        </w:tabs>
+      </w:pPr>
+      <w:r>
+        <w:rPr>
+          <w:lang w:val="en-US"/>
+        </w:rPr>
+        <w:t xml:space="preserve">    </w:t>
+      </w:r>
+      <w:r>
+        <w:t>{</w:t>
+      </w:r>
+    </w:p>
+    <w:p>
+      <w:pPr>
+        <w:tabs>
+          <w:tab w:val="left" w:pos="2628"/>
+        </w:tabs>
+      </w:pPr>
+      <w:r>
+        <w:lastRenderedPageBreak/>
+        <w:t xml:space="preserve">        </w:t>
+      </w:r>
+      <w:proofErr w:type="gramStart"/>
+      <w:r>
+        <w:t>Schema::</w:t>
+      </w:r>
+      <w:proofErr w:type="spellStart"/>
+      <w:proofErr w:type="gramEnd"/>
+      <w:r>
+        <w:t>dropIfExists</w:t>
+      </w:r>
+      <w:proofErr w:type="spellEnd"/>
+      <w:r>
+        <w:t>('</w:t>
+      </w:r>
+      <w:proofErr w:type="spellStart"/>
+      <w:r>
+        <w:t>torneos_jugadores</w:t>
+      </w:r>
+      <w:proofErr w:type="spellEnd"/>
+      <w:r>
+        <w:t>');</w:t>
+      </w:r>
+    </w:p>
+    <w:p>
+      <w:pPr>
+        <w:tabs>
+          <w:tab w:val="left" w:pos="2628"/>
+        </w:tabs>
+      </w:pPr>
+      <w:r>
+        <w:t>    }</w:t>
+      </w:r>
+    </w:p>
+    <w:p>
+      <w:pPr>
+        <w:tabs>
+          <w:tab w:val="left" w:pos="2628"/>
+        </w:tabs>
+      </w:pPr>
+      <w:r>
+        <w:t>};</w:t>
+      </w:r>
+    </w:p>
+    <w:p>
+      <w:pPr>
+        <w:tabs>
+          <w:tab w:val="left" w:pos="2628"/>
+        </w:tabs>
+      </w:pPr>
+    </w:p>
+    <w:p>
+      <w:pPr>
+        <w:tabs>
+          <w:tab w:val="left" w:pos="2628"/>
+        </w:tabs>
+      </w:pPr>
+    </w:p>
+    <w:p>
+      <w:pPr>
+        <w:tabs>
+          <w:tab w:val="left" w:pos="2628"/>
+        </w:tabs>
+      </w:pPr>
+    </w:p>
+    <w:p>
+      <w:pPr>
+        <w:tabs>
+          <w:tab w:val="left" w:pos="2628"/>
+        </w:tabs>
+      </w:pPr>
+      <w:proofErr w:type="spellStart"/>
+      <w:r>
+        <w:t>Resultados_individuales</w:t>
+      </w:r>
+      <w:proofErr w:type="spellEnd"/>
+    </w:p>
+    <w:p>
+      <w:pPr>
+        <w:tabs>
+          <w:tab w:val="left" w:pos="2628"/>
+        </w:tabs>
+        <w:rPr>
+          <w:lang w:val="en-US"/>
+        </w:rPr>
+      </w:pPr>
+      <w:r>
+        <w:rPr>
+          <w:lang w:val="en-US"/>
+        </w:rPr>
+        <w:t>&lt;?</w:t>
+      </w:r>
+      <w:proofErr w:type="spellStart"/>
+      <w:r>
+        <w:rPr>
+          <w:lang w:val="en-US"/>
+        </w:rPr>
+        <w:t>php</w:t>
+      </w:r>
+      <w:proofErr w:type="spellEnd"/>
+    </w:p>
+    <w:p>
+      <w:pPr>
+        <w:tabs>
+          <w:tab w:val="left" w:pos="2628"/>
+        </w:tabs>
+        <w:rPr>
+          <w:lang w:val="en-US"/>
+        </w:rPr>
+      </w:pPr>
+    </w:p>
+    <w:p>
+      <w:pPr>
+        <w:tabs>
+          <w:tab w:val="left" w:pos="2628"/>
+        </w:tabs>
+        <w:rPr>
+          <w:lang w:val="en-US"/>
+        </w:rPr>
+      </w:pPr>
+      <w:r>
+        <w:rPr>
+          <w:lang w:val="en-US"/>
+        </w:rPr>
+        <w:t>use Illuminate\Database\Migrations\Migration;</w:t>
+      </w:r>
+    </w:p>
+    <w:p>
+      <w:pPr>
+        <w:tabs>
+          <w:tab w:val="left" w:pos="2628"/>
+        </w:tabs>
+        <w:rPr>
+          <w:lang w:val="en-US"/>
+        </w:rPr>
+      </w:pPr>
+      <w:r>
+        <w:rPr>
+          <w:lang w:val="en-US"/>
+        </w:rPr>
+        <w:t>use Illuminate\Database\Schema\Blueprint;</w:t>
+      </w:r>
+    </w:p>
+    <w:p>
+      <w:pPr>
+        <w:tabs>
+          <w:tab w:val="left" w:pos="2628"/>
+        </w:tabs>
+        <w:rPr>
+          <w:lang w:val="en-US"/>
+        </w:rPr>
+      </w:pPr>
+      <w:r>
+        <w:rPr>
+          <w:lang w:val="en-US"/>
+        </w:rPr>
+        <w:t>use Illuminate\Support\Facades\Schema;</w:t>
+      </w:r>
+    </w:p>
+    <w:p>
+      <w:pPr>
+        <w:tabs>
+          <w:tab w:val="left" w:pos="2628"/>
+        </w:tabs>
+        <w:rPr>
+          <w:lang w:val="en-US"/>
+        </w:rPr>
+      </w:pPr>
+    </w:p>
+    <w:p>
+      <w:pPr>
+        <w:tabs>
+          <w:tab w:val="left" w:pos="2628"/>
+        </w:tabs>
+        <w:rPr>
+          <w:lang w:val="en-US"/>
+        </w:rPr>
+      </w:pPr>
+      <w:r>
+        <w:rPr>
+          <w:lang w:val="en-US"/>
+        </w:rPr>
+        <w:t>return new class extends Migration</w:t>
+      </w:r>
+    </w:p>
+    <w:p>
+      <w:pPr>
+        <w:tabs>
+          <w:tab w:val="left" w:pos="2628"/>
+        </w:tabs>
+        <w:rPr>
+          <w:lang w:val="en-US"/>
+        </w:rPr>
+      </w:pPr>
+      <w:r>
+        <w:rPr>
+          <w:lang w:val="en-US"/>
+        </w:rPr>
+        <w:t>{</w:t>
+      </w:r>
+    </w:p>
+    <w:p>
+      <w:pPr>
+        <w:tabs>
+          <w:tab w:val="left" w:pos="2628"/>
+        </w:tabs>
+        <w:rPr>
+          <w:lang w:val="en-US"/>
+        </w:rPr>
+      </w:pPr>
+      <w:r>
+        <w:rPr>
+          <w:lang w:val="en-US"/>
+        </w:rPr>
+        <w:t xml:space="preserve">    </w:t>
+      </w:r>
+      <w:r>
+        <w:rPr>
+          <w:i/>
+          <w:iCs/>
+          <w:lang w:val="en-US"/>
+        </w:rPr>
+        <w:t>/**</w:t>
+      </w:r>
+    </w:p>
+    <w:p>
+      <w:pPr>
+        <w:tabs>
+          <w:tab w:val="left" w:pos="2628"/>
+        </w:tabs>
+        <w:rPr>
+          <w:lang w:val="en-US"/>
+        </w:rPr>
+      </w:pPr>
+      <w:r>
+        <w:rPr>
+          <w:i/>
+          <w:iCs/>
+          <w:lang w:val="en-US"/>
+        </w:rPr>
+        <w:t>     * Run the migrations.</w:t>
+      </w:r>
+    </w:p>
+    <w:p>
+      <w:pPr>
+        <w:tabs>
+          <w:tab w:val="left" w:pos="2628"/>
+        </w:tabs>
+        <w:rPr>
+          <w:lang w:val="en-US"/>
+        </w:rPr>
+      </w:pPr>
+      <w:r>
+        <w:rPr>
+          <w:i/>
+          <w:iCs/>
+          <w:lang w:val="en-US"/>
+        </w:rPr>
+        <w:t>     */</w:t>
+      </w:r>
+    </w:p>
+    <w:p>
+      <w:pPr>
+        <w:tabs>
+          <w:tab w:val="left" w:pos="2628"/>
+        </w:tabs>
+        <w:rPr>
+          <w:lang w:val="en-US"/>
+        </w:rPr>
+      </w:pPr>
+      <w:r>
+        <w:rPr>
+          <w:lang w:val="en-US"/>
+        </w:rPr>
+        <w:t xml:space="preserve">    public function </w:t>
+      </w:r>
+      <w:proofErr w:type="gramStart"/>
+      <w:r>
+        <w:rPr>
+          <w:lang w:val="en-US"/>
+        </w:rPr>
+        <w:t>up(</w:t>
+      </w:r>
+      <w:proofErr w:type="gramEnd"/>
+      <w:r>
+        <w:rPr>
+          <w:lang w:val="en-US"/>
+        </w:rPr>
+        <w:t>): void</w:t>
+      </w:r>
+    </w:p>
+    <w:p>
+      <w:pPr>
+        <w:tabs>
+          <w:tab w:val="left" w:pos="2628"/>
+        </w:tabs>
+        <w:rPr>
+          <w:lang w:val="en-US"/>
+        </w:rPr>
+      </w:pPr>
+      <w:r>
+        <w:rPr>
+          <w:lang w:val="en-US"/>
+        </w:rPr>
+        <w:t>    {</w:t>
+      </w:r>
+    </w:p>
+    <w:p>
+      <w:pPr>
+        <w:tabs>
+          <w:tab w:val="left" w:pos="2628"/>
+        </w:tabs>
+        <w:rPr>
+          <w:lang w:val="en-US"/>
+        </w:rPr>
+      </w:pPr>
+      <w:r>
+        <w:rPr>
+          <w:lang w:val="en-US"/>
+        </w:rPr>
+        <w:t xml:space="preserve">        </w:t>
+      </w:r>
+      <w:proofErr w:type="gramStart"/>
+      <w:r>
+        <w:rPr>
+          <w:lang w:val="en-US"/>
+        </w:rPr>
+        <w:t>Schema::</w:t>
+      </w:r>
+      <w:proofErr w:type="gramEnd"/>
+      <w:r>
+        <w:rPr>
+          <w:lang w:val="en-US"/>
+        </w:rPr>
+        <w:t>connection('</w:t>
+      </w:r>
+      <w:proofErr w:type="spellStart"/>
+      <w:r>
+        <w:rPr>
+          <w:lang w:val="en-US"/>
+        </w:rPr>
+        <w:t>sistema</w:t>
+      </w:r>
+      <w:proofErr w:type="spellEnd"/>
+      <w:r>
+        <w:rPr>
+          <w:lang w:val="en-US"/>
+        </w:rPr>
+        <w:t>')-&gt;</w:t>
+      </w:r>
+      <w:proofErr w:type="gramStart"/>
+      <w:r>
+        <w:rPr>
+          <w:lang w:val="en-US"/>
+        </w:rPr>
+        <w:t>create(</w:t>
+      </w:r>
+      <w:proofErr w:type="gramEnd"/>
+      <w:r>
+        <w:rPr>
+          <w:lang w:val="en-US"/>
+        </w:rPr>
+        <w:t>'</w:t>
+      </w:r>
+      <w:proofErr w:type="spellStart"/>
+      <w:r>
+        <w:rPr>
+          <w:lang w:val="en-US"/>
+        </w:rPr>
+        <w:t>resultados_individuales</w:t>
+      </w:r>
+      <w:proofErr w:type="spellEnd"/>
+      <w:r>
+        <w:rPr>
+          <w:lang w:val="en-US"/>
+        </w:rPr>
+        <w:t>', function (Blueprint $</w:t>
+      </w:r>
+      <w:proofErr w:type="gramStart"/>
+      <w:r>
+        <w:rPr>
+          <w:lang w:val="en-US"/>
+        </w:rPr>
+        <w:t>table) {</w:t>
+      </w:r>
+      <w:proofErr w:type="gramEnd"/>
+    </w:p>
+    <w:p>
+      <w:pPr>
+        <w:tabs>
+          <w:tab w:val="left" w:pos="2628"/>
+        </w:tabs>
+        <w:rPr>
+          <w:lang w:val="en-US"/>
+        </w:rPr>
+      </w:pPr>
+      <w:r>
+        <w:rPr>
+          <w:lang w:val="en-US"/>
+        </w:rPr>
+        <w:t>            $table-&gt;</w:t>
+      </w:r>
+      <w:proofErr w:type="gramStart"/>
+      <w:r>
+        <w:rPr>
+          <w:lang w:val="en-US"/>
+        </w:rPr>
+        <w:t>id(</w:t>
+      </w:r>
+      <w:proofErr w:type="gramEnd"/>
+      <w:r>
+        <w:rPr>
+          <w:lang w:val="en-US"/>
+        </w:rPr>
+        <w:t>);</w:t>
+      </w:r>
+    </w:p>
+    <w:p>
+      <w:pPr>
+        <w:tabs>
+          <w:tab w:val="left" w:pos="2628"/>
+        </w:tabs>
+        <w:rPr>
+          <w:lang w:val="en-US"/>
+        </w:rPr>
+      </w:pPr>
+      <w:r>
+        <w:rPr>
+          <w:lang w:val="en-US"/>
+        </w:rPr>
+        <w:t>             $table-&gt;</w:t>
+      </w:r>
+      <w:proofErr w:type="spellStart"/>
+      <w:r>
+        <w:rPr>
+          <w:lang w:val="en-US"/>
+        </w:rPr>
+        <w:t>foreignId</w:t>
+      </w:r>
+      <w:proofErr w:type="spellEnd"/>
+      <w:r>
+        <w:rPr>
+          <w:lang w:val="en-US"/>
+        </w:rPr>
+        <w:t>('</w:t>
+      </w:r>
+      <w:proofErr w:type="spellStart"/>
+      <w:r>
+        <w:rPr>
+          <w:lang w:val="en-US"/>
+        </w:rPr>
+        <w:t>torneo_id</w:t>
+      </w:r>
+      <w:proofErr w:type="spellEnd"/>
+      <w:r>
+        <w:rPr>
+          <w:lang w:val="en-US"/>
+        </w:rPr>
+        <w:t>')</w:t>
+      </w:r>
+    </w:p>
+    <w:p>
+      <w:pPr>
+        <w:tabs>
+          <w:tab w:val="left" w:pos="2628"/>
+        </w:tabs>
+      </w:pPr>
+      <w:r>
+        <w:rPr>
+          <w:lang w:val="en-US"/>
+        </w:rPr>
+        <w:t xml:space="preserve">                </w:t>
+      </w:r>
+      <w:r>
+        <w:t>-&gt;</w:t>
+      </w:r>
+      <w:proofErr w:type="spellStart"/>
+      <w:r>
+        <w:t>constrained</w:t>
+      </w:r>
+      <w:proofErr w:type="spellEnd"/>
+      <w:r>
+        <w:t>('torneos')</w:t>
+      </w:r>
+    </w:p>
+    <w:p>
+      <w:pPr>
+        <w:tabs>
+          <w:tab w:val="left" w:pos="2628"/>
+        </w:tabs>
+      </w:pPr>
+      <w:r>
+        <w:t>                -&gt;</w:t>
+      </w:r>
+      <w:proofErr w:type="spellStart"/>
+      <w:proofErr w:type="gramStart"/>
+      <w:r>
+        <w:t>cascadeOnDelete</w:t>
+      </w:r>
+      <w:proofErr w:type="spellEnd"/>
+      <w:r>
+        <w:t>(</w:t>
+      </w:r>
+      <w:proofErr w:type="gramEnd"/>
+      <w:r>
+        <w:t>);</w:t>
+      </w:r>
+    </w:p>
+    <w:p>
+      <w:pPr>
+        <w:tabs>
+          <w:tab w:val="left" w:pos="2628"/>
+        </w:tabs>
+      </w:pPr>
+    </w:p>
+    <w:p>
+      <w:pPr>
+        <w:tabs>
+          <w:tab w:val="left" w:pos="2628"/>
+        </w:tabs>
+        <w:rPr>
+          <w:lang w:val="en-US"/>
+        </w:rPr>
+      </w:pPr>
+      <w:r>
+        <w:t xml:space="preserve">            </w:t>
+      </w:r>
+      <w:r>
+        <w:rPr>
+          <w:lang w:val="en-US"/>
+        </w:rPr>
+        <w:t>$table-&gt;</w:t>
+      </w:r>
+      <w:proofErr w:type="spellStart"/>
+      <w:r>
+        <w:rPr>
+          <w:lang w:val="en-US"/>
+        </w:rPr>
+        <w:t>foreignId</w:t>
+      </w:r>
+      <w:proofErr w:type="spellEnd"/>
+      <w:r>
+        <w:rPr>
+          <w:lang w:val="en-US"/>
+        </w:rPr>
+        <w:t>('</w:t>
+      </w:r>
+      <w:proofErr w:type="spellStart"/>
+      <w:r>
+        <w:rPr>
+          <w:lang w:val="en-US"/>
+        </w:rPr>
+        <w:t>jugador_id</w:t>
+      </w:r>
+      <w:proofErr w:type="spellEnd"/>
+      <w:r>
+        <w:rPr>
+          <w:lang w:val="en-US"/>
+        </w:rPr>
+        <w:t>')</w:t>
+      </w:r>
+    </w:p>
+    <w:p>
+      <w:pPr>
+        <w:tabs>
+          <w:tab w:val="left" w:pos="2628"/>
+        </w:tabs>
+        <w:rPr>
+          <w:lang w:val="en-US"/>
+        </w:rPr>
+      </w:pPr>
+      <w:r>
+        <w:rPr>
+          <w:lang w:val="en-US"/>
+        </w:rPr>
+        <w:t>                -&gt;constrained('</w:t>
+      </w:r>
+      <w:proofErr w:type="spellStart"/>
+      <w:r>
+        <w:rPr>
+          <w:lang w:val="en-US"/>
+        </w:rPr>
+        <w:t>jugadores</w:t>
+      </w:r>
+      <w:proofErr w:type="spellEnd"/>
+      <w:r>
+        <w:rPr>
+          <w:lang w:val="en-US"/>
+        </w:rPr>
+        <w:t>')</w:t>
+      </w:r>
+    </w:p>
+    <w:p>
+      <w:pPr>
+        <w:tabs>
+          <w:tab w:val="left" w:pos="2628"/>
+        </w:tabs>
+      </w:pPr>
+      <w:r>
+        <w:rPr>
+          <w:lang w:val="en-US"/>
+        </w:rPr>
+        <w:t xml:space="preserve">                </w:t>
+      </w:r>
+      <w:r>
+        <w:t>-&gt;</w:t>
+      </w:r>
+      <w:proofErr w:type="spellStart"/>
+      <w:proofErr w:type="gramStart"/>
+      <w:r>
+        <w:t>cascadeOnDelete</w:t>
+      </w:r>
+      <w:proofErr w:type="spellEnd"/>
+      <w:r>
+        <w:t>(</w:t>
+      </w:r>
+      <w:proofErr w:type="gramEnd"/>
+      <w:r>
+        <w:t>);</w:t>
+      </w:r>
+    </w:p>
+    <w:p>
+      <w:pPr>
+        <w:tabs>
+          <w:tab w:val="left" w:pos="2628"/>
+        </w:tabs>
+      </w:pPr>
+    </w:p>
+    <w:p>
+      <w:pPr>
+        <w:tabs>
+          <w:tab w:val="left" w:pos="2628"/>
+        </w:tabs>
+      </w:pPr>
+      <w:r>
+        <w:t>            $table-&gt;</w:t>
+      </w:r>
+      <w:proofErr w:type="spellStart"/>
+      <w:r>
+        <w:t>integer</w:t>
+      </w:r>
+      <w:proofErr w:type="spellEnd"/>
+      <w:r>
+        <w:t>('</w:t>
+      </w:r>
+      <w:proofErr w:type="spellStart"/>
+      <w:r>
+        <w:t>posicion</w:t>
+      </w:r>
+      <w:proofErr w:type="spellEnd"/>
+      <w:r>
+        <w:t>')-&gt;</w:t>
+      </w:r>
+      <w:proofErr w:type="spellStart"/>
+      <w:proofErr w:type="gramStart"/>
+      <w:r>
+        <w:t>nullable</w:t>
+      </w:r>
+      <w:proofErr w:type="spellEnd"/>
+      <w:r>
+        <w:t>(</w:t>
+      </w:r>
+      <w:proofErr w:type="gramEnd"/>
+      <w:r>
+        <w:t>);</w:t>
+      </w:r>
+    </w:p>
+    <w:p>
+      <w:pPr>
+        <w:tabs>
+          <w:tab w:val="left" w:pos="2628"/>
+        </w:tabs>
+      </w:pPr>
+    </w:p>
+    <w:p>
+      <w:pPr>
+        <w:tabs>
+          <w:tab w:val="left" w:pos="2628"/>
+        </w:tabs>
+        <w:rPr>
+          <w:lang w:val="en-US"/>
+        </w:rPr>
+      </w:pPr>
+      <w:r>
+        <w:t xml:space="preserve">            </w:t>
+      </w:r>
+      <w:r>
+        <w:rPr>
+          <w:lang w:val="en-US"/>
+        </w:rPr>
+        <w:t>$table-&gt;</w:t>
+      </w:r>
+      <w:proofErr w:type="spellStart"/>
+      <w:proofErr w:type="gramStart"/>
+      <w:r>
+        <w:rPr>
+          <w:lang w:val="en-US"/>
+        </w:rPr>
+        <w:t>enum</w:t>
+      </w:r>
+      <w:proofErr w:type="spellEnd"/>
+      <w:r>
+        <w:rPr>
+          <w:lang w:val="en-US"/>
+        </w:rPr>
+        <w:t>(</w:t>
+      </w:r>
+      <w:proofErr w:type="gramEnd"/>
+      <w:r>
+        <w:rPr>
+          <w:lang w:val="en-US"/>
+        </w:rPr>
+        <w:t>'</w:t>
+      </w:r>
+      <w:proofErr w:type="spellStart"/>
+      <w:r>
+        <w:rPr>
+          <w:lang w:val="en-US"/>
+        </w:rPr>
+        <w:t>medalla</w:t>
+      </w:r>
+      <w:proofErr w:type="spellEnd"/>
+      <w:r>
+        <w:rPr>
+          <w:lang w:val="en-US"/>
+        </w:rPr>
+        <w:t>', ['gold', 'silver', 'bronze'])-&gt;</w:t>
+      </w:r>
+      <w:proofErr w:type="gramStart"/>
+      <w:r>
+        <w:rPr>
+          <w:lang w:val="en-US"/>
+        </w:rPr>
+        <w:t>nullable(</w:t>
+      </w:r>
+      <w:proofErr w:type="gramEnd"/>
+      <w:r>
+        <w:rPr>
+          <w:lang w:val="en-US"/>
+        </w:rPr>
+        <w:t>);</w:t>
+      </w:r>
+    </w:p>
+    <w:p>
+      <w:pPr>
+        <w:tabs>
+          <w:tab w:val="left" w:pos="2628"/>
+        </w:tabs>
+        <w:rPr>
+          <w:lang w:val="en-US"/>
+        </w:rPr>
+      </w:pPr>
+    </w:p>
+    <w:p>
+      <w:pPr>
+        <w:tabs>
+          <w:tab w:val="left" w:pos="2628"/>
+        </w:tabs>
+        <w:rPr>
+          <w:lang w:val="en-US"/>
+        </w:rPr>
+      </w:pPr>
+      <w:r>
+        <w:rPr>
+          <w:lang w:val="en-US"/>
+        </w:rPr>
+        <w:t xml:space="preserve">            </w:t>
+      </w:r>
+      <w:r>
+        <w:rPr>
+          <w:i/>
+          <w:iCs/>
+          <w:lang w:val="en-US"/>
+        </w:rPr>
+        <w:t>// NUEVO CAMPO</w:t>
+      </w:r>
+    </w:p>
+    <w:p>
+      <w:pPr>
+        <w:tabs>
+          <w:tab w:val="left" w:pos="2628"/>
+        </w:tabs>
+        <w:rPr>
+          <w:lang w:val="en-US"/>
+        </w:rPr>
+      </w:pPr>
+      <w:r>
+        <w:rPr>
+          <w:lang w:val="en-US"/>
+        </w:rPr>
+        <w:t>             $table-&gt;</w:t>
+      </w:r>
+      <w:proofErr w:type="spellStart"/>
+      <w:r>
+        <w:rPr>
+          <w:lang w:val="en-US"/>
+        </w:rPr>
+        <w:t>foreignId</w:t>
+      </w:r>
+      <w:proofErr w:type="spellEnd"/>
+      <w:r>
+        <w:rPr>
+          <w:lang w:val="en-US"/>
+        </w:rPr>
+        <w:t>('</w:t>
+      </w:r>
+      <w:proofErr w:type="spellStart"/>
+      <w:r>
+        <w:rPr>
+          <w:lang w:val="en-US"/>
+        </w:rPr>
+        <w:t>torneo_evento_id</w:t>
+      </w:r>
+      <w:proofErr w:type="spellEnd"/>
+      <w:r>
+        <w:rPr>
+          <w:lang w:val="en-US"/>
+        </w:rPr>
+        <w:t>')</w:t>
+      </w:r>
+    </w:p>
+    <w:p>
+      <w:pPr>
+        <w:tabs>
+          <w:tab w:val="left" w:pos="2628"/>
+        </w:tabs>
+        <w:rPr>
+          <w:lang w:val="en-US"/>
+        </w:rPr>
+      </w:pPr>
+      <w:r>
+        <w:rPr>
+          <w:lang w:val="en-US"/>
+        </w:rPr>
+        <w:t>            -&gt;</w:t>
+      </w:r>
+      <w:proofErr w:type="gramStart"/>
+      <w:r>
+        <w:rPr>
+          <w:lang w:val="en-US"/>
+        </w:rPr>
+        <w:t>nullable(</w:t>
+      </w:r>
+      <w:proofErr w:type="gramEnd"/>
+      <w:r>
+        <w:rPr>
+          <w:lang w:val="en-US"/>
+        </w:rPr>
+        <w:t>)</w:t>
+      </w:r>
+    </w:p>
+    <w:p>
+      <w:pPr>
+        <w:tabs>
+          <w:tab w:val="left" w:pos="2628"/>
+        </w:tabs>
+        <w:rPr>
+          <w:lang w:val="en-US"/>
+        </w:rPr>
+      </w:pPr>
+      <w:r>
+        <w:rPr>
+          <w:lang w:val="en-US"/>
+        </w:rPr>
+        <w:t>            -&gt;constrained('</w:t>
+      </w:r>
+      <w:proofErr w:type="spellStart"/>
+      <w:r>
+        <w:rPr>
+          <w:lang w:val="en-US"/>
+        </w:rPr>
+        <w:t>torneo_eventos</w:t>
+      </w:r>
+      <w:proofErr w:type="spellEnd"/>
+      <w:r>
+        <w:rPr>
+          <w:lang w:val="en-US"/>
+        </w:rPr>
+        <w:t>')</w:t>
+      </w:r>
+    </w:p>
+    <w:p>
+      <w:pPr>
+        <w:tabs>
+          <w:tab w:val="left" w:pos="2628"/>
+        </w:tabs>
+        <w:rPr>
+          <w:lang w:val="en-US"/>
+        </w:rPr>
+      </w:pPr>
+      <w:r>
+        <w:rPr>
+          <w:lang w:val="en-US"/>
+        </w:rPr>
+        <w:t>            -&gt;</w:t>
+      </w:r>
+      <w:proofErr w:type="spellStart"/>
+      <w:r>
+        <w:rPr>
+          <w:lang w:val="en-US"/>
+        </w:rPr>
+        <w:t>onDelete</w:t>
+      </w:r>
+      <w:proofErr w:type="spellEnd"/>
+      <w:r>
+        <w:rPr>
+          <w:lang w:val="en-US"/>
+        </w:rPr>
+        <w:t>('cascade');</w:t>
+      </w:r>
+    </w:p>
+    <w:p>
+      <w:pPr>
+        <w:tabs>
+          <w:tab w:val="left" w:pos="2628"/>
+        </w:tabs>
+        <w:rPr>
+          <w:lang w:val="en-US"/>
+        </w:rPr>
+      </w:pPr>
+    </w:p>
+    <w:p>
+      <w:pPr>
+        <w:tabs>
+          <w:tab w:val="left" w:pos="2628"/>
+        </w:tabs>
+        <w:rPr>
+          <w:lang w:val="en-US"/>
+        </w:rPr>
+      </w:pPr>
+      <w:r>
+        <w:rPr>
+          <w:lang w:val="en-US"/>
+        </w:rPr>
+        <w:t>            $table-&gt;</w:t>
+      </w:r>
+      <w:proofErr w:type="gramStart"/>
+      <w:r>
+        <w:rPr>
+          <w:lang w:val="en-US"/>
+        </w:rPr>
+        <w:t>timestamps(</w:t>
+      </w:r>
+      <w:proofErr w:type="gramEnd"/>
+      <w:r>
+        <w:rPr>
+          <w:lang w:val="en-US"/>
+        </w:rPr>
+        <w:t>);</w:t>
+      </w:r>
+    </w:p>
+    <w:p>
+      <w:pPr>
+        <w:tabs>
+          <w:tab w:val="left" w:pos="2628"/>
+        </w:tabs>
+        <w:rPr>
+          <w:lang w:val="en-US"/>
+        </w:rPr>
+      </w:pPr>
+      <w:r>
+        <w:rPr>
+          <w:lang w:val="en-US"/>
+        </w:rPr>
+        <w:t>        });</w:t>
+      </w:r>
+    </w:p>
+    <w:p>
+      <w:pPr>
+        <w:tabs>
+          <w:tab w:val="left" w:pos="2628"/>
+        </w:tabs>
+        <w:rPr>
+          <w:lang w:val="en-US"/>
+        </w:rPr>
+      </w:pPr>
+      <w:r>
+        <w:rPr>
+          <w:lang w:val="en-US"/>
+        </w:rPr>
+        <w:t>    }</w:t>
+      </w:r>
+    </w:p>
+    <w:p>
+      <w:pPr>
+        <w:tabs>
+          <w:tab w:val="left" w:pos="2628"/>
+        </w:tabs>
+        <w:rPr>
+          <w:lang w:val="en-US"/>
+        </w:rPr>
+      </w:pPr>
+    </w:p>
+    <w:p>
+      <w:pPr>
+        <w:tabs>
+          <w:tab w:val="left" w:pos="2628"/>
+        </w:tabs>
+        <w:rPr>
+          <w:lang w:val="en-US"/>
+        </w:rPr>
+      </w:pPr>
+      <w:r>
+        <w:rPr>
+          <w:lang w:val="en-US"/>
+        </w:rPr>
+        <w:t xml:space="preserve">    </w:t>
+      </w:r>
+      <w:r>
+        <w:rPr>
+          <w:i/>
+          <w:iCs/>
+          <w:lang w:val="en-US"/>
+        </w:rPr>
+        <w:t>/**</w:t>
+      </w:r>
+    </w:p>
+    <w:p>
+      <w:pPr>
+        <w:tabs>
+          <w:tab w:val="left" w:pos="2628"/>
+        </w:tabs>
+        <w:rPr>
+          <w:lang w:val="en-US"/>
+        </w:rPr>
+      </w:pPr>
+      <w:r>
+        <w:rPr>
+          <w:i/>
+          <w:iCs/>
+          <w:lang w:val="en-US"/>
+        </w:rPr>
+        <w:t>     * Reverse the migrations.</w:t>
+      </w:r>
+    </w:p>
+    <w:p>
+      <w:pPr>
+        <w:tabs>
+          <w:tab w:val="left" w:pos="2628"/>
+        </w:tabs>
+        <w:rPr>
+          <w:lang w:val="en-US"/>
+        </w:rPr>
+      </w:pPr>
+      <w:r>
+        <w:rPr>
+          <w:i/>
+          <w:iCs/>
+          <w:lang w:val="en-US"/>
+        </w:rPr>
+        <w:t>     */</w:t>
+      </w:r>
+    </w:p>
+    <w:p>
+      <w:pPr>
+        <w:tabs>
+          <w:tab w:val="left" w:pos="2628"/>
+        </w:tabs>
+        <w:rPr>
+          <w:lang w:val="en-US"/>
+        </w:rPr>
+      </w:pPr>
+      <w:r>
+        <w:rPr>
+          <w:lang w:val="en-US"/>
+        </w:rPr>
+        <w:t xml:space="preserve">    public function </w:t>
+      </w:r>
+      <w:proofErr w:type="gramStart"/>
+      <w:r>
+        <w:rPr>
+          <w:lang w:val="en-US"/>
+        </w:rPr>
+        <w:t>down(</w:t>
+      </w:r>
+      <w:proofErr w:type="gramEnd"/>
+      <w:r>
+        <w:rPr>
+          <w:lang w:val="en-US"/>
+        </w:rPr>
+        <w:t>): void</w:t>
+      </w:r>
+    </w:p>
+    <w:p>
+      <w:pPr>
+        <w:tabs>
+          <w:tab w:val="left" w:pos="2628"/>
+        </w:tabs>
+        <w:rPr>
+          <w:lang w:val="en-US"/>
+        </w:rPr>
+      </w:pPr>
+      <w:r>
+        <w:rPr>
+          <w:lang w:val="en-US"/>
+        </w:rPr>
+        <w:t>    {</w:t>
+      </w:r>
+    </w:p>
+    <w:p>
+      <w:pPr>
+        <w:tabs>
+          <w:tab w:val="left" w:pos="2628"/>
+        </w:tabs>
+        <w:rPr>
+          <w:lang w:val="en-US"/>
+        </w:rPr>
+      </w:pPr>
+      <w:r>
+        <w:rPr>
+          <w:lang w:val="en-US"/>
+        </w:rPr>
+        <w:t xml:space="preserve">        </w:t>
+      </w:r>
+      <w:proofErr w:type="gramStart"/>
+      <w:r>
+        <w:rPr>
+          <w:lang w:val="en-US"/>
+        </w:rPr>
+        <w:t>Schema::</w:t>
+      </w:r>
+      <w:proofErr w:type="spellStart"/>
+      <w:proofErr w:type="gramEnd"/>
+      <w:r>
+        <w:rPr>
+          <w:lang w:val="en-US"/>
+        </w:rPr>
+        <w:t>dropIfExists</w:t>
+      </w:r>
+      <w:proofErr w:type="spellEnd"/>
+      <w:r>
+        <w:rPr>
+          <w:lang w:val="en-US"/>
+        </w:rPr>
+        <w:t>('</w:t>
+      </w:r>
+      <w:proofErr w:type="spellStart"/>
+      <w:r>
+        <w:rPr>
+          <w:lang w:val="en-US"/>
+        </w:rPr>
+        <w:t>resultados_individuales</w:t>
+      </w:r>
+      <w:proofErr w:type="spellEnd"/>
+      <w:r>
+        <w:rPr>
+          <w:lang w:val="en-US"/>
+        </w:rPr>
+        <w:t>');</w:t>
+      </w:r>
+    </w:p>
+    <w:p>
+      <w:pPr>
+        <w:tabs>
+          <w:tab w:val="left" w:pos="2628"/>
+        </w:tabs>
+        <w:rPr>
+          <w:lang w:val="en-US"/>
+        </w:rPr>
+      </w:pPr>
+      <w:r>
+        <w:rPr>
+          <w:lang w:val="en-US"/>
+        </w:rPr>
+        <w:t xml:space="preserve">    </w:t>
+      </w:r>
+      <w:r>
+        <w:rPr>
+          <w:lang w:val="en-US"/>
+        </w:rPr>
+        <w:t>}</w:t>
+      </w:r>
+    </w:p>
+    <w:p>
+      <w:pPr>
+        <w:tabs>
+          <w:tab w:val="left" w:pos="2628"/>
+        </w:tabs>
+        <w:rPr>
+          <w:lang w:val="en-US"/>
+        </w:rPr>
+      </w:pPr>
+      <w:r>
+        <w:rPr>
+          <w:lang w:val="en-US"/>
+        </w:rPr>
+        <w:lastRenderedPageBreak/>
+        <w:t>};</w:t>
+      </w:r>
+    </w:p>
+    <w:p>
+      <w:pPr>
+        <w:tabs>
+          <w:tab w:val="left" w:pos="2628"/>
+        </w:tabs>
+        <w:rPr>
+          <w:lang w:val="en-US"/>
+        </w:rPr>
+      </w:pPr>
+    </w:p>
+    <w:p>
+      <w:pPr>
+        <w:tabs>
+          <w:tab w:val="left" w:pos="2628"/>
+        </w:tabs>
+        <w:rPr>
+          <w:lang w:val="en-US"/>
+        </w:rPr>
+      </w:pPr>
+    </w:p>
+    <w:p>
+      <w:pPr>
+        <w:tabs>
+          <w:tab w:val="left" w:pos="2628"/>
+        </w:tabs>
+        <w:rPr>
+          <w:lang w:val="en-US"/>
+        </w:rPr>
+      </w:pPr>
+    </w:p>
+    <w:p>
+      <w:pPr>
+        <w:tabs>
+          <w:tab w:val="left" w:pos="2628"/>
+        </w:tabs>
+        <w:rPr>
+          <w:lang w:val="en-US"/>
+        </w:rPr>
+      </w:pPr>
+    </w:p>
+    <w:p>
+      <w:pPr>
+        <w:tabs>
+          <w:tab w:val="left" w:pos="2628"/>
+        </w:tabs>
+        <w:rPr>
+          <w:lang w:val="en-US"/>
+        </w:rPr>
+      </w:pPr>
+      <w:proofErr w:type="spellStart"/>
+      <w:r>
+        <w:rPr>
+          <w:lang w:val="en-US"/>
+        </w:rPr>
+        <w:t>php</w:t>
+      </w:r>
+      <w:proofErr w:type="spellEnd"/>
+      <w:r>
+        <w:rPr>
+          <w:lang w:val="en-US"/>
+        </w:rPr>
+        <w:t xml:space="preserve"> artisan </w:t>
+      </w:r>
+      <w:proofErr w:type="spellStart"/>
+      <w:proofErr w:type="gramStart"/>
+      <w:r>
+        <w:rPr>
+          <w:lang w:val="en-US"/>
+        </w:rPr>
+        <w:t>db:seed</w:t>
+      </w:r>
+      <w:proofErr w:type="spellEnd"/>
+      <w:proofErr w:type="gramEnd"/>
+      <w:r>
+        <w:rPr>
+          <w:lang w:val="en-US"/>
+        </w:rPr>
+        <w:t xml:space="preserve"> --class=</w:t>
+      </w:r>
+      <w:proofErr w:type="spellStart"/>
+      <w:r>
+        <w:rPr>
+          <w:lang w:val="en-US"/>
+        </w:rPr>
+        <w:t>ProtejoMiMenteEventosSeeder</w:t>
+      </w:r>
+      <w:proofErr w:type="spellEnd"/>
+    </w:p>
+    <w:p>
+      <w:pPr>
+        <w:tabs>
+          <w:tab w:val="left" w:pos="2628"/>
+        </w:tabs>
+        <w:rPr>
+          <w:lang w:val="en-US"/>
+        </w:rPr>
+      </w:pPr>
+      <w:r>
+        <w:rPr>
+          <w:lang w:val="en-US"/>
+        </w:rPr>
+        <w:t xml:space="preserve">php artisan </w:t>
+      </w:r>
+      <w:proofErr w:type="gramStart"/>
+      <w:r>
+        <w:rPr>
+          <w:lang w:val="en-US"/>
+        </w:rPr>
+        <w:t>db:seed</w:t>
+      </w:r>
+      <w:proofErr w:type="gramEnd"/>
+      <w:r>
+        <w:rPr>
+          <w:lang w:val="en-US"/>
+        </w:rPr>
+        <w:t xml:space="preserve"> --class=ProtejoMiMenteEventosSeeder --force</w:t>
+      </w:r>
     </w:p>
     <w:p>
       <w:pPr>

--- a/documentacion/documentacion.docx
+++ b/documentacion/documentacion.docx
@@ -3224,14 +3224,8 @@
         <w:tabs>
           <w:tab w:val="left" w:pos="2628"/>
         </w:tabs>
-        <w:rPr>
-          <w:lang w:val="en-US"/>
-        </w:rPr>
-      </w:pPr>
-      <w:r>
-        <w:rPr>
-          <w:lang w:val="en-US"/>
-        </w:rPr>
+      </w:pPr>
+      <w:r>
         <w:t>CREACION LIVEWIRE</w:t>
       </w:r>
     </w:p>
@@ -3240,19 +3234,83 @@
         <w:tabs>
           <w:tab w:val="left" w:pos="2628"/>
         </w:tabs>
-        <w:rPr>
-          <w:lang w:val="en-US"/>
-        </w:rPr>
-      </w:pPr>
-      <w:proofErr w:type="spellStart"/>
-      <w:r>
-        <w:rPr>
-          <w:lang w:val="en-US"/>
-        </w:rPr>
+      </w:pPr>
+      <w:proofErr w:type="spellStart"/>
+      <w:r>
         <w:t>php</w:t>
       </w:r>
       <w:proofErr w:type="spellEnd"/>
       <w:r>
+        <w:t xml:space="preserve"> </w:t>
+      </w:r>
+      <w:proofErr w:type="spellStart"/>
+      <w:r>
+        <w:t>artisan</w:t>
+      </w:r>
+      <w:proofErr w:type="spellEnd"/>
+      <w:r>
+        <w:t xml:space="preserve"> </w:t>
+      </w:r>
+      <w:proofErr w:type="spellStart"/>
+      <w:proofErr w:type="gramStart"/>
+      <w:r>
+        <w:t>make:livewire</w:t>
+      </w:r>
+      <w:proofErr w:type="spellEnd"/>
+      <w:proofErr w:type="gramEnd"/>
+      <w:r>
+        <w:t xml:space="preserve"> </w:t>
+      </w:r>
+      <w:r>
+        <w:t>Sistema/</w:t>
+      </w:r>
+      <w:proofErr w:type="spellStart"/>
+      <w:r>
+        <w:t>ProtejoMiMente</w:t>
+      </w:r>
+      <w:proofErr w:type="spellEnd"/>
+      <w:r>
+        <w:t>/</w:t>
+      </w:r>
+      <w:proofErr w:type="spellStart"/>
+      <w:r>
+        <w:t>RegistroClasificacionesEvento</w:t>
+      </w:r>
+      <w:proofErr w:type="spellEnd"/>
+      <w:r>
+        <w:t xml:space="preserve"> --</w:t>
+      </w:r>
+      <w:proofErr w:type="spellStart"/>
+      <w:r>
+        <w:t>class</w:t>
+      </w:r>
+      <w:proofErr w:type="spellEnd"/>
+    </w:p>
+    <w:p>
+      <w:pPr>
+        <w:tabs>
+          <w:tab w:val="left" w:pos="2628"/>
+        </w:tabs>
+      </w:pPr>
+    </w:p>
+    <w:p>
+      <w:pPr>
+        <w:tabs>
+          <w:tab w:val="left" w:pos="2628"/>
+        </w:tabs>
+        <w:rPr>
+          <w:lang w:val="en-US"/>
+        </w:rPr>
+      </w:pPr>
+      <w:proofErr w:type="spellStart"/>
+      <w:r>
+        <w:rPr>
+          <w:lang w:val="en-US"/>
+        </w:rPr>
+        <w:t>php</w:t>
+      </w:r>
+      <w:proofErr w:type="spellEnd"/>
+      <w:r>
         <w:rPr>
           <w:lang w:val="en-US"/>
         </w:rPr>
@@ -3272,13 +3330,7 @@
         <w:rPr>
           <w:lang w:val="en-US"/>
         </w:rPr>
-        <w:t xml:space="preserve"> </w:t>
-      </w:r>
-      <w:r>
-        <w:rPr>
-          <w:lang w:val="en-US"/>
-        </w:rPr>
-        <w:t>Sistema/</w:t>
+        <w:t xml:space="preserve"> Sistema/</w:t>
       </w:r>
       <w:proofErr w:type="spellStart"/>
       <w:r>
@@ -3299,524 +3351,676 @@
         <w:rPr>
           <w:lang w:val="en-US"/>
         </w:rPr>
-        <w:t>RegistroJugadores</w:t>
-      </w:r>
-      <w:proofErr w:type="spellEnd"/>
-      <w:r>
-        <w:rPr>
-          <w:lang w:val="en-US"/>
-        </w:rPr>
-        <w:t xml:space="preserve"> </w:t>
-      </w:r>
-      <w:r>
-        <w:rPr>
-          <w:lang w:val="en-US"/>
-        </w:rPr>
-        <w:t>–</w:t>
-      </w:r>
-      <w:r>
-        <w:rPr>
-          <w:lang w:val="en-US"/>
-        </w:rPr>
+        <w:t>RegistroTorneos</w:t>
+      </w:r>
+      <w:proofErr w:type="spellEnd"/>
+      <w:r>
+        <w:rPr>
+          <w:lang w:val="en-US"/>
+        </w:rPr>
+        <w:t xml:space="preserve"> --class</w:t>
+      </w:r>
+    </w:p>
+    <w:p>
+      <w:pPr>
+        <w:tabs>
+          <w:tab w:val="left" w:pos="2628"/>
+        </w:tabs>
+        <w:rPr>
+          <w:lang w:val="en-US"/>
+        </w:rPr>
+      </w:pPr>
+    </w:p>
+    <w:p>
+      <w:pPr>
+        <w:tabs>
+          <w:tab w:val="left" w:pos="2628"/>
+        </w:tabs>
+        <w:rPr>
+          <w:lang w:val="en-US"/>
+        </w:rPr>
+      </w:pPr>
+      <w:proofErr w:type="spellStart"/>
+      <w:r>
+        <w:rPr>
+          <w:lang w:val="en-US"/>
+        </w:rPr>
+        <w:t>php</w:t>
+      </w:r>
+      <w:proofErr w:type="spellEnd"/>
+      <w:r>
+        <w:rPr>
+          <w:lang w:val="en-US"/>
+        </w:rPr>
+        <w:t xml:space="preserve"> artisan </w:t>
+      </w:r>
+      <w:proofErr w:type="spellStart"/>
+      <w:proofErr w:type="gramStart"/>
+      <w:r>
+        <w:rPr>
+          <w:lang w:val="en-US"/>
+        </w:rPr>
+        <w:t>make:livewire</w:t>
+      </w:r>
+      <w:proofErr w:type="spellEnd"/>
+      <w:proofErr w:type="gramEnd"/>
+      <w:r>
+        <w:rPr>
+          <w:lang w:val="en-US"/>
+        </w:rPr>
+        <w:t xml:space="preserve"> Sistema/</w:t>
+      </w:r>
+      <w:proofErr w:type="spellStart"/>
+      <w:r>
+        <w:rPr>
+          <w:lang w:val="en-US"/>
+        </w:rPr>
+        <w:t>ProtejoMiMente</w:t>
+      </w:r>
+      <w:proofErr w:type="spellEnd"/>
+      <w:r>
+        <w:rPr>
+          <w:lang w:val="en-US"/>
+        </w:rPr>
+        <w:t>/</w:t>
+      </w:r>
+      <w:proofErr w:type="spellStart"/>
+      <w:r>
+        <w:rPr>
+          <w:lang w:val="en-US"/>
+        </w:rPr>
+        <w:t>RegistroEquipos</w:t>
+      </w:r>
+      <w:proofErr w:type="spellEnd"/>
+      <w:r>
+        <w:rPr>
+          <w:lang w:val="en-US"/>
+        </w:rPr>
+        <w:t xml:space="preserve"> –class</w:t>
+      </w:r>
+    </w:p>
+    <w:p>
+      <w:pPr>
+        <w:tabs>
+          <w:tab w:val="left" w:pos="2628"/>
+        </w:tabs>
+      </w:pPr>
+      <w:r>
+        <w:t>RegistroRondas</w:t>
+      </w:r>
+    </w:p>
+    <w:p>
+      <w:pPr>
+        <w:tabs>
+          <w:tab w:val="left" w:pos="2628"/>
+        </w:tabs>
+      </w:pPr>
+    </w:p>
+    <w:p>
+      <w:pPr>
+        <w:tabs>
+          <w:tab w:val="left" w:pos="2628"/>
+        </w:tabs>
+      </w:pPr>
+    </w:p>
+    <w:p>
+      <w:pPr>
+        <w:tabs>
+          <w:tab w:val="left" w:pos="2628"/>
+        </w:tabs>
+      </w:pPr>
+      <w:proofErr w:type="spellStart"/>
+      <w:r>
+        <w:t>php</w:t>
+      </w:r>
+      <w:proofErr w:type="spellEnd"/>
+      <w:r>
+        <w:t xml:space="preserve"> </w:t>
+      </w:r>
+      <w:proofErr w:type="spellStart"/>
+      <w:r>
+        <w:t>artisan</w:t>
+      </w:r>
+      <w:proofErr w:type="spellEnd"/>
+      <w:r>
+        <w:t xml:space="preserve"> </w:t>
+      </w:r>
+      <w:proofErr w:type="spellStart"/>
+      <w:proofErr w:type="gramStart"/>
+      <w:r>
+        <w:t>make:livewire</w:t>
+      </w:r>
+      <w:proofErr w:type="spellEnd"/>
+      <w:proofErr w:type="gramEnd"/>
+      <w:r>
+        <w:t xml:space="preserve"> Sistema/</w:t>
+      </w:r>
+      <w:proofErr w:type="spellStart"/>
+      <w:r>
+        <w:t>ProtejoMiMente</w:t>
+      </w:r>
+      <w:proofErr w:type="spellEnd"/>
+      <w:r>
+        <w:t>/RegistroRondas --</w:t>
+      </w:r>
+      <w:proofErr w:type="spellStart"/>
+      <w:r>
         <w:t>class</w:t>
       </w:r>
-    </w:p>
-    <w:p>
-      <w:pPr>
-        <w:tabs>
-          <w:tab w:val="left" w:pos="2628"/>
-        </w:tabs>
-        <w:rPr>
-          <w:lang w:val="en-US"/>
-        </w:rPr>
-      </w:pPr>
-    </w:p>
-    <w:p>
-      <w:pPr>
-        <w:tabs>
-          <w:tab w:val="left" w:pos="2628"/>
-        </w:tabs>
-        <w:rPr>
-          <w:lang w:val="en-US"/>
-        </w:rPr>
-      </w:pPr>
-      <w:proofErr w:type="spellStart"/>
-      <w:r>
-        <w:rPr>
-          <w:lang w:val="en-US"/>
-        </w:rPr>
+      <w:proofErr w:type="spellEnd"/>
+    </w:p>
+    <w:p>
+      <w:pPr>
+        <w:tabs>
+          <w:tab w:val="left" w:pos="2628"/>
+        </w:tabs>
+      </w:pPr>
+      <w:proofErr w:type="spellStart"/>
+      <w:r>
         <w:t>php</w:t>
       </w:r>
       <w:proofErr w:type="spellEnd"/>
       <w:r>
-        <w:rPr>
-          <w:lang w:val="en-US"/>
-        </w:rPr>
-        <w:t xml:space="preserve"> artisan </w:t>
+        <w:t xml:space="preserve"> </w:t>
+      </w:r>
+      <w:proofErr w:type="spellStart"/>
+      <w:r>
+        <w:t>artisan</w:t>
+      </w:r>
+      <w:proofErr w:type="spellEnd"/>
+      <w:r>
+        <w:t xml:space="preserve"> </w:t>
       </w:r>
       <w:proofErr w:type="spellStart"/>
       <w:proofErr w:type="gramStart"/>
       <w:r>
-        <w:rPr>
-          <w:lang w:val="en-US"/>
-        </w:rPr>
         <w:t>make:livewire</w:t>
       </w:r>
       <w:proofErr w:type="spellEnd"/>
       <w:proofErr w:type="gramEnd"/>
       <w:r>
-        <w:rPr>
-          <w:lang w:val="en-US"/>
-        </w:rPr>
         <w:t xml:space="preserve"> Sistema/</w:t>
       </w:r>
       <w:proofErr w:type="spellStart"/>
       <w:r>
-        <w:rPr>
-          <w:lang w:val="en-US"/>
-        </w:rPr>
         <w:t>ProtejoMiMente</w:t>
       </w:r>
       <w:proofErr w:type="spellEnd"/>
       <w:r>
-        <w:rPr>
-          <w:lang w:val="en-US"/>
-        </w:rPr>
         <w:t>/</w:t>
       </w:r>
       <w:proofErr w:type="spellStart"/>
       <w:r>
-        <w:rPr>
-          <w:lang w:val="en-US"/>
-        </w:rPr>
-        <w:t>RegistroTorneos</w:t>
-      </w:r>
-      <w:proofErr w:type="spellEnd"/>
-      <w:r>
-        <w:rPr>
-          <w:lang w:val="en-US"/>
-        </w:rPr>
-        <w:t xml:space="preserve"> --class</w:t>
-      </w:r>
-    </w:p>
-    <w:p>
-      <w:pPr>
-        <w:tabs>
-          <w:tab w:val="left" w:pos="2628"/>
-        </w:tabs>
-        <w:rPr>
-          <w:lang w:val="en-US"/>
-        </w:rPr>
-      </w:pPr>
-    </w:p>
-    <w:p>
-      <w:pPr>
-        <w:tabs>
-          <w:tab w:val="left" w:pos="2628"/>
-        </w:tabs>
-        <w:rPr>
-          <w:lang w:val="en-US"/>
-        </w:rPr>
-      </w:pPr>
-      <w:proofErr w:type="spellStart"/>
-      <w:r>
-        <w:rPr>
-          <w:lang w:val="en-US"/>
-        </w:rPr>
-        <w:t>php</w:t>
-      </w:r>
-      <w:proofErr w:type="spellEnd"/>
-      <w:r>
-        <w:rPr>
-          <w:lang w:val="en-US"/>
-        </w:rPr>
-        <w:t xml:space="preserve"> artisan </w:t>
+        <w:t>RegistroPartidas</w:t>
+      </w:r>
+      <w:proofErr w:type="spellEnd"/>
+      <w:r>
+        <w:t xml:space="preserve"> </w:t>
+      </w:r>
+      <w:r>
+        <w:t>--</w:t>
+      </w:r>
+      <w:proofErr w:type="spellStart"/>
+      <w:r>
+        <w:t>class</w:t>
+      </w:r>
+      <w:proofErr w:type="spellEnd"/>
+    </w:p>
+    <w:p>
+      <w:pPr>
+        <w:tabs>
+          <w:tab w:val="left" w:pos="2628"/>
+        </w:tabs>
+      </w:pPr>
+    </w:p>
+    <w:p>
+      <w:pPr>
+        <w:tabs>
+          <w:tab w:val="left" w:pos="2628"/>
+        </w:tabs>
+      </w:pPr>
+      <w:proofErr w:type="spellStart"/>
+      <w:r>
+        <w:t>RegistroPartidas</w:t>
+      </w:r>
+      <w:proofErr w:type="spellEnd"/>
+    </w:p>
+    <w:p>
+      <w:pPr>
+        <w:tabs>
+          <w:tab w:val="left" w:pos="2628"/>
+        </w:tabs>
+      </w:pPr>
+    </w:p>
+    <w:p>
+      <w:pPr>
+        <w:tabs>
+          <w:tab w:val="left" w:pos="2628"/>
+        </w:tabs>
+      </w:pPr>
+    </w:p>
+    <w:p>
+      <w:pPr>
+        <w:tabs>
+          <w:tab w:val="left" w:pos="2628"/>
+        </w:tabs>
+      </w:pPr>
+    </w:p>
+    <w:p>
+      <w:pPr>
+        <w:tabs>
+          <w:tab w:val="left" w:pos="2628"/>
+        </w:tabs>
+      </w:pPr>
+    </w:p>
+    <w:p>
+      <w:pPr>
+        <w:tabs>
+          <w:tab w:val="left" w:pos="2628"/>
+        </w:tabs>
+      </w:pPr>
+    </w:p>
+    <w:p>
+      <w:pPr>
+        <w:tabs>
+          <w:tab w:val="left" w:pos="2628"/>
+        </w:tabs>
+      </w:pPr>
+    </w:p>
+    <w:p>
+      <w:pPr>
+        <w:tabs>
+          <w:tab w:val="left" w:pos="2628"/>
+        </w:tabs>
+      </w:pPr>
+    </w:p>
+    <w:p>
+      <w:pPr>
+        <w:tabs>
+          <w:tab w:val="left" w:pos="2628"/>
+        </w:tabs>
+      </w:pPr>
+    </w:p>
+    <w:p>
+      <w:pPr>
+        <w:tabs>
+          <w:tab w:val="left" w:pos="2628"/>
+        </w:tabs>
+      </w:pPr>
+      <w:r>
+        <w:t>NUEVOS IDS</w:t>
+      </w:r>
+    </w:p>
+    <w:p>
+      <w:pPr>
+        <w:tabs>
+          <w:tab w:val="left" w:pos="2628"/>
+        </w:tabs>
+      </w:pPr>
+      <w:r>
+        <w:t>TORNEOS:      $table-&gt;</w:t>
       </w:r>
       <w:proofErr w:type="spellStart"/>
       <w:proofErr w:type="gramStart"/>
       <w:r>
-        <w:rPr>
-          <w:lang w:val="en-US"/>
-        </w:rPr>
-        <w:t>make:livewire</w:t>
-      </w:r>
-      <w:proofErr w:type="spellEnd"/>
+        <w:t>enum</w:t>
+      </w:r>
+      <w:proofErr w:type="spellEnd"/>
+      <w:r>
+        <w:t>(</w:t>
+      </w:r>
       <w:proofErr w:type="gramEnd"/>
       <w:r>
-        <w:rPr>
-          <w:lang w:val="en-US"/>
-        </w:rPr>
-        <w:t xml:space="preserve"> Sistema/</w:t>
-      </w:r>
-      <w:proofErr w:type="spellStart"/>
-      <w:r>
-        <w:rPr>
-          <w:lang w:val="en-US"/>
-        </w:rPr>
-        <w:t>ProtejoMiMente</w:t>
-      </w:r>
-      <w:proofErr w:type="spellEnd"/>
-      <w:r>
-        <w:rPr>
-          <w:lang w:val="en-US"/>
-        </w:rPr>
-        <w:t>/</w:t>
-      </w:r>
-      <w:proofErr w:type="spellStart"/>
-      <w:r>
-        <w:rPr>
-          <w:lang w:val="en-US"/>
-        </w:rPr>
-        <w:t>RegistroEquipos</w:t>
-      </w:r>
-      <w:proofErr w:type="spellEnd"/>
-      <w:r>
-        <w:rPr>
-          <w:lang w:val="en-US"/>
-        </w:rPr>
-        <w:t xml:space="preserve"> –class</w:t>
-      </w:r>
-    </w:p>
-    <w:p>
-      <w:pPr>
-        <w:tabs>
-          <w:tab w:val="left" w:pos="2628"/>
-        </w:tabs>
-      </w:pPr>
-      <w:r>
-        <w:t>RegistroRondas</w:t>
-      </w:r>
-    </w:p>
-    <w:p>
-      <w:pPr>
-        <w:tabs>
-          <w:tab w:val="left" w:pos="2628"/>
-        </w:tabs>
-      </w:pPr>
-    </w:p>
-    <w:p>
-      <w:pPr>
-        <w:tabs>
-          <w:tab w:val="left" w:pos="2628"/>
-        </w:tabs>
-      </w:pPr>
-    </w:p>
-    <w:p>
-      <w:pPr>
-        <w:tabs>
-          <w:tab w:val="left" w:pos="2628"/>
-        </w:tabs>
-      </w:pPr>
-      <w:proofErr w:type="spellStart"/>
-      <w:r>
-        <w:t>php</w:t>
-      </w:r>
-      <w:proofErr w:type="spellEnd"/>
-      <w:r>
-        <w:t xml:space="preserve"> </w:t>
-      </w:r>
-      <w:proofErr w:type="spellStart"/>
-      <w:r>
-        <w:t>artisan</w:t>
-      </w:r>
-      <w:proofErr w:type="spellEnd"/>
-      <w:r>
-        <w:t xml:space="preserve"> </w:t>
-      </w:r>
-      <w:proofErr w:type="spellStart"/>
+        <w:t>'estado', ['</w:t>
+      </w:r>
+      <w:proofErr w:type="spellStart"/>
+      <w:r>
+        <w:t>por_realizarse</w:t>
+      </w:r>
+      <w:proofErr w:type="spellEnd"/>
+      <w:r>
+        <w:t>', '</w:t>
+      </w:r>
+      <w:proofErr w:type="spellStart"/>
+      <w:r>
+        <w:t>en_curso</w:t>
+      </w:r>
+      <w:proofErr w:type="spellEnd"/>
+      <w:r>
+        <w:t>', 'finalizado'])</w:t>
+      </w:r>
+    </w:p>
+    <w:p>
+      <w:pPr>
+        <w:tabs>
+          <w:tab w:val="left" w:pos="2628"/>
+        </w:tabs>
+      </w:pPr>
+      <w:r>
+        <w:t>            -&gt;default('</w:t>
+      </w:r>
+      <w:proofErr w:type="spellStart"/>
+      <w:r>
+        <w:t>por_realizarse</w:t>
+      </w:r>
+      <w:proofErr w:type="spellEnd"/>
+      <w:r>
+        <w:t>');</w:t>
+      </w:r>
+    </w:p>
+    <w:p>
+      <w:pPr>
+        <w:tabs>
+          <w:tab w:val="left" w:pos="2628"/>
+        </w:tabs>
+      </w:pPr>
+    </w:p>
+    <w:p>
+      <w:pPr>
+        <w:tabs>
+          <w:tab w:val="left" w:pos="2628"/>
+        </w:tabs>
+      </w:pPr>
+      <w:r>
+        <w:t>TORNEOS J</w:t>
+      </w:r>
+      <w:r>
+        <w:t>UGADORES</w:t>
+      </w:r>
+    </w:p>
+    <w:p>
+      <w:pPr>
+        <w:tabs>
+          <w:tab w:val="left" w:pos="2628"/>
+        </w:tabs>
+      </w:pPr>
+    </w:p>
+    <w:p>
+      <w:pPr>
+        <w:tabs>
+          <w:tab w:val="left" w:pos="2628"/>
+        </w:tabs>
+      </w:pPr>
+      <w:r>
+        <w:t>            $table-&gt;</w:t>
+      </w:r>
+      <w:proofErr w:type="spellStart"/>
+      <w:r>
+        <w:t>foreignId</w:t>
+      </w:r>
+      <w:proofErr w:type="spellEnd"/>
+      <w:r>
+        <w:t>('</w:t>
+      </w:r>
+      <w:proofErr w:type="spellStart"/>
+      <w:r>
+        <w:t>torneo_evento_id</w:t>
+      </w:r>
+      <w:proofErr w:type="spellEnd"/>
+      <w:r>
+        <w:t>')</w:t>
+      </w:r>
+    </w:p>
+    <w:p>
+      <w:pPr>
+        <w:tabs>
+          <w:tab w:val="left" w:pos="2628"/>
+        </w:tabs>
+        <w:rPr>
+          <w:lang w:val="en-US"/>
+        </w:rPr>
+      </w:pPr>
+      <w:r>
+        <w:t xml:space="preserve">            </w:t>
+      </w:r>
+      <w:r>
+        <w:rPr>
+          <w:lang w:val="en-US"/>
+        </w:rPr>
+        <w:t>-&gt;</w:t>
+      </w:r>
       <w:proofErr w:type="gramStart"/>
       <w:r>
-        <w:t>make:livewire</w:t>
-      </w:r>
-      <w:proofErr w:type="spellEnd"/>
+        <w:rPr>
+          <w:lang w:val="en-US"/>
+        </w:rPr>
+        <w:t>nullable(</w:t>
+      </w:r>
       <w:proofErr w:type="gramEnd"/>
       <w:r>
-        <w:t xml:space="preserve"> Sistema/</w:t>
-      </w:r>
-      <w:proofErr w:type="spellStart"/>
-      <w:r>
-        <w:t>ProtejoMiMente</w:t>
-      </w:r>
-      <w:proofErr w:type="spellEnd"/>
-      <w:r>
-        <w:t>/RegistroRondas</w:t>
-      </w:r>
-      <w:r>
-        <w:t xml:space="preserve"> </w:t>
-      </w:r>
-      <w:r>
-        <w:t>--</w:t>
-      </w:r>
-      <w:proofErr w:type="spellStart"/>
-      <w:r>
-        <w:t>class</w:t>
-      </w:r>
-      <w:proofErr w:type="spellEnd"/>
-    </w:p>
-    <w:p>
-      <w:pPr>
-        <w:tabs>
-          <w:tab w:val="left" w:pos="2628"/>
-        </w:tabs>
-      </w:pPr>
-      <w:proofErr w:type="spellStart"/>
-      <w:r>
-        <w:t>php</w:t>
-      </w:r>
-      <w:proofErr w:type="spellEnd"/>
-      <w:r>
-        <w:t xml:space="preserve"> </w:t>
-      </w:r>
-      <w:proofErr w:type="spellStart"/>
-      <w:r>
-        <w:t>artisan</w:t>
-      </w:r>
-      <w:proofErr w:type="spellEnd"/>
-      <w:r>
-        <w:t xml:space="preserve"> </w:t>
-      </w:r>
-      <w:proofErr w:type="spellStart"/>
+        <w:rPr>
+          <w:lang w:val="en-US"/>
+        </w:rPr>
+        <w:t>)</w:t>
+      </w:r>
+    </w:p>
+    <w:p>
+      <w:pPr>
+        <w:tabs>
+          <w:tab w:val="left" w:pos="2628"/>
+        </w:tabs>
+        <w:rPr>
+          <w:lang w:val="en-US"/>
+        </w:rPr>
+      </w:pPr>
+      <w:r>
+        <w:rPr>
+          <w:lang w:val="en-US"/>
+        </w:rPr>
+        <w:t>            -&gt;after('</w:t>
+      </w:r>
+      <w:proofErr w:type="spellStart"/>
+      <w:r>
+        <w:rPr>
+          <w:lang w:val="en-US"/>
+        </w:rPr>
+        <w:t>torneo_id</w:t>
+      </w:r>
+      <w:proofErr w:type="spellEnd"/>
+      <w:r>
+        <w:rPr>
+          <w:lang w:val="en-US"/>
+        </w:rPr>
+        <w:t>')</w:t>
+      </w:r>
+    </w:p>
+    <w:p>
+      <w:pPr>
+        <w:tabs>
+          <w:tab w:val="left" w:pos="2628"/>
+        </w:tabs>
+        <w:rPr>
+          <w:lang w:val="en-US"/>
+        </w:rPr>
+      </w:pPr>
+      <w:r>
+        <w:rPr>
+          <w:lang w:val="en-US"/>
+        </w:rPr>
+        <w:t>            -&gt;constrained('</w:t>
+      </w:r>
+      <w:proofErr w:type="spellStart"/>
+      <w:r>
+        <w:rPr>
+          <w:lang w:val="en-US"/>
+        </w:rPr>
+        <w:t>torneo_eventos</w:t>
+      </w:r>
+      <w:proofErr w:type="spellEnd"/>
+      <w:r>
+        <w:rPr>
+          <w:lang w:val="en-US"/>
+        </w:rPr>
+        <w:t>')</w:t>
+      </w:r>
+    </w:p>
+    <w:p>
+      <w:pPr>
+        <w:tabs>
+          <w:tab w:val="left" w:pos="2628"/>
+        </w:tabs>
+        <w:rPr>
+          <w:lang w:val="en-US"/>
+        </w:rPr>
+      </w:pPr>
+      <w:r>
+        <w:rPr>
+          <w:lang w:val="en-US"/>
+        </w:rPr>
+        <w:t xml:space="preserve">            </w:t>
+      </w:r>
+      <w:r>
+        <w:rPr>
+          <w:lang w:val="en-US"/>
+        </w:rPr>
+        <w:t>-&gt;</w:t>
+      </w:r>
+      <w:proofErr w:type="spellStart"/>
+      <w:r>
+        <w:rPr>
+          <w:lang w:val="en-US"/>
+        </w:rPr>
+        <w:t>onDelete</w:t>
+      </w:r>
+      <w:proofErr w:type="spellEnd"/>
+      <w:r>
+        <w:rPr>
+          <w:lang w:val="en-US"/>
+        </w:rPr>
+        <w:t>('cascade');</w:t>
+      </w:r>
+    </w:p>
+    <w:p>
+      <w:pPr>
+        <w:tabs>
+          <w:tab w:val="left" w:pos="2628"/>
+        </w:tabs>
+        <w:rPr>
+          <w:lang w:val="en-US"/>
+        </w:rPr>
+      </w:pPr>
+    </w:p>
+    <w:p>
+      <w:pPr>
+        <w:tabs>
+          <w:tab w:val="left" w:pos="2628"/>
+        </w:tabs>
+        <w:rPr>
+          <w:lang w:val="en-US"/>
+        </w:rPr>
+      </w:pPr>
+      <w:r>
+        <w:rPr>
+          <w:lang w:val="en-US"/>
+        </w:rPr>
+        <w:t>RESULTADOS INDIVIDUALES</w:t>
+      </w:r>
+    </w:p>
+    <w:p>
+      <w:pPr>
+        <w:tabs>
+          <w:tab w:val="left" w:pos="2628"/>
+        </w:tabs>
+        <w:rPr>
+          <w:lang w:val="en-US"/>
+        </w:rPr>
+      </w:pPr>
+    </w:p>
+    <w:p>
+      <w:pPr>
+        <w:tabs>
+          <w:tab w:val="left" w:pos="2628"/>
+        </w:tabs>
+        <w:rPr>
+          <w:lang w:val="en-US"/>
+        </w:rPr>
+      </w:pPr>
+      <w:r>
+        <w:rPr>
+          <w:lang w:val="en-US"/>
+        </w:rPr>
+        <w:t> $table-&gt;</w:t>
+      </w:r>
+      <w:proofErr w:type="spellStart"/>
+      <w:r>
+        <w:rPr>
+          <w:lang w:val="en-US"/>
+        </w:rPr>
+        <w:t>foreignId</w:t>
+      </w:r>
+      <w:proofErr w:type="spellEnd"/>
+      <w:r>
+        <w:rPr>
+          <w:lang w:val="en-US"/>
+        </w:rPr>
+        <w:t>('</w:t>
+      </w:r>
+      <w:proofErr w:type="spellStart"/>
+      <w:r>
+        <w:rPr>
+          <w:lang w:val="en-US"/>
+        </w:rPr>
+        <w:t>torneo_evento_id</w:t>
+      </w:r>
+      <w:proofErr w:type="spellEnd"/>
+      <w:r>
+        <w:rPr>
+          <w:lang w:val="en-US"/>
+        </w:rPr>
+        <w:t>')</w:t>
+      </w:r>
+    </w:p>
+    <w:p>
+      <w:pPr>
+        <w:tabs>
+          <w:tab w:val="left" w:pos="2628"/>
+        </w:tabs>
+        <w:rPr>
+          <w:lang w:val="en-US"/>
+        </w:rPr>
+      </w:pPr>
+      <w:r>
+        <w:rPr>
+          <w:lang w:val="en-US"/>
+        </w:rPr>
+        <w:t>            -&gt;</w:t>
+      </w:r>
       <w:proofErr w:type="gramStart"/>
       <w:r>
-        <w:t>make:livewire</w:t>
-      </w:r>
-      <w:proofErr w:type="spellEnd"/>
+        <w:rPr>
+          <w:lang w:val="en-US"/>
+        </w:rPr>
+        <w:t>nullable(</w:t>
+      </w:r>
       <w:proofErr w:type="gramEnd"/>
       <w:r>
-        <w:t xml:space="preserve"> Sistema/</w:t>
-      </w:r>
-      <w:proofErr w:type="spellStart"/>
-      <w:r>
-        <w:t>ProtejoMiMente</w:t>
-      </w:r>
-      <w:proofErr w:type="spellEnd"/>
-      <w:r>
-        <w:t>/</w:t>
-      </w:r>
-      <w:proofErr w:type="spellStart"/>
-      <w:r>
-        <w:t>RegistroPartidas</w:t>
-      </w:r>
-      <w:proofErr w:type="spellEnd"/>
-      <w:r>
-        <w:t xml:space="preserve"> </w:t>
-      </w:r>
-      <w:r>
-        <w:t>--</w:t>
-      </w:r>
-      <w:proofErr w:type="spellStart"/>
-      <w:r>
-        <w:t>class</w:t>
-      </w:r>
-      <w:proofErr w:type="spellEnd"/>
-    </w:p>
-    <w:p>
-      <w:pPr>
-        <w:tabs>
-          <w:tab w:val="left" w:pos="2628"/>
-        </w:tabs>
-      </w:pPr>
-    </w:p>
-    <w:p>
-      <w:pPr>
-        <w:tabs>
-          <w:tab w:val="left" w:pos="2628"/>
-        </w:tabs>
-      </w:pPr>
-      <w:proofErr w:type="spellStart"/>
-      <w:r>
-        <w:t>RegistroPartidas</w:t>
-      </w:r>
-      <w:proofErr w:type="spellEnd"/>
-    </w:p>
-    <w:p>
-      <w:pPr>
-        <w:tabs>
-          <w:tab w:val="left" w:pos="2628"/>
-        </w:tabs>
-      </w:pPr>
-    </w:p>
-    <w:p>
-      <w:pPr>
-        <w:tabs>
-          <w:tab w:val="left" w:pos="2628"/>
-        </w:tabs>
-      </w:pPr>
-    </w:p>
-    <w:p>
-      <w:pPr>
-        <w:tabs>
-          <w:tab w:val="left" w:pos="2628"/>
-        </w:tabs>
-      </w:pPr>
-    </w:p>
-    <w:p>
-      <w:pPr>
-        <w:tabs>
-          <w:tab w:val="left" w:pos="2628"/>
-        </w:tabs>
-      </w:pPr>
-    </w:p>
-    <w:p>
-      <w:pPr>
-        <w:tabs>
-          <w:tab w:val="left" w:pos="2628"/>
-        </w:tabs>
-      </w:pPr>
-    </w:p>
-    <w:p>
-      <w:pPr>
-        <w:tabs>
-          <w:tab w:val="left" w:pos="2628"/>
-        </w:tabs>
-      </w:pPr>
-    </w:p>
-    <w:p>
-      <w:pPr>
-        <w:tabs>
-          <w:tab w:val="left" w:pos="2628"/>
-        </w:tabs>
-      </w:pPr>
-    </w:p>
-    <w:p>
-      <w:pPr>
-        <w:tabs>
-          <w:tab w:val="left" w:pos="2628"/>
-        </w:tabs>
-      </w:pPr>
-    </w:p>
-    <w:p>
-      <w:pPr>
-        <w:tabs>
-          <w:tab w:val="left" w:pos="2628"/>
-        </w:tabs>
-      </w:pPr>
-      <w:r>
-        <w:t>NUEVOS IDS</w:t>
-      </w:r>
-    </w:p>
-    <w:p>
-      <w:pPr>
-        <w:tabs>
-          <w:tab w:val="left" w:pos="2628"/>
-        </w:tabs>
-      </w:pPr>
-      <w:r>
-        <w:t xml:space="preserve">TORNEOS: </w:t>
-      </w:r>
-      <w:r>
-        <w:t>     $table-&gt;</w:t>
-      </w:r>
-      <w:proofErr w:type="spellStart"/>
-      <w:proofErr w:type="gramStart"/>
-      <w:r>
-        <w:t>enum</w:t>
-      </w:r>
-      <w:proofErr w:type="spellEnd"/>
-      <w:r>
-        <w:t>(</w:t>
-      </w:r>
-      <w:proofErr w:type="gramEnd"/>
-      <w:r>
-        <w:t>'estado', ['</w:t>
-      </w:r>
-      <w:proofErr w:type="spellStart"/>
-      <w:r>
-        <w:t>por_realizarse</w:t>
-      </w:r>
-      <w:proofErr w:type="spellEnd"/>
-      <w:r>
-        <w:t>', '</w:t>
-      </w:r>
-      <w:proofErr w:type="spellStart"/>
-      <w:r>
-        <w:t>en_curso</w:t>
-      </w:r>
-      <w:proofErr w:type="spellEnd"/>
-      <w:r>
-        <w:t>', 'finalizado'])</w:t>
-      </w:r>
-    </w:p>
-    <w:p>
-      <w:pPr>
-        <w:tabs>
-          <w:tab w:val="left" w:pos="2628"/>
-        </w:tabs>
-      </w:pPr>
-      <w:r>
-        <w:t>            -&gt;default('</w:t>
-      </w:r>
-      <w:proofErr w:type="spellStart"/>
-      <w:r>
-        <w:t>por_realizarse</w:t>
-      </w:r>
-      <w:proofErr w:type="spellEnd"/>
-      <w:r>
-        <w:t>');</w:t>
-      </w:r>
-    </w:p>
-    <w:p>
-      <w:pPr>
-        <w:tabs>
-          <w:tab w:val="left" w:pos="2628"/>
-        </w:tabs>
-      </w:pPr>
-    </w:p>
-    <w:p>
-      <w:pPr>
-        <w:tabs>
-          <w:tab w:val="left" w:pos="2628"/>
-        </w:tabs>
-      </w:pPr>
-      <w:r>
-        <w:t>TORNEOS J</w:t>
-      </w:r>
-      <w:r>
-        <w:t>UGADORES</w:t>
-      </w:r>
-    </w:p>
-    <w:p>
-      <w:pPr>
-        <w:tabs>
-          <w:tab w:val="left" w:pos="2628"/>
-        </w:tabs>
-      </w:pPr>
-    </w:p>
-    <w:p>
-      <w:pPr>
-        <w:tabs>
-          <w:tab w:val="left" w:pos="2628"/>
-        </w:tabs>
-        <w:rPr>
-          <w:lang w:val="en-US"/>
-        </w:rPr>
-      </w:pPr>
-      <w:r>
-        <w:rPr>
-          <w:lang w:val="en-US"/>
-        </w:rPr>
-        <w:t>            $table-&gt;</w:t>
-      </w:r>
-      <w:proofErr w:type="spellStart"/>
-      <w:r>
-        <w:rPr>
-          <w:lang w:val="en-US"/>
-        </w:rPr>
-        <w:t>foreignId</w:t>
-      </w:r>
-      <w:proofErr w:type="spellEnd"/>
-      <w:r>
-        <w:rPr>
-          <w:lang w:val="en-US"/>
-        </w:rPr>
-        <w:t>('</w:t>
-      </w:r>
-      <w:proofErr w:type="spellStart"/>
-      <w:r>
-        <w:rPr>
-          <w:lang w:val="en-US"/>
-        </w:rPr>
-        <w:t>torneo_evento_id</w:t>
+        <w:rPr>
+          <w:lang w:val="en-US"/>
+        </w:rPr>
+        <w:t>)</w:t>
+      </w:r>
+    </w:p>
+    <w:p>
+      <w:pPr>
+        <w:tabs>
+          <w:tab w:val="left" w:pos="2628"/>
+        </w:tabs>
+        <w:rPr>
+          <w:lang w:val="en-US"/>
+        </w:rPr>
+      </w:pPr>
+      <w:r>
+        <w:rPr>
+          <w:lang w:val="en-US"/>
+        </w:rPr>
+        <w:t>            -&gt;after('</w:t>
+      </w:r>
+      <w:proofErr w:type="spellStart"/>
+      <w:r>
+        <w:rPr>
+          <w:lang w:val="en-US"/>
+        </w:rPr>
+        <w:t>torneo_id</w:t>
       </w:r>
       <w:proofErr w:type="spellEnd"/>
       <w:r>
@@ -3839,44 +4043,14 @@
         <w:rPr>
           <w:lang w:val="en-US"/>
         </w:rPr>
-        <w:t>            -&gt;</w:t>
-      </w:r>
-      <w:proofErr w:type="gramStart"/>
-      <w:r>
-        <w:rPr>
-          <w:lang w:val="en-US"/>
-        </w:rPr>
-        <w:t>nullable(</w:t>
-      </w:r>
-      <w:proofErr w:type="gramEnd"/>
-      <w:r>
-        <w:rPr>
-          <w:lang w:val="en-US"/>
-        </w:rPr>
-        <w:t>)</w:t>
-      </w:r>
-    </w:p>
-    <w:p>
-      <w:pPr>
-        <w:tabs>
-          <w:tab w:val="left" w:pos="2628"/>
-        </w:tabs>
-        <w:rPr>
-          <w:lang w:val="en-US"/>
-        </w:rPr>
-      </w:pPr>
-      <w:r>
-        <w:rPr>
-          <w:lang w:val="en-US"/>
-        </w:rPr>
-        <w:t>            -&gt;after('</w:t>
-      </w:r>
-      <w:proofErr w:type="spellStart"/>
-      <w:r>
-        <w:rPr>
-          <w:lang w:val="en-US"/>
-        </w:rPr>
-        <w:t>torneo_id</w:t>
+        <w:t>            -&gt;constrained('</w:t>
+      </w:r>
+      <w:proofErr w:type="spellStart"/>
+      <w:r>
+        <w:rPr>
+          <w:lang w:val="en-US"/>
+        </w:rPr>
+        <w:t>torneo_eventos</w:t>
       </w:r>
       <w:proofErr w:type="spellEnd"/>
       <w:r>
@@ -3899,44 +4073,26 @@
         <w:rPr>
           <w:lang w:val="en-US"/>
         </w:rPr>
-        <w:t>            -&gt;constrained('</w:t>
-      </w:r>
-      <w:proofErr w:type="spellStart"/>
-      <w:r>
-        <w:rPr>
-          <w:lang w:val="en-US"/>
-        </w:rPr>
-        <w:t>torneo_eventos</w:t>
-      </w:r>
-      <w:proofErr w:type="spellEnd"/>
-      <w:r>
-        <w:rPr>
-          <w:lang w:val="en-US"/>
-        </w:rPr>
-        <w:t>')</w:t>
-      </w:r>
-    </w:p>
-    <w:p>
-      <w:pPr>
-        <w:tabs>
-          <w:tab w:val="left" w:pos="2628"/>
-        </w:tabs>
-      </w:pPr>
-      <w:r>
-        <w:rPr>
-          <w:lang w:val="en-US"/>
-        </w:rPr>
         <w:t xml:space="preserve">            </w:t>
       </w:r>
       <w:r>
+        <w:rPr>
+          <w:lang w:val="en-US"/>
+        </w:rPr>
         <w:t>-&gt;</w:t>
       </w:r>
       <w:proofErr w:type="spellStart"/>
       <w:r>
+        <w:rPr>
+          <w:lang w:val="en-US"/>
+        </w:rPr>
         <w:t>onDelete</w:t>
       </w:r>
       <w:proofErr w:type="spellEnd"/>
       <w:r>
+        <w:rPr>
+          <w:lang w:val="en-US"/>
+        </w:rPr>
         <w:t>('cascade');</w:t>
       </w:r>
     </w:p>
@@ -3945,236 +4101,65 @@
         <w:tabs>
           <w:tab w:val="left" w:pos="2628"/>
         </w:tabs>
-      </w:pPr>
-    </w:p>
-    <w:p>
-      <w:pPr>
-        <w:tabs>
-          <w:tab w:val="left" w:pos="2628"/>
-        </w:tabs>
-        <w:rPr>
-          <w:lang w:val="en-US"/>
-        </w:rPr>
-      </w:pPr>
-      <w:r>
-        <w:rPr>
-          <w:lang w:val="en-US"/>
-        </w:rPr>
-        <w:t>RESULTADOS INDIVIDUALES</w:t>
-      </w:r>
-    </w:p>
-    <w:p>
-      <w:pPr>
-        <w:tabs>
-          <w:tab w:val="left" w:pos="2628"/>
-        </w:tabs>
-        <w:rPr>
-          <w:lang w:val="en-US"/>
-        </w:rPr>
-      </w:pPr>
-    </w:p>
-    <w:p>
-      <w:pPr>
-        <w:tabs>
-          <w:tab w:val="left" w:pos="2628"/>
-        </w:tabs>
-        <w:rPr>
-          <w:lang w:val="en-US"/>
-        </w:rPr>
-      </w:pPr>
-      <w:r>
-        <w:rPr>
-          <w:lang w:val="en-US"/>
-        </w:rPr>
-        <w:t> $table-&gt;</w:t>
-      </w:r>
-      <w:proofErr w:type="spellStart"/>
-      <w:r>
-        <w:rPr>
-          <w:lang w:val="en-US"/>
-        </w:rPr>
-        <w:t>foreignId</w:t>
-      </w:r>
-      <w:proofErr w:type="spellEnd"/>
-      <w:r>
-        <w:rPr>
-          <w:lang w:val="en-US"/>
-        </w:rPr>
-        <w:t>('</w:t>
-      </w:r>
-      <w:proofErr w:type="spellStart"/>
-      <w:r>
-        <w:rPr>
-          <w:lang w:val="en-US"/>
-        </w:rPr>
-        <w:t>torneo_evento_id</w:t>
-      </w:r>
-      <w:proofErr w:type="spellEnd"/>
-      <w:r>
-        <w:rPr>
-          <w:lang w:val="en-US"/>
-        </w:rPr>
-        <w:t>')</w:t>
-      </w:r>
-    </w:p>
-    <w:p>
-      <w:pPr>
-        <w:tabs>
-          <w:tab w:val="left" w:pos="2628"/>
-        </w:tabs>
-        <w:rPr>
-          <w:lang w:val="en-US"/>
-        </w:rPr>
-      </w:pPr>
-      <w:r>
-        <w:rPr>
-          <w:lang w:val="en-US"/>
-        </w:rPr>
-        <w:t>            -&gt;</w:t>
-      </w:r>
-      <w:proofErr w:type="gramStart"/>
-      <w:r>
-        <w:rPr>
-          <w:lang w:val="en-US"/>
-        </w:rPr>
-        <w:t>nullable(</w:t>
-      </w:r>
-      <w:proofErr w:type="gramEnd"/>
-      <w:r>
-        <w:rPr>
-          <w:lang w:val="en-US"/>
-        </w:rPr>
-        <w:t>)</w:t>
-      </w:r>
-    </w:p>
-    <w:p>
-      <w:pPr>
-        <w:tabs>
-          <w:tab w:val="left" w:pos="2628"/>
-        </w:tabs>
-        <w:rPr>
-          <w:lang w:val="en-US"/>
-        </w:rPr>
-      </w:pPr>
-      <w:r>
-        <w:rPr>
-          <w:lang w:val="en-US"/>
-        </w:rPr>
-        <w:t>            -&gt;after('</w:t>
-      </w:r>
-      <w:proofErr w:type="spellStart"/>
-      <w:r>
-        <w:rPr>
-          <w:lang w:val="en-US"/>
-        </w:rPr>
-        <w:t>torneo_id</w:t>
-      </w:r>
-      <w:proofErr w:type="spellEnd"/>
-      <w:r>
-        <w:rPr>
-          <w:lang w:val="en-US"/>
-        </w:rPr>
-        <w:t>')</w:t>
-      </w:r>
-    </w:p>
-    <w:p>
-      <w:pPr>
-        <w:tabs>
-          <w:tab w:val="left" w:pos="2628"/>
-        </w:tabs>
-        <w:rPr>
-          <w:lang w:val="en-US"/>
-        </w:rPr>
-      </w:pPr>
-      <w:r>
-        <w:rPr>
-          <w:lang w:val="en-US"/>
-        </w:rPr>
-        <w:t>            -&gt;constrained('</w:t>
-      </w:r>
-      <w:proofErr w:type="spellStart"/>
-      <w:r>
-        <w:rPr>
-          <w:lang w:val="en-US"/>
-        </w:rPr>
-        <w:t>torneo_eventos</w:t>
-      </w:r>
-      <w:proofErr w:type="spellEnd"/>
-      <w:r>
-        <w:rPr>
-          <w:lang w:val="en-US"/>
-        </w:rPr>
-        <w:t>')</w:t>
-      </w:r>
-    </w:p>
-    <w:p>
-      <w:pPr>
-        <w:tabs>
-          <w:tab w:val="left" w:pos="2628"/>
-        </w:tabs>
-      </w:pPr>
-      <w:r>
-        <w:rPr>
-          <w:lang w:val="en-US"/>
-        </w:rPr>
-        <w:t xml:space="preserve">            </w:t>
-      </w:r>
-      <w:r>
-        <w:t>-&gt;</w:t>
-      </w:r>
-      <w:proofErr w:type="spellStart"/>
-      <w:r>
-        <w:t>onDelete</w:t>
-      </w:r>
-      <w:proofErr w:type="spellEnd"/>
-      <w:r>
-        <w:t>('cascade');</w:t>
-      </w:r>
-    </w:p>
-    <w:p>
-      <w:pPr>
-        <w:tabs>
-          <w:tab w:val="left" w:pos="2628"/>
-        </w:tabs>
-      </w:pPr>
-    </w:p>
-    <w:p>
-      <w:pPr>
-        <w:tabs>
-          <w:tab w:val="left" w:pos="2628"/>
-        </w:tabs>
-      </w:pPr>
-    </w:p>
-    <w:p>
-      <w:pPr>
-        <w:tabs>
-          <w:tab w:val="left" w:pos="2628"/>
-        </w:tabs>
-      </w:pPr>
-    </w:p>
-    <w:p>
-      <w:pPr>
-        <w:tabs>
-          <w:tab w:val="left" w:pos="2628"/>
-        </w:tabs>
-      </w:pPr>
-    </w:p>
-    <w:p>
-      <w:pPr>
-        <w:tabs>
-          <w:tab w:val="left" w:pos="2628"/>
-        </w:tabs>
-      </w:pPr>
-    </w:p>
-    <w:p>
-      <w:pPr>
-        <w:tabs>
-          <w:tab w:val="left" w:pos="2628"/>
-        </w:tabs>
-      </w:pPr>
-      <w:proofErr w:type="spellStart"/>
-      <w:r>
-        <w:lastRenderedPageBreak/>
+        <w:rPr>
+          <w:lang w:val="en-US"/>
+        </w:rPr>
+      </w:pPr>
+    </w:p>
+    <w:p>
+      <w:pPr>
+        <w:tabs>
+          <w:tab w:val="left" w:pos="2628"/>
+        </w:tabs>
+        <w:rPr>
+          <w:lang w:val="en-US"/>
+        </w:rPr>
+      </w:pPr>
+    </w:p>
+    <w:p>
+      <w:pPr>
+        <w:tabs>
+          <w:tab w:val="left" w:pos="2628"/>
+        </w:tabs>
+        <w:rPr>
+          <w:lang w:val="en-US"/>
+        </w:rPr>
+      </w:pPr>
+    </w:p>
+    <w:p>
+      <w:pPr>
+        <w:tabs>
+          <w:tab w:val="left" w:pos="2628"/>
+        </w:tabs>
+        <w:rPr>
+          <w:lang w:val="en-US"/>
+        </w:rPr>
+      </w:pPr>
+    </w:p>
+    <w:p>
+      <w:pPr>
+        <w:tabs>
+          <w:tab w:val="left" w:pos="2628"/>
+        </w:tabs>
+        <w:rPr>
+          <w:lang w:val="en-US"/>
+        </w:rPr>
+      </w:pPr>
+    </w:p>
+    <w:p>
+      <w:pPr>
+        <w:tabs>
+          <w:tab w:val="left" w:pos="2628"/>
+        </w:tabs>
+        <w:rPr>
+          <w:lang w:val="en-US"/>
+        </w:rPr>
+      </w:pPr>
+      <w:proofErr w:type="spellStart"/>
+      <w:r>
+        <w:rPr>
+          <w:lang w:val="en-US"/>
+        </w:rPr>
         <w:t>Torneos_jugadores</w:t>
       </w:r>
       <w:proofErr w:type="spellEnd"/>
@@ -4700,6 +4685,9 @@
         <w:tabs>
           <w:tab w:val="left" w:pos="2628"/>
         </w:tabs>
+        <w:rPr>
+          <w:lang w:val="en-US"/>
+        </w:rPr>
       </w:pPr>
       <w:r>
         <w:rPr>
@@ -4708,37 +4696,61 @@
         <w:t xml:space="preserve">                </w:t>
       </w:r>
       <w:r>
-        <w:t>-&gt;</w:t>
-      </w:r>
-      <w:proofErr w:type="spellStart"/>
-      <w:r>
-        <w:t>constrained</w:t>
-      </w:r>
-      <w:proofErr w:type="spellEnd"/>
-      <w:r>
-        <w:t>('jugadores')</w:t>
-      </w:r>
-    </w:p>
-    <w:p>
-      <w:pPr>
-        <w:tabs>
-          <w:tab w:val="left" w:pos="2628"/>
-        </w:tabs>
-      </w:pPr>
-      <w:r>
+        <w:rPr>
+          <w:lang w:val="en-US"/>
+        </w:rPr>
+        <w:t>-&gt;constrained('</w:t>
+      </w:r>
+      <w:proofErr w:type="spellStart"/>
+      <w:r>
+        <w:rPr>
+          <w:lang w:val="en-US"/>
+        </w:rPr>
+        <w:t>jugadores</w:t>
+      </w:r>
+      <w:proofErr w:type="spellEnd"/>
+      <w:r>
+        <w:rPr>
+          <w:lang w:val="en-US"/>
+        </w:rPr>
+        <w:t>')</w:t>
+      </w:r>
+    </w:p>
+    <w:p>
+      <w:pPr>
+        <w:tabs>
+          <w:tab w:val="left" w:pos="2628"/>
+        </w:tabs>
+        <w:rPr>
+          <w:lang w:val="en-US"/>
+        </w:rPr>
+      </w:pPr>
+      <w:r>
+        <w:rPr>
+          <w:lang w:val="en-US"/>
+        </w:rPr>
         <w:t>                -&gt;</w:t>
       </w:r>
       <w:proofErr w:type="spellStart"/>
       <w:proofErr w:type="gramStart"/>
       <w:r>
+        <w:rPr>
+          <w:lang w:val="en-US"/>
+        </w:rPr>
         <w:t>cascadeOnDelete</w:t>
       </w:r>
       <w:proofErr w:type="spellEnd"/>
       <w:r>
+        <w:rPr>
+          <w:lang w:val="en-US"/>
+        </w:rPr>
         <w:t>(</w:t>
       </w:r>
       <w:proofErr w:type="gramEnd"/>
       <w:r>
+        <w:rPr>
+          <w:lang w:val="en-US"/>
+        </w:rPr>
         <w:t>);</w:t>
       </w:r>
     </w:p>
@@ -4747,19 +4759,24 @@
         <w:tabs>
           <w:tab w:val="left" w:pos="2628"/>
         </w:tabs>
-      </w:pPr>
-    </w:p>
-    <w:p>
-      <w:pPr>
-        <w:tabs>
-          <w:tab w:val="left" w:pos="2628"/>
-        </w:tabs>
-        <w:rPr>
-          <w:lang w:val="en-US"/>
-        </w:rPr>
-      </w:pPr>
-      <w:r>
-        <w:lastRenderedPageBreak/>
+        <w:rPr>
+          <w:lang w:val="en-US"/>
+        </w:rPr>
+      </w:pPr>
+    </w:p>
+    <w:p>
+      <w:pPr>
+        <w:tabs>
+          <w:tab w:val="left" w:pos="2628"/>
+        </w:tabs>
+        <w:rPr>
+          <w:lang w:val="en-US"/>
+        </w:rPr>
+      </w:pPr>
+      <w:r>
+        <w:rPr>
+          <w:lang w:val="en-US"/>
+        </w:rPr>
         <w:t xml:space="preserve">            </w:t>
       </w:r>
       <w:r>
@@ -5372,14 +5389,21 @@
         <w:tabs>
           <w:tab w:val="left" w:pos="2628"/>
         </w:tabs>
-      </w:pPr>
-      <w:r>
-        <w:rPr>
-          <w:lang w:val="en-US"/>
-        </w:rPr>
+        <w:rPr>
+          <w:lang w:val="en-US"/>
+        </w:rPr>
+      </w:pPr>
+      <w:r>
+        <w:rPr>
+          <w:lang w:val="en-US"/>
+        </w:rPr>
+        <w:lastRenderedPageBreak/>
         <w:t xml:space="preserve">    </w:t>
       </w:r>
       <w:r>
+        <w:rPr>
+          <w:lang w:val="en-US"/>
+        </w:rPr>
         <w:t>{</w:t>
       </w:r>
     </w:p>
@@ -5390,7 +5414,9 @@
         </w:tabs>
       </w:pPr>
       <w:r>
-        <w:lastRenderedPageBreak/>
+        <w:rPr>
+          <w:lang w:val="en-US"/>
+        </w:rPr>
         <w:t xml:space="preserve">        </w:t>
       </w:r>
       <w:proofErr w:type="gramStart"/>
@@ -5883,6 +5909,7 @@
         </w:tabs>
       </w:pPr>
       <w:r>
+        <w:lastRenderedPageBreak/>
         <w:t>                -&gt;</w:t>
       </w:r>
       <w:proofErr w:type="spellStart"/>
@@ -6555,6 +6582,7 @@
         <w:rPr>
           <w:lang w:val="en-US"/>
         </w:rPr>
+        <w:lastRenderedPageBreak/>
         <w:t xml:space="preserve">    </w:t>
       </w:r>
       <w:r>
@@ -6577,7 +6605,6 @@
         <w:rPr>
           <w:lang w:val="en-US"/>
         </w:rPr>
-        <w:lastRenderedPageBreak/>
         <w:t>};</w:t>
       </w:r>
     </w:p>
@@ -6700,13 +6727,54 @@
       </w:r>
     </w:p>
     <w:p>
-      <w:pPr>
-        <w:tabs>
-          <w:tab w:val="left" w:pos="2628"/>
-        </w:tabs>
-        <w:rPr>
-          <w:lang w:val="en-US"/>
-        </w:rPr>
+      <w:proofErr w:type="spellStart"/>
+      <w:r>
+        <w:t>php</w:t>
+      </w:r>
+      <w:proofErr w:type="spellEnd"/>
+      <w:r>
+        <w:t xml:space="preserve"> </w:t>
+      </w:r>
+      <w:proofErr w:type="spellStart"/>
+      <w:r>
+        <w:t>artisan</w:t>
+      </w:r>
+      <w:proofErr w:type="spellEnd"/>
+      <w:r>
+        <w:t xml:space="preserve"> </w:t>
+      </w:r>
+      <w:proofErr w:type="spellStart"/>
+      <w:proofErr w:type="gramStart"/>
+      <w:r>
+        <w:t>make:livewire</w:t>
+      </w:r>
+      <w:proofErr w:type="spellEnd"/>
+      <w:proofErr w:type="gramEnd"/>
+      <w:r>
+        <w:t xml:space="preserve"> </w:t>
+      </w:r>
+      <w:proofErr w:type="spellStart"/>
+      <w:r>
+        <w:t>DesarrolloSocial</w:t>
+      </w:r>
+      <w:proofErr w:type="spellEnd"/>
+      <w:r>
+        <w:t>/</w:t>
+      </w:r>
+      <w:proofErr w:type="spellStart"/>
+      <w:r>
+        <w:t>ConstanciaResidencia</w:t>
+      </w:r>
+      <w:proofErr w:type="spellEnd"/>
+      <w:r>
+        <w:t>/Formulario</w:t>
+      </w:r>
+    </w:p>
+    <w:p>
+      <w:pPr>
+        <w:tabs>
+          <w:tab w:val="left" w:pos="2628"/>
+        </w:tabs>
       </w:pPr>
     </w:p>
     <w:sectPr>
